--- a/00-首页/题组Word/初赛模拟卷/真题版式/初赛模拟卷IV（非有机·学生版·真题版式）.docx
+++ b/00-首页/题组Word/初赛模拟卷/真题版式/初赛模拟卷IV（非有机·学生版·真题版式）.docx
@@ -9,7 +9,7 @@
       </w:pPr>
       <w:r>
         <w:rPr>
-          <w:rFonts w:hint="eastAsia"/>
+          <w:rFonts w:ascii="Times New Roman" w:hAnsi="Times New Roman" w:cs="Times New Roman" w:eastAsia="SimSun"/>
         </w:rPr>
         <w:t xml:space="preserve">初赛模拟卷</w:t>
       </w:r>
@@ -18,7 +18,7 @@
       </w:r>
       <w:r>
         <w:rPr>
-          <w:rFonts w:hint="eastAsia"/>
+          <w:rFonts w:ascii="Times New Roman" w:hAnsi="Times New Roman" w:cs="Times New Roman" w:eastAsia="SimSun"/>
         </w:rPr>
         <w:t xml:space="preserve">IV（非有机）</w:t>
       </w:r>
@@ -30,7 +30,7 @@
       </w:pPr>
       <w:r>
         <w:rPr>
-          <w:rFonts w:hint="eastAsia"/>
+          <w:rFonts w:ascii="Times New Roman" w:hAnsi="Times New Roman" w:cs="Times New Roman" w:eastAsia="SimSun"/>
         </w:rPr>
         <w:t xml:space="preserve">第一部分</w:t>
       </w:r>
@@ -39,7 +39,7 @@
       </w:r>
       <w:r>
         <w:rPr>
-          <w:rFonts w:hint="eastAsia"/>
+          <w:rFonts w:ascii="Times New Roman" w:hAnsi="Times New Roman" w:cs="Times New Roman" w:eastAsia="SimSun"/>
         </w:rPr>
         <w:t xml:space="preserve">元素化学与分析化学（第</w:t>
       </w:r>
@@ -48,7 +48,7 @@
       </w:r>
       <w:r>
         <w:rPr>
-          <w:rFonts w:hint="eastAsia"/>
+          <w:rFonts w:ascii="Times New Roman" w:hAnsi="Times New Roman" w:cs="Times New Roman" w:eastAsia="SimSun"/>
         </w:rPr>
         <w:t xml:space="preserve">题，共</w:t>
       </w:r>
@@ -57,7 +57,7 @@
       </w:r>
       <w:r>
         <w:rPr>
-          <w:rFonts w:hint="eastAsia"/>
+          <w:rFonts w:ascii="Times New Roman" w:hAnsi="Times New Roman" w:cs="Times New Roman" w:eastAsia="SimSun"/>
         </w:rPr>
         <w:t xml:space="preserve">分）</w:t>
       </w:r>
@@ -69,7 +69,7 @@
       </w:pPr>
       <w:r>
         <w:rPr>
-          <w:rFonts w:hint="eastAsia"/>
+          <w:rFonts w:ascii="Times New Roman" w:hAnsi="Times New Roman" w:cs="Times New Roman" w:eastAsia="SimSun"/>
         </w:rPr>
         <w:t xml:space="preserve">第</w:t>
       </w:r>
@@ -78,7 +78,7 @@
       </w:r>
       <w:r>
         <w:rPr>
-          <w:rFonts w:hint="eastAsia"/>
+          <w:rFonts w:ascii="Times New Roman" w:hAnsi="Times New Roman" w:cs="Times New Roman" w:eastAsia="SimSun"/>
         </w:rPr>
         <w:t xml:space="preserve">题（11</w:t>
       </w:r>
@@ -87,7 +87,7 @@
       </w:r>
       <w:r>
         <w:rPr>
-          <w:rFonts w:hint="eastAsia"/>
+          <w:rFonts w:ascii="Times New Roman" w:hAnsi="Times New Roman" w:cs="Times New Roman" w:eastAsia="SimSun"/>
         </w:rPr>
         <w:t xml:space="preserve">分）</w:t>
       </w:r>
@@ -100,7 +100,7 @@
       </w:pPr>
       <w:r>
         <w:rPr>
-          <w:rFonts w:hint="eastAsia"/>
+          <w:rFonts w:ascii="Times New Roman" w:hAnsi="Times New Roman" w:cs="Times New Roman" w:eastAsia="SimSun"/>
         </w:rPr>
         <w:t xml:space="preserve">氮的结构化学丰富多彩，以下五种离子化合物</w:t>
       </w:r>
@@ -109,7 +109,7 @@
       </w:r>
       <w:r>
         <w:rPr>
-          <w:rFonts w:hint="eastAsia"/>
+          <w:rFonts w:ascii="Times New Roman" w:hAnsi="Times New Roman" w:cs="Times New Roman" w:eastAsia="SimSun"/>
         </w:rPr>
         <w:t xml:space="preserve">和</w:t>
       </w:r>
@@ -118,7 +118,7 @@
       </w:r>
       <w:r>
         <w:rPr>
-          <w:rFonts w:hint="eastAsia"/>
+          <w:rFonts w:ascii="Times New Roman" w:hAnsi="Times New Roman" w:cs="Times New Roman" w:eastAsia="SimSun"/>
         </w:rPr>
         <w:t xml:space="preserve">皆由</w:t>
       </w:r>
@@ -127,7 +127,7 @@
       </w:r>
       <w:r>
         <w:rPr>
-          <w:rFonts w:hint="eastAsia"/>
+          <w:rFonts w:ascii="Times New Roman" w:hAnsi="Times New Roman" w:cs="Times New Roman" w:eastAsia="SimSun"/>
         </w:rPr>
         <w:t xml:space="preserve">与另一非金属元素组成。</w:t>
       </w:r>
@@ -142,7 +142,7 @@
       </w:r>
       <w:r>
         <w:rPr>
-          <w:rFonts w:hint="eastAsia"/>
+          <w:rFonts w:ascii="Times New Roman" w:hAnsi="Times New Roman" w:cs="Times New Roman" w:eastAsia="SimSun"/>
         </w:rPr>
         <w:t xml:space="preserve">由</w:t>
       </w:r>
@@ -151,7 +151,7 @@
       </w:r>
       <w:r>
         <w:rPr>
-          <w:rFonts w:hint="eastAsia"/>
+          <w:rFonts w:ascii="Times New Roman" w:hAnsi="Times New Roman" w:cs="Times New Roman" w:eastAsia="SimSun"/>
         </w:rPr>
         <w:t xml:space="preserve">与一主族元素构成，其中</w:t>
       </w:r>
@@ -160,7 +160,7 @@
       </w:r>
       <w:r>
         <w:rPr>
-          <w:rFonts w:hint="eastAsia"/>
+          <w:rFonts w:ascii="Times New Roman" w:hAnsi="Times New Roman" w:cs="Times New Roman" w:eastAsia="SimSun"/>
         </w:rPr>
         <w:t xml:space="preserve">的质量分数为</w:t>
       </w:r>
@@ -169,7 +169,7 @@
       </w:r>
       <w:r>
         <w:rPr>
-          <w:rFonts w:hint="eastAsia"/>
+          <w:rFonts w:ascii="Times New Roman" w:hAnsi="Times New Roman" w:cs="Times New Roman" w:eastAsia="SimSun"/>
         </w:rPr>
         <w:t xml:space="preserve">93.27%，阳离子具有高度的对称性。试写出</w:t>
       </w:r>
@@ -178,7 +178,7 @@
       </w:r>
       <w:r>
         <w:rPr>
-          <w:rFonts w:hint="eastAsia"/>
+          <w:rFonts w:ascii="Times New Roman" w:hAnsi="Times New Roman" w:cs="Times New Roman" w:eastAsia="SimSun"/>
         </w:rPr>
         <w:t xml:space="preserve">的离子式。</w:t>
       </w:r>
@@ -193,7 +193,7 @@
       </w:r>
       <w:r>
         <w:rPr>
-          <w:rFonts w:hint="eastAsia"/>
+          <w:rFonts w:ascii="Times New Roman" w:hAnsi="Times New Roman" w:cs="Times New Roman" w:eastAsia="SimSun"/>
         </w:rPr>
         <w:t xml:space="preserve">中</w:t>
       </w:r>
@@ -202,7 +202,7 @@
       </w:r>
       <w:r>
         <w:rPr>
-          <w:rFonts w:hint="eastAsia"/>
+          <w:rFonts w:ascii="Times New Roman" w:hAnsi="Times New Roman" w:cs="Times New Roman" w:eastAsia="SimSun"/>
         </w:rPr>
         <w:t xml:space="preserve">的质量分数与</w:t>
       </w:r>
@@ -211,7 +211,7 @@
       </w:r>
       <w:r>
         <w:rPr>
-          <w:rFonts w:hint="eastAsia"/>
+          <w:rFonts w:ascii="Times New Roman" w:hAnsi="Times New Roman" w:cs="Times New Roman" w:eastAsia="SimSun"/>
         </w:rPr>
         <w:t xml:space="preserve">相同，但相对分子质量相差</w:t>
       </w:r>
@@ -220,7 +220,7 @@
       </w:r>
       <w:r>
         <w:rPr>
-          <w:rFonts w:hint="eastAsia"/>
+          <w:rFonts w:ascii="Times New Roman" w:hAnsi="Times New Roman" w:cs="Times New Roman" w:eastAsia="SimSun"/>
         </w:rPr>
         <w:t xml:space="preserve">15，其阳离子为</w:t>
       </w:r>
@@ -229,7 +229,7 @@
       </w:r>
       <w:r>
         <w:rPr>
-          <w:rFonts w:hint="eastAsia"/>
+          <w:rFonts w:ascii="Times New Roman" w:hAnsi="Times New Roman" w:cs="Times New Roman" w:eastAsia="SimSun"/>
         </w:rPr>
         <w:t xml:space="preserve">中阳离子的衍生物。试写出其阳离子的结构式。</w:t>
       </w:r>
@@ -244,7 +244,7 @@
       </w:r>
       <w:r>
         <w:rPr>
-          <w:rFonts w:hint="eastAsia"/>
+          <w:rFonts w:ascii="Times New Roman" w:hAnsi="Times New Roman" w:cs="Times New Roman" w:eastAsia="SimSun"/>
         </w:rPr>
         <w:t xml:space="preserve">亦由</w:t>
       </w:r>
@@ -253,7 +253,7 @@
       </w:r>
       <w:r>
         <w:rPr>
-          <w:rFonts w:hint="eastAsia"/>
+          <w:rFonts w:ascii="Times New Roman" w:hAnsi="Times New Roman" w:cs="Times New Roman" w:eastAsia="SimSun"/>
         </w:rPr>
         <w:t xml:space="preserve">与一主族元素构成，该元素是构成地壳的重要组成元素，其中</w:t>
       </w:r>
@@ -262,7 +262,7 @@
       </w:r>
       <w:r>
         <w:rPr>
-          <w:rFonts w:hint="eastAsia"/>
+          <w:rFonts w:ascii="Times New Roman" w:hAnsi="Times New Roman" w:cs="Times New Roman" w:eastAsia="SimSun"/>
         </w:rPr>
         <w:t xml:space="preserve">的质量分数为</w:t>
       </w:r>
@@ -271,7 +271,7 @@
       </w:r>
       <w:r>
         <w:rPr>
-          <w:rFonts w:hint="eastAsia"/>
+          <w:rFonts w:ascii="Times New Roman" w:hAnsi="Times New Roman" w:cs="Times New Roman" w:eastAsia="SimSun"/>
         </w:rPr>
         <w:t xml:space="preserve">77.79%。试写出阴阳离子的结构式。</w:t>
       </w:r>
@@ -286,7 +286,7 @@
       </w:r>
       <w:r>
         <w:rPr>
-          <w:rFonts w:hint="eastAsia"/>
+          <w:rFonts w:ascii="Times New Roman" w:hAnsi="Times New Roman" w:cs="Times New Roman" w:eastAsia="SimSun"/>
         </w:rPr>
         <w:t xml:space="preserve">还是由</w:t>
       </w:r>
@@ -295,7 +295,7 @@
       </w:r>
       <w:r>
         <w:rPr>
-          <w:rFonts w:hint="eastAsia"/>
+          <w:rFonts w:ascii="Times New Roman" w:hAnsi="Times New Roman" w:cs="Times New Roman" w:eastAsia="SimSun"/>
         </w:rPr>
         <w:t xml:space="preserve">与另一主族元素构成，D</w:t>
       </w:r>
@@ -304,7 +304,7 @@
       </w:r>
       <w:r>
         <w:rPr>
-          <w:rFonts w:hint="eastAsia"/>
+          <w:rFonts w:ascii="Times New Roman" w:hAnsi="Times New Roman" w:cs="Times New Roman" w:eastAsia="SimSun"/>
         </w:rPr>
         <w:t xml:space="preserve">中的阳离子为该元素某一稳定氧化物的等电子体，D</w:t>
       </w:r>
@@ -313,7 +313,7 @@
       </w:r>
       <w:r>
         <w:rPr>
-          <w:rFonts w:hint="eastAsia"/>
+          <w:rFonts w:ascii="Times New Roman" w:hAnsi="Times New Roman" w:cs="Times New Roman" w:eastAsia="SimSun"/>
         </w:rPr>
         <w:t xml:space="preserve">中阴阳离子比为</w:t>
       </w:r>
@@ -322,7 +322,7 @@
       </w:r>
       <w:r>
         <w:rPr>
-          <w:rFonts w:hint="eastAsia"/>
+          <w:rFonts w:ascii="Times New Roman" w:hAnsi="Times New Roman" w:cs="Times New Roman" w:eastAsia="SimSun"/>
         </w:rPr>
         <w:t xml:space="preserve">1:1，其中</w:t>
       </w:r>
@@ -331,7 +331,7 @@
       </w:r>
       <w:r>
         <w:rPr>
-          <w:rFonts w:hint="eastAsia"/>
+          <w:rFonts w:ascii="Times New Roman" w:hAnsi="Times New Roman" w:cs="Times New Roman" w:eastAsia="SimSun"/>
         </w:rPr>
         <w:t xml:space="preserve">的阴离子中心原子达到最大配位数。试写出阴阳离子的结构式。</w:t>
       </w:r>
@@ -346,7 +346,7 @@
       </w:r>
       <w:r>
         <w:rPr>
-          <w:rFonts w:hint="eastAsia"/>
+          <w:rFonts w:ascii="Times New Roman" w:hAnsi="Times New Roman" w:cs="Times New Roman" w:eastAsia="SimSun"/>
         </w:rPr>
         <w:t xml:space="preserve">与</w:t>
       </w:r>
@@ -355,7 +355,7 @@
       </w:r>
       <w:r>
         <w:rPr>
-          <w:rFonts w:hint="eastAsia"/>
+          <w:rFonts w:ascii="Times New Roman" w:hAnsi="Times New Roman" w:cs="Times New Roman" w:eastAsia="SimSun"/>
         </w:rPr>
         <w:t xml:space="preserve">类似的，E</w:t>
       </w:r>
@@ -364,7 +364,7 @@
       </w:r>
       <w:r>
         <w:rPr>
-          <w:rFonts w:hint="eastAsia"/>
+          <w:rFonts w:ascii="Times New Roman" w:hAnsi="Times New Roman" w:cs="Times New Roman" w:eastAsia="SimSun"/>
         </w:rPr>
         <w:t xml:space="preserve">的阴离子中心原子达到最大配位数。但中心原子的配位数不同，D、E</w:t>
       </w:r>
@@ -373,7 +373,7 @@
       </w:r>
       <w:r>
         <w:rPr>
-          <w:rFonts w:hint="eastAsia"/>
+          <w:rFonts w:ascii="Times New Roman" w:hAnsi="Times New Roman" w:cs="Times New Roman" w:eastAsia="SimSun"/>
         </w:rPr>
         <w:t xml:space="preserve">阳离子相同，电导率相同，E</w:t>
       </w:r>
@@ -382,7 +382,7 @@
       </w:r>
       <w:r>
         <w:rPr>
-          <w:rFonts w:hint="eastAsia"/>
+          <w:rFonts w:ascii="Times New Roman" w:hAnsi="Times New Roman" w:cs="Times New Roman" w:eastAsia="SimSun"/>
         </w:rPr>
         <w:t xml:space="preserve">中所含元素皆可以从人的原尿中提取，试写出</w:t>
       </w:r>
@@ -391,7 +391,7 @@
       </w:r>
       <w:r>
         <w:rPr>
-          <w:rFonts w:hint="eastAsia"/>
+          <w:rFonts w:ascii="Times New Roman" w:hAnsi="Times New Roman" w:cs="Times New Roman" w:eastAsia="SimSun"/>
         </w:rPr>
         <w:t xml:space="preserve">中的阴离子结构式。</w:t>
       </w:r>
@@ -404,7 +404,7 @@
       </w:pPr>
       <w:r>
         <w:rPr>
-          <w:rFonts w:hint="eastAsia"/>
+          <w:rFonts w:ascii="Times New Roman" w:hAnsi="Times New Roman" w:cs="Times New Roman" w:eastAsia="SimSun"/>
         </w:rPr>
         <w:t xml:space="preserve">第</w:t>
       </w:r>
@@ -413,7 +413,7 @@
       </w:r>
       <w:r>
         <w:rPr>
-          <w:rFonts w:hint="eastAsia"/>
+          <w:rFonts w:ascii="Times New Roman" w:hAnsi="Times New Roman" w:cs="Times New Roman" w:eastAsia="SimSun"/>
         </w:rPr>
         <w:t xml:space="preserve">题（10</w:t>
       </w:r>
@@ -422,7 +422,7 @@
       </w:r>
       <w:r>
         <w:rPr>
-          <w:rFonts w:hint="eastAsia"/>
+          <w:rFonts w:ascii="Times New Roman" w:hAnsi="Times New Roman" w:cs="Times New Roman" w:eastAsia="SimSun"/>
         </w:rPr>
         <w:t xml:space="preserve">分）</w:t>
       </w:r>
@@ -435,7 +435,7 @@
       </w:pPr>
       <w:r>
         <w:rPr>
-          <w:rFonts w:hint="eastAsia"/>
+          <w:rFonts w:ascii="Times New Roman" w:hAnsi="Times New Roman" w:cs="Times New Roman" w:eastAsia="SimSun"/>
         </w:rPr>
         <w:t xml:space="preserve">钒电池被认为是目前最有可能取代铅蓄电池的电源之一，其放电反应如下：</w:t>
       </w:r>
@@ -448,7 +448,7 @@
       </w:pPr>
       <w:r>
         <w:rPr>
-          <w:rFonts w:hint="eastAsia"/>
+          <w:rFonts w:ascii="Times New Roman" w:hAnsi="Times New Roman" w:cs="Times New Roman" w:eastAsia="SimSun"/>
         </w:rPr>
         <w:t xml:space="preserve">负极：V²⁺</w:t>
       </w:r>
@@ -457,7 +457,7 @@
       </w:r>
       <w:r>
         <w:rPr>
-          <w:rFonts w:hint="eastAsia"/>
+          <w:rFonts w:ascii="Times New Roman" w:hAnsi="Times New Roman" w:cs="Times New Roman" w:eastAsia="SimSun"/>
         </w:rPr>
         <w:t xml:space="preserve">正极：VO₂⁺</w:t>
       </w:r>
@@ -473,7 +473,7 @@
       </w:pPr>
       <w:r>
         <w:rPr>
-          <w:rFonts w:hint="eastAsia"/>
+          <w:rFonts w:ascii="Times New Roman" w:hAnsi="Times New Roman" w:cs="Times New Roman" w:eastAsia="SimSun"/>
         </w:rPr>
         <w:t xml:space="preserve">研究人员利用电位滴定进行了钒电池的正负极电解液的分析。过程如下：</w:t>
       </w:r>
@@ -486,7 +486,7 @@
       </w:pPr>
       <w:r>
         <w:rPr>
-          <w:rFonts w:hint="eastAsia"/>
+          <w:rFonts w:ascii="Times New Roman" w:hAnsi="Times New Roman" w:cs="Times New Roman" w:eastAsia="SimSun"/>
         </w:rPr>
         <w:t xml:space="preserve">标准溶液配置：称取</w:t>
       </w:r>
@@ -495,7 +495,7 @@
       </w:r>
       <w:r>
         <w:rPr>
-          <w:rFonts w:hint="eastAsia"/>
+          <w:rFonts w:ascii="Times New Roman" w:hAnsi="Times New Roman" w:cs="Times New Roman" w:eastAsia="SimSun"/>
         </w:rPr>
         <w:t xml:space="preserve">硫酸亚铁铵，溶于硫酸溶液中，之后定容至</w:t>
       </w:r>
@@ -504,7 +504,7 @@
       </w:r>
       <w:r>
         <w:rPr>
-          <w:rFonts w:hint="eastAsia"/>
+          <w:rFonts w:ascii="Times New Roman" w:hAnsi="Times New Roman" w:cs="Times New Roman" w:eastAsia="SimSun"/>
         </w:rPr>
         <w:t xml:space="preserve">mL。之后准确移取重铬酸钾标准溶液</w:t>
       </w:r>
@@ -513,7 +513,7 @@
       </w:r>
       <w:r>
         <w:rPr>
-          <w:rFonts w:hint="eastAsia"/>
+          <w:rFonts w:ascii="Times New Roman" w:hAnsi="Times New Roman" w:cs="Times New Roman" w:eastAsia="SimSun"/>
         </w:rPr>
         <w:t xml:space="preserve">于锥形瓶中，加入</w:t>
       </w:r>
@@ -522,7 +522,7 @@
       </w:r>
       <w:r>
         <w:rPr>
-          <w:rFonts w:hint="eastAsia"/>
+          <w:rFonts w:ascii="Times New Roman" w:hAnsi="Times New Roman" w:cs="Times New Roman" w:eastAsia="SimSun"/>
         </w:rPr>
         <w:t xml:space="preserve">硫酸磷酸混合溶液，搅拌均匀，用硫酸亚铁铵标准溶液滴定，消耗</w:t>
       </w:r>
@@ -538,7 +538,7 @@
       </w:pPr>
       <w:r>
         <w:rPr>
-          <w:rFonts w:hint="eastAsia"/>
+          <w:rFonts w:ascii="Times New Roman" w:hAnsi="Times New Roman" w:cs="Times New Roman" w:eastAsia="SimSun"/>
         </w:rPr>
         <w:t xml:space="preserve">负极分析：在氮气保护下，准确移取待测负极溶液</w:t>
       </w:r>
@@ -547,7 +547,7 @@
       </w:r>
       <w:r>
         <w:rPr>
-          <w:rFonts w:hint="eastAsia"/>
+          <w:rFonts w:ascii="Times New Roman" w:hAnsi="Times New Roman" w:cs="Times New Roman" w:eastAsia="SimSun"/>
         </w:rPr>
         <w:t xml:space="preserve">于烧杯中，用磷酸溶液稀释到</w:t>
       </w:r>
@@ -556,7 +556,7 @@
       </w:r>
       <w:r>
         <w:rPr>
-          <w:rFonts w:hint="eastAsia"/>
+          <w:rFonts w:ascii="Times New Roman" w:hAnsi="Times New Roman" w:cs="Times New Roman" w:eastAsia="SimSun"/>
         </w:rPr>
         <w:t xml:space="preserve">mL，搅拌均匀，用重铬酸钾标准溶液滴定，滴定曲线在</w:t>
       </w:r>
@@ -565,7 +565,7 @@
       </w:r>
       <w:r>
         <w:rPr>
-          <w:rFonts w:hint="eastAsia"/>
+          <w:rFonts w:ascii="Times New Roman" w:hAnsi="Times New Roman" w:cs="Times New Roman" w:eastAsia="SimSun"/>
         </w:rPr>
         <w:t xml:space="preserve">mV～+150</w:t>
       </w:r>
@@ -574,7 +574,7 @@
       </w:r>
       <w:r>
         <w:rPr>
-          <w:rFonts w:hint="eastAsia"/>
+          <w:rFonts w:ascii="Times New Roman" w:hAnsi="Times New Roman" w:cs="Times New Roman" w:eastAsia="SimSun"/>
         </w:rPr>
         <w:t xml:space="preserve">和</w:t>
       </w:r>
@@ -583,7 +583,7 @@
       </w:r>
       <w:r>
         <w:rPr>
-          <w:rFonts w:hint="eastAsia"/>
+          <w:rFonts w:ascii="Times New Roman" w:hAnsi="Times New Roman" w:cs="Times New Roman" w:eastAsia="SimSun"/>
         </w:rPr>
         <w:t xml:space="preserve">mV～900</w:t>
       </w:r>
@@ -592,7 +592,7 @@
       </w:r>
       <w:r>
         <w:rPr>
-          <w:rFonts w:hint="eastAsia"/>
+          <w:rFonts w:ascii="Times New Roman" w:hAnsi="Times New Roman" w:cs="Times New Roman" w:eastAsia="SimSun"/>
         </w:rPr>
         <w:t xml:space="preserve">出现突跃，记录下发生突跃时消耗的标准溶液为</w:t>
       </w:r>
@@ -601,7 +601,7 @@
       </w:r>
       <w:r>
         <w:rPr>
-          <w:rFonts w:hint="eastAsia"/>
+          <w:rFonts w:ascii="Times New Roman" w:hAnsi="Times New Roman" w:cs="Times New Roman" w:eastAsia="SimSun"/>
         </w:rPr>
         <w:t xml:space="preserve">和</w:t>
       </w:r>
@@ -617,7 +617,7 @@
       </w:pPr>
       <w:r>
         <w:rPr>
-          <w:rFonts w:hint="eastAsia"/>
+          <w:rFonts w:ascii="Times New Roman" w:hAnsi="Times New Roman" w:cs="Times New Roman" w:eastAsia="SimSun"/>
         </w:rPr>
         <w:t xml:space="preserve">正极分析：取</w:t>
       </w:r>
@@ -626,7 +626,7 @@
       </w:r>
       <w:r>
         <w:rPr>
-          <w:rFonts w:hint="eastAsia"/>
+          <w:rFonts w:ascii="Times New Roman" w:hAnsi="Times New Roman" w:cs="Times New Roman" w:eastAsia="SimSun"/>
         </w:rPr>
         <w:t xml:space="preserve">正极溶液分别于两个</w:t>
       </w:r>
@@ -635,7 +635,7 @@
       </w:r>
       <w:r>
         <w:rPr>
-          <w:rFonts w:hint="eastAsia"/>
+          <w:rFonts w:ascii="Times New Roman" w:hAnsi="Times New Roman" w:cs="Times New Roman" w:eastAsia="SimSun"/>
         </w:rPr>
         <w:t xml:space="preserve">烧杯中，一个用</w:t>
       </w:r>
@@ -644,7 +644,7 @@
       </w:r>
       <w:r>
         <w:rPr>
-          <w:rFonts w:hint="eastAsia"/>
+          <w:rFonts w:ascii="Times New Roman" w:hAnsi="Times New Roman" w:cs="Times New Roman" w:eastAsia="SimSun"/>
         </w:rPr>
         <w:t xml:space="preserve">的磷酸溶液稀释到</w:t>
       </w:r>
@@ -653,7 +653,7 @@
       </w:r>
       <w:r>
         <w:rPr>
-          <w:rFonts w:hint="eastAsia"/>
+          <w:rFonts w:ascii="Times New Roman" w:hAnsi="Times New Roman" w:cs="Times New Roman" w:eastAsia="SimSun"/>
         </w:rPr>
         <w:t xml:space="preserve">mL，搅拌均匀后用重铬酸钾标准溶液</w:t>
       </w:r>
@@ -662,7 +662,7 @@
       </w:r>
       <w:r>
         <w:rPr>
-          <w:rFonts w:hint="eastAsia"/>
+          <w:rFonts w:ascii="Times New Roman" w:hAnsi="Times New Roman" w:cs="Times New Roman" w:eastAsia="SimSun"/>
         </w:rPr>
         <w:t xml:space="preserve">滴定到</w:t>
       </w:r>
@@ -671,7 +671,7 @@
       </w:r>
       <w:r>
         <w:rPr>
-          <w:rFonts w:hint="eastAsia"/>
+          <w:rFonts w:ascii="Times New Roman" w:hAnsi="Times New Roman" w:cs="Times New Roman" w:eastAsia="SimSun"/>
         </w:rPr>
         <w:t xml:space="preserve">mV～1100</w:t>
       </w:r>
@@ -680,7 +680,7 @@
       </w:r>
       <w:r>
         <w:rPr>
-          <w:rFonts w:hint="eastAsia"/>
+          <w:rFonts w:ascii="Times New Roman" w:hAnsi="Times New Roman" w:cs="Times New Roman" w:eastAsia="SimSun"/>
         </w:rPr>
         <w:t xml:space="preserve">内出现平缓突跃。另一个加入</w:t>
       </w:r>
@@ -689,7 +689,7 @@
       </w:r>
       <w:r>
         <w:rPr>
-          <w:rFonts w:hint="eastAsia"/>
+          <w:rFonts w:ascii="Times New Roman" w:hAnsi="Times New Roman" w:cs="Times New Roman" w:eastAsia="SimSun"/>
         </w:rPr>
         <w:t xml:space="preserve">的磷酸溶液</w:t>
       </w:r>
@@ -698,7 +698,7 @@
       </w:r>
       <w:r>
         <w:rPr>
-          <w:rFonts w:hint="eastAsia"/>
+          <w:rFonts w:ascii="Times New Roman" w:hAnsi="Times New Roman" w:cs="Times New Roman" w:eastAsia="SimSun"/>
         </w:rPr>
         <w:t xml:space="preserve">mL，用蒸馏水稀释到</w:t>
       </w:r>
@@ -707,7 +707,7 @@
       </w:r>
       <w:r>
         <w:rPr>
-          <w:rFonts w:hint="eastAsia"/>
+          <w:rFonts w:ascii="Times New Roman" w:hAnsi="Times New Roman" w:cs="Times New Roman" w:eastAsia="SimSun"/>
         </w:rPr>
         <w:t xml:space="preserve">mL，搅拌均匀后，用硫酸亚铁铵标准溶液滴定至</w:t>
       </w:r>
@@ -716,7 +716,7 @@
       </w:r>
       <w:r>
         <w:rPr>
-          <w:rFonts w:hint="eastAsia"/>
+          <w:rFonts w:ascii="Times New Roman" w:hAnsi="Times New Roman" w:cs="Times New Roman" w:eastAsia="SimSun"/>
         </w:rPr>
         <w:t xml:space="preserve">mV～450</w:t>
       </w:r>
@@ -725,7 +725,7 @@
       </w:r>
       <w:r>
         <w:rPr>
-          <w:rFonts w:hint="eastAsia"/>
+          <w:rFonts w:ascii="Times New Roman" w:hAnsi="Times New Roman" w:cs="Times New Roman" w:eastAsia="SimSun"/>
         </w:rPr>
         <w:t xml:space="preserve">出现突跃，突跃时消耗</w:t>
       </w:r>
@@ -747,7 +747,7 @@
       </w:r>
       <w:r>
         <w:rPr>
-          <w:rFonts w:hint="eastAsia"/>
+          <w:rFonts w:ascii="Times New Roman" w:hAnsi="Times New Roman" w:cs="Times New Roman" w:eastAsia="SimSun"/>
         </w:rPr>
         <w:t xml:space="preserve">（4分）请给出负极分析和正极分析中所涉及的所有反应方程式。</w:t>
       </w:r>
@@ -766,7 +766,7 @@
       </w:r>
       <w:r>
         <w:rPr>
-          <w:rFonts w:hint="eastAsia"/>
+          <w:rFonts w:ascii="Times New Roman" w:hAnsi="Times New Roman" w:cs="Times New Roman" w:eastAsia="SimSun"/>
         </w:rPr>
         <w:t xml:space="preserve">（6分）请计算负极电解液和正极电解液中各种含钒元素的物质的浓度。</w:t>
       </w:r>
@@ -779,7 +779,7 @@
       </w:pPr>
       <w:r>
         <w:rPr>
-          <w:rFonts w:hint="eastAsia"/>
+          <w:rFonts w:ascii="Times New Roman" w:hAnsi="Times New Roman" w:cs="Times New Roman" w:eastAsia="SimSun"/>
         </w:rPr>
         <w:t xml:space="preserve">第</w:t>
       </w:r>
@@ -788,7 +788,7 @@
       </w:r>
       <w:r>
         <w:rPr>
-          <w:rFonts w:hint="eastAsia"/>
+          <w:rFonts w:ascii="Times New Roman" w:hAnsi="Times New Roman" w:cs="Times New Roman" w:eastAsia="SimSun"/>
         </w:rPr>
         <w:t xml:space="preserve">题（9</w:t>
       </w:r>
@@ -797,7 +797,7 @@
       </w:r>
       <w:r>
         <w:rPr>
-          <w:rFonts w:hint="eastAsia"/>
+          <w:rFonts w:ascii="Times New Roman" w:hAnsi="Times New Roman" w:cs="Times New Roman" w:eastAsia="SimSun"/>
         </w:rPr>
         <w:t xml:space="preserve">分）</w:t>
       </w:r>
@@ -810,7 +810,7 @@
       </w:pPr>
       <w:r>
         <w:rPr>
-          <w:rFonts w:hint="eastAsia"/>
+          <w:rFonts w:ascii="Times New Roman" w:hAnsi="Times New Roman" w:cs="Times New Roman" w:eastAsia="SimSun"/>
         </w:rPr>
         <w:t xml:space="preserve">工业碱灰试样中</w:t>
       </w:r>
@@ -819,7 +819,7 @@
       </w:r>
       <w:r>
         <w:rPr>
-          <w:rFonts w:hint="eastAsia"/>
+          <w:rFonts w:ascii="Times New Roman" w:hAnsi="Times New Roman" w:cs="Times New Roman" w:eastAsia="SimSun"/>
         </w:rPr>
         <w:t xml:space="preserve">与</w:t>
       </w:r>
@@ -828,7 +828,7 @@
       </w:r>
       <w:r>
         <w:rPr>
-          <w:rFonts w:hint="eastAsia"/>
+          <w:rFonts w:ascii="Times New Roman" w:hAnsi="Times New Roman" w:cs="Times New Roman" w:eastAsia="SimSun"/>
         </w:rPr>
         <w:t xml:space="preserve">的含量测定一般可用双指示剂法，用</w:t>
       </w:r>
@@ -837,7 +837,7 @@
       </w:r>
       <w:r>
         <w:rPr>
-          <w:rFonts w:hint="eastAsia"/>
+          <w:rFonts w:ascii="Times New Roman" w:hAnsi="Times New Roman" w:cs="Times New Roman" w:eastAsia="SimSun"/>
         </w:rPr>
         <w:t xml:space="preserve">标准溶液滴定：先用干净量筒量取</w:t>
       </w:r>
@@ -846,7 +846,7 @@
       </w:r>
       <w:r>
         <w:rPr>
-          <w:rFonts w:hint="eastAsia"/>
+          <w:rFonts w:ascii="Times New Roman" w:hAnsi="Times New Roman" w:cs="Times New Roman" w:eastAsia="SimSun"/>
         </w:rPr>
         <w:t xml:space="preserve">市售浓</w:t>
       </w:r>
@@ -855,7 +855,7 @@
       </w:r>
       <w:r>
         <w:rPr>
-          <w:rFonts w:hint="eastAsia"/>
+          <w:rFonts w:ascii="Times New Roman" w:hAnsi="Times New Roman" w:cs="Times New Roman" w:eastAsia="SimSun"/>
         </w:rPr>
         <w:t xml:space="preserve">HCl，倒入</w:t>
       </w:r>
@@ -864,7 +864,7 @@
       </w:r>
       <w:r>
         <w:rPr>
-          <w:rFonts w:hint="eastAsia"/>
+          <w:rFonts w:ascii="Times New Roman" w:hAnsi="Times New Roman" w:cs="Times New Roman" w:eastAsia="SimSun"/>
         </w:rPr>
         <w:t xml:space="preserve">细口试剂瓶中，用蒸馏水稀释至</w:t>
       </w:r>
@@ -873,7 +873,7 @@
       </w:r>
       <w:r>
         <w:rPr>
-          <w:rFonts w:hint="eastAsia"/>
+          <w:rFonts w:ascii="Times New Roman" w:hAnsi="Times New Roman" w:cs="Times New Roman" w:eastAsia="SimSun"/>
         </w:rPr>
         <w:t xml:space="preserve">mL，盖好瓶塞，充分混合均匀，得</w:t>
       </w:r>
@@ -882,7 +882,7 @@
       </w:r>
       <w:r>
         <w:rPr>
-          <w:rFonts w:hint="eastAsia"/>
+          <w:rFonts w:ascii="Times New Roman" w:hAnsi="Times New Roman" w:cs="Times New Roman" w:eastAsia="SimSun"/>
         </w:rPr>
         <w:t xml:space="preserve">标准溶液。准确称取</w:t>
       </w:r>
@@ -891,7 +891,7 @@
       </w:r>
       <w:r>
         <w:rPr>
-          <w:rFonts w:hint="eastAsia"/>
+          <w:rFonts w:ascii="Times New Roman" w:hAnsi="Times New Roman" w:cs="Times New Roman" w:eastAsia="SimSun"/>
         </w:rPr>
         <w:t xml:space="preserve">硼砂，加约</w:t>
       </w:r>
@@ -900,7 +900,7 @@
       </w:r>
       <w:r>
         <w:rPr>
-          <w:rFonts w:hint="eastAsia"/>
+          <w:rFonts w:ascii="Times New Roman" w:hAnsi="Times New Roman" w:cs="Times New Roman" w:eastAsia="SimSun"/>
         </w:rPr>
         <w:t xml:space="preserve">溶解，以</w:t>
       </w:r>
@@ -909,7 +909,7 @@
       </w:r>
       <w:r>
         <w:rPr>
-          <w:rFonts w:hint="eastAsia"/>
+          <w:rFonts w:ascii="Times New Roman" w:hAnsi="Times New Roman" w:cs="Times New Roman" w:eastAsia="SimSun"/>
         </w:rPr>
         <w:t xml:space="preserve">标准溶液滴定，平均消耗体积</w:t>
       </w:r>
@@ -918,7 +918,7 @@
       </w:r>
       <w:r>
         <w:rPr>
-          <w:rFonts w:hint="eastAsia"/>
+          <w:rFonts w:ascii="Times New Roman" w:hAnsi="Times New Roman" w:cs="Times New Roman" w:eastAsia="SimSun"/>
         </w:rPr>
         <w:t xml:space="preserve">mL。准确称取试样</w:t>
       </w:r>
@@ -927,7 +927,7 @@
       </w:r>
       <w:r>
         <w:rPr>
-          <w:rFonts w:hint="eastAsia"/>
+          <w:rFonts w:ascii="Times New Roman" w:hAnsi="Times New Roman" w:cs="Times New Roman" w:eastAsia="SimSun"/>
         </w:rPr>
         <w:t xml:space="preserve">于</w:t>
       </w:r>
@@ -936,7 +936,7 @@
       </w:r>
       <w:r>
         <w:rPr>
-          <w:rFonts w:hint="eastAsia"/>
+          <w:rFonts w:ascii="Times New Roman" w:hAnsi="Times New Roman" w:cs="Times New Roman" w:eastAsia="SimSun"/>
         </w:rPr>
         <w:t xml:space="preserve">小烧杯中，溶解，定容于</w:t>
       </w:r>
@@ -945,7 +945,7 @@
       </w:r>
       <w:r>
         <w:rPr>
-          <w:rFonts w:hint="eastAsia"/>
+          <w:rFonts w:ascii="Times New Roman" w:hAnsi="Times New Roman" w:cs="Times New Roman" w:eastAsia="SimSun"/>
         </w:rPr>
         <w:t xml:space="preserve">容量瓶中，摇匀，移取</w:t>
       </w:r>
@@ -954,7 +954,7 @@
       </w:r>
       <w:r>
         <w:rPr>
-          <w:rFonts w:hint="eastAsia"/>
+          <w:rFonts w:ascii="Times New Roman" w:hAnsi="Times New Roman" w:cs="Times New Roman" w:eastAsia="SimSun"/>
         </w:rPr>
         <w:t xml:space="preserve">样液至</w:t>
       </w:r>
@@ -963,7 +963,7 @@
       </w:r>
       <w:r>
         <w:rPr>
-          <w:rFonts w:hint="eastAsia"/>
+          <w:rFonts w:ascii="Times New Roman" w:hAnsi="Times New Roman" w:cs="Times New Roman" w:eastAsia="SimSun"/>
         </w:rPr>
         <w:t xml:space="preserve">锥形瓶，加两滴酚酞指示剂，用</w:t>
       </w:r>
@@ -972,7 +972,7 @@
       </w:r>
       <w:r>
         <w:rPr>
-          <w:rFonts w:hint="eastAsia"/>
+          <w:rFonts w:ascii="Times New Roman" w:hAnsi="Times New Roman" w:cs="Times New Roman" w:eastAsia="SimSun"/>
         </w:rPr>
         <w:t xml:space="preserve">标准溶液滴定至酚酞由红色变为浅红色即为终点。所用</w:t>
       </w:r>
@@ -981,7 +981,7 @@
       </w:r>
       <w:r>
         <w:rPr>
-          <w:rFonts w:hint="eastAsia"/>
+          <w:rFonts w:ascii="Times New Roman" w:hAnsi="Times New Roman" w:cs="Times New Roman" w:eastAsia="SimSun"/>
         </w:rPr>
         <w:t xml:space="preserve">标准溶液体积为</w:t>
       </w:r>
@@ -990,7 +990,7 @@
       </w:r>
       <w:r>
         <w:rPr>
-          <w:rFonts w:hint="eastAsia"/>
+          <w:rFonts w:ascii="Times New Roman" w:hAnsi="Times New Roman" w:cs="Times New Roman" w:eastAsia="SimSun"/>
         </w:rPr>
         <w:t xml:space="preserve">mL，再加入</w:t>
       </w:r>
@@ -999,7 +999,7 @@
       </w:r>
       <w:r>
         <w:rPr>
-          <w:rFonts w:hint="eastAsia"/>
+          <w:rFonts w:ascii="Times New Roman" w:hAnsi="Times New Roman" w:cs="Times New Roman" w:eastAsia="SimSun"/>
         </w:rPr>
         <w:t xml:space="preserve">滴甲基橙指示剂，继续滴定，平均终点读数</w:t>
       </w:r>
@@ -1021,7 +1021,7 @@
       </w:r>
       <w:r>
         <w:rPr>
-          <w:rFonts w:hint="eastAsia"/>
+          <w:rFonts w:ascii="Times New Roman" w:hAnsi="Times New Roman" w:cs="Times New Roman" w:eastAsia="SimSun"/>
         </w:rPr>
         <w:t xml:space="preserve">（3分）标定过程中，使用何种指示剂？计算标准</w:t>
       </w:r>
@@ -1030,7 +1030,7 @@
       </w:r>
       <w:r>
         <w:rPr>
-          <w:rFonts w:hint="eastAsia"/>
+          <w:rFonts w:ascii="Times New Roman" w:hAnsi="Times New Roman" w:cs="Times New Roman" w:eastAsia="SimSun"/>
         </w:rPr>
         <w:t xml:space="preserve">溶液浓度。</w:t>
       </w:r>
@@ -1049,7 +1049,7 @@
       </w:r>
       <w:r>
         <w:rPr>
-          <w:rFonts w:hint="eastAsia"/>
+          <w:rFonts w:ascii="Times New Roman" w:hAnsi="Times New Roman" w:cs="Times New Roman" w:eastAsia="SimSun"/>
         </w:rPr>
         <w:t xml:space="preserve">（2分）计算</w:t>
       </w:r>
@@ -1058,7 +1058,7 @@
       </w:r>
       <w:r>
         <w:rPr>
-          <w:rFonts w:hint="eastAsia"/>
+          <w:rFonts w:ascii="Times New Roman" w:hAnsi="Times New Roman" w:cs="Times New Roman" w:eastAsia="SimSun"/>
         </w:rPr>
         <w:t xml:space="preserve">与</w:t>
       </w:r>
@@ -1067,7 +1067,7 @@
       </w:r>
       <w:r>
         <w:rPr>
-          <w:rFonts w:hint="eastAsia"/>
+          <w:rFonts w:ascii="Times New Roman" w:hAnsi="Times New Roman" w:cs="Times New Roman" w:eastAsia="SimSun"/>
         </w:rPr>
         <w:t xml:space="preserve">含量，说明两个滴定终点分别为什么物质。</w:t>
       </w:r>
@@ -1080,7 +1080,7 @@
       </w:pPr>
       <w:r>
         <w:rPr>
-          <w:rFonts w:hint="eastAsia"/>
+          <w:rFonts w:ascii="Times New Roman" w:hAnsi="Times New Roman" w:cs="Times New Roman" w:eastAsia="SimSun"/>
         </w:rPr>
         <w:t xml:space="preserve">若第一个滴定终点</w:t>
       </w:r>
@@ -1089,7 +1089,7 @@
       </w:r>
       <w:r>
         <w:rPr>
-          <w:rFonts w:hint="eastAsia"/>
+          <w:rFonts w:ascii="Times New Roman" w:hAnsi="Times New Roman" w:cs="Times New Roman" w:eastAsia="SimSun"/>
         </w:rPr>
         <w:t xml:space="preserve">pH＝8.50，第二个滴定终点</w:t>
       </w:r>
@@ -1098,7 +1098,7 @@
       </w:r>
       <w:r>
         <w:rPr>
-          <w:rFonts w:hint="eastAsia"/>
+          <w:rFonts w:ascii="Times New Roman" w:hAnsi="Times New Roman" w:cs="Times New Roman" w:eastAsia="SimSun"/>
         </w:rPr>
         <w:t xml:space="preserve">pH＝4.40，两次滴定相对于化学计量点约有多少的误差？(H₂CO₃：Ka1＝4.30×10⁻⁷，Ka2＝5.61×10⁻¹¹。不考虑</w:t>
       </w:r>
@@ -1107,7 +1107,7 @@
       </w:r>
       <w:r>
         <w:rPr>
-          <w:rFonts w:hint="eastAsia"/>
+          <w:rFonts w:ascii="Times New Roman" w:hAnsi="Times New Roman" w:cs="Times New Roman" w:eastAsia="SimSun"/>
         </w:rPr>
         <w:t xml:space="preserve">逸出，滴定过程中加水忽略不计。)</w:t>
       </w:r>
@@ -1126,7 +1126,7 @@
       </w:r>
       <w:r>
         <w:rPr>
-          <w:rFonts w:hint="eastAsia"/>
+          <w:rFonts w:ascii="Times New Roman" w:hAnsi="Times New Roman" w:cs="Times New Roman" w:eastAsia="SimSun"/>
         </w:rPr>
         <w:t xml:space="preserve">（3分）两次滴定相对于化学计量点的误差。</w:t>
       </w:r>
@@ -1145,7 +1145,7 @@
       </w:r>
       <w:r>
         <w:rPr>
-          <w:rFonts w:hint="eastAsia"/>
+          <w:rFonts w:ascii="Times New Roman" w:hAnsi="Times New Roman" w:cs="Times New Roman" w:eastAsia="SimSun"/>
         </w:rPr>
         <w:t xml:space="preserve">（1分）分析标定</w:t>
       </w:r>
@@ -1154,7 +1154,7 @@
       </w:r>
       <w:r>
         <w:rPr>
-          <w:rFonts w:hint="eastAsia"/>
+          <w:rFonts w:ascii="Times New Roman" w:hAnsi="Times New Roman" w:cs="Times New Roman" w:eastAsia="SimSun"/>
         </w:rPr>
         <w:t xml:space="preserve">的两种基准物质</w:t>
       </w:r>
@@ -1163,7 +1163,7 @@
       </w:r>
       <w:r>
         <w:rPr>
-          <w:rFonts w:hint="eastAsia"/>
+          <w:rFonts w:ascii="Times New Roman" w:hAnsi="Times New Roman" w:cs="Times New Roman" w:eastAsia="SimSun"/>
         </w:rPr>
         <w:t xml:space="preserve">和</w:t>
       </w:r>
@@ -1172,7 +1172,7 @@
       </w:r>
       <w:r>
         <w:rPr>
-          <w:rFonts w:hint="eastAsia"/>
+          <w:rFonts w:ascii="Times New Roman" w:hAnsi="Times New Roman" w:cs="Times New Roman" w:eastAsia="SimSun"/>
         </w:rPr>
         <w:t xml:space="preserve">各有哪些优缺点？</w:t>
       </w:r>
@@ -1185,7 +1185,7 @@
       </w:pPr>
       <w:r>
         <w:rPr>
-          <w:rFonts w:hint="eastAsia"/>
+          <w:rFonts w:ascii="Times New Roman" w:hAnsi="Times New Roman" w:cs="Times New Roman" w:eastAsia="SimSun"/>
         </w:rPr>
         <w:t xml:space="preserve">第</w:t>
       </w:r>
@@ -1194,7 +1194,7 @@
       </w:r>
       <w:r>
         <w:rPr>
-          <w:rFonts w:hint="eastAsia"/>
+          <w:rFonts w:ascii="Times New Roman" w:hAnsi="Times New Roman" w:cs="Times New Roman" w:eastAsia="SimSun"/>
         </w:rPr>
         <w:t xml:space="preserve">题（8</w:t>
       </w:r>
@@ -1203,7 +1203,7 @@
       </w:r>
       <w:r>
         <w:rPr>
-          <w:rFonts w:hint="eastAsia"/>
+          <w:rFonts w:ascii="Times New Roman" w:hAnsi="Times New Roman" w:cs="Times New Roman" w:eastAsia="SimSun"/>
         </w:rPr>
         <w:t xml:space="preserve">分）</w:t>
       </w:r>
@@ -1219,7 +1219,7 @@
       </w:r>
       <w:r>
         <w:rPr>
-          <w:rFonts w:hint="eastAsia"/>
+          <w:rFonts w:ascii="Times New Roman" w:hAnsi="Times New Roman" w:cs="Times New Roman" w:eastAsia="SimSun"/>
         </w:rPr>
         <w:t xml:space="preserve">由于其萤石结构和</w:t>
       </w:r>
@@ -1228,7 +1228,7 @@
       </w:r>
       <w:r>
         <w:rPr>
-          <w:rFonts w:hint="eastAsia"/>
+          <w:rFonts w:ascii="Times New Roman" w:hAnsi="Times New Roman" w:cs="Times New Roman" w:eastAsia="SimSun"/>
         </w:rPr>
         <w:t xml:space="preserve">特殊的外层电子结构，在还原氛围下的晶格中容易产生氧空位，使其具有储氧、释氧的能力。当</w:t>
       </w:r>
@@ -1237,7 +1237,7 @@
       </w:r>
       <w:r>
         <w:rPr>
-          <w:rFonts w:hint="eastAsia"/>
+          <w:rFonts w:ascii="Times New Roman" w:hAnsi="Times New Roman" w:cs="Times New Roman" w:eastAsia="SimSun"/>
         </w:rPr>
         <w:t xml:space="preserve">中出现氧空位形成</w:t>
       </w:r>
@@ -1246,7 +1246,7 @@
       </w:r>
       <w:r>
         <w:rPr>
-          <w:rFonts w:hint="eastAsia"/>
+          <w:rFonts w:ascii="Times New Roman" w:hAnsi="Times New Roman" w:cs="Times New Roman" w:eastAsia="SimSun"/>
         </w:rPr>
         <w:t xml:space="preserve">时，其表面还原性和储氧性能都得到很大的提高。为了测定氧缺陷的含量，准确称取</w:t>
       </w:r>
@@ -1255,7 +1255,7 @@
       </w:r>
       <w:r>
         <w:rPr>
-          <w:rFonts w:hint="eastAsia"/>
+          <w:rFonts w:ascii="Times New Roman" w:hAnsi="Times New Roman" w:cs="Times New Roman" w:eastAsia="SimSun"/>
         </w:rPr>
         <w:t xml:space="preserve">固溶体</w:t>
       </w:r>
@@ -1264,7 +1264,7 @@
       </w:r>
       <w:r>
         <w:rPr>
-          <w:rFonts w:hint="eastAsia"/>
+          <w:rFonts w:ascii="Times New Roman" w:hAnsi="Times New Roman" w:cs="Times New Roman" w:eastAsia="SimSun"/>
         </w:rPr>
         <w:t xml:space="preserve">样品，加入适量</w:t>
       </w:r>
@@ -1273,7 +1273,7 @@
       </w:r>
       <w:r>
         <w:rPr>
-          <w:rFonts w:hint="eastAsia"/>
+          <w:rFonts w:ascii="Times New Roman" w:hAnsi="Times New Roman" w:cs="Times New Roman" w:eastAsia="SimSun"/>
         </w:rPr>
         <w:t xml:space="preserve">硫酸溶液，在</w:t>
       </w:r>
@@ -1282,7 +1282,7 @@
       </w:r>
       <w:r>
         <w:rPr>
-          <w:rFonts w:hint="eastAsia"/>
+          <w:rFonts w:ascii="Times New Roman" w:hAnsi="Times New Roman" w:cs="Times New Roman" w:eastAsia="SimSun"/>
         </w:rPr>
         <w:t xml:space="preserve">加热</w:t>
       </w:r>
@@ -1291,7 +1291,7 @@
       </w:r>
       <w:r>
         <w:rPr>
-          <w:rFonts w:hint="eastAsia"/>
+          <w:rFonts w:ascii="Times New Roman" w:hAnsi="Times New Roman" w:cs="Times New Roman" w:eastAsia="SimSun"/>
         </w:rPr>
         <w:t xml:space="preserve">使其溶解，准确加入</w:t>
       </w:r>
@@ -1300,7 +1300,7 @@
       </w:r>
       <w:r>
         <w:rPr>
-          <w:rFonts w:hint="eastAsia"/>
+          <w:rFonts w:ascii="Times New Roman" w:hAnsi="Times New Roman" w:cs="Times New Roman" w:eastAsia="SimSun"/>
         </w:rPr>
         <w:t xml:space="preserve">的硫酸亚铁铵标准溶液，摇匀后静置</w:t>
       </w:r>
@@ -1309,7 +1309,7 @@
       </w:r>
       <w:r>
         <w:rPr>
-          <w:rFonts w:hint="eastAsia"/>
+          <w:rFonts w:ascii="Times New Roman" w:hAnsi="Times New Roman" w:cs="Times New Roman" w:eastAsia="SimSun"/>
         </w:rPr>
         <w:t xml:space="preserve">min，再加入</w:t>
       </w:r>
@@ -1318,7 +1318,7 @@
       </w:r>
       <w:r>
         <w:rPr>
-          <w:rFonts w:hint="eastAsia"/>
+          <w:rFonts w:ascii="Times New Roman" w:hAnsi="Times New Roman" w:cs="Times New Roman" w:eastAsia="SimSun"/>
         </w:rPr>
         <w:t xml:space="preserve">二苯胺磺酸钠指示剂，用</w:t>
       </w:r>
@@ -1327,7 +1327,7 @@
       </w:r>
       <w:r>
         <w:rPr>
-          <w:rFonts w:hint="eastAsia"/>
+          <w:rFonts w:ascii="Times New Roman" w:hAnsi="Times New Roman" w:cs="Times New Roman" w:eastAsia="SimSun"/>
         </w:rPr>
         <w:t xml:space="preserve">重铬酸钾标准溶液滴定至终点，消耗</w:t>
       </w:r>
@@ -1336,7 +1336,7 @@
       </w:r>
       <w:r>
         <w:rPr>
-          <w:rFonts w:hint="eastAsia"/>
+          <w:rFonts w:ascii="Times New Roman" w:hAnsi="Times New Roman" w:cs="Times New Roman" w:eastAsia="SimSun"/>
         </w:rPr>
         <w:t xml:space="preserve">mL。请根据计算，求出固溶体</w:t>
       </w:r>
@@ -1345,7 +1345,7 @@
       </w:r>
       <w:r>
         <w:rPr>
-          <w:rFonts w:hint="eastAsia"/>
+          <w:rFonts w:ascii="Times New Roman" w:hAnsi="Times New Roman" w:cs="Times New Roman" w:eastAsia="SimSun"/>
         </w:rPr>
         <w:t xml:space="preserve">的化学式。写出重铬酸钾溶液滴定硫酸亚铁铵的离子反应方程式。</w:t>
       </w:r>
@@ -1358,7 +1358,7 @@
       </w:pPr>
       <w:r>
         <w:rPr>
-          <w:rFonts w:hint="eastAsia"/>
+          <w:rFonts w:ascii="Times New Roman" w:hAnsi="Times New Roman" w:cs="Times New Roman" w:eastAsia="SimSun"/>
         </w:rPr>
         <w:t xml:space="preserve">第</w:t>
       </w:r>
@@ -1367,7 +1367,7 @@
       </w:r>
       <w:r>
         <w:rPr>
-          <w:rFonts w:hint="eastAsia"/>
+          <w:rFonts w:ascii="Times New Roman" w:hAnsi="Times New Roman" w:cs="Times New Roman" w:eastAsia="SimSun"/>
         </w:rPr>
         <w:t xml:space="preserve">题（11</w:t>
       </w:r>
@@ -1376,7 +1376,7 @@
       </w:r>
       <w:r>
         <w:rPr>
-          <w:rFonts w:hint="eastAsia"/>
+          <w:rFonts w:ascii="Times New Roman" w:hAnsi="Times New Roman" w:cs="Times New Roman" w:eastAsia="SimSun"/>
         </w:rPr>
         <w:t xml:space="preserve">分）</w:t>
       </w:r>
@@ -1389,7 +1389,7 @@
       </w:pPr>
       <w:r>
         <w:rPr>
-          <w:rFonts w:hint="eastAsia"/>
+          <w:rFonts w:ascii="Times New Roman" w:hAnsi="Times New Roman" w:cs="Times New Roman" w:eastAsia="SimSun"/>
         </w:rPr>
         <w:t xml:space="preserve">叠氮化物常常是危险和爆炸的代名词。</w:t>
       </w:r>
@@ -1408,7 +1408,7 @@
       </w:r>
       <w:r>
         <w:rPr>
-          <w:rFonts w:hint="eastAsia"/>
+          <w:rFonts w:ascii="Times New Roman" w:hAnsi="Times New Roman" w:cs="Times New Roman" w:eastAsia="SimSun"/>
         </w:rPr>
         <w:t xml:space="preserve">（3分）我们知道，HN₃</w:t>
       </w:r>
@@ -1417,7 +1417,7 @@
       </w:r>
       <w:r>
         <w:rPr>
-          <w:rFonts w:hint="eastAsia"/>
+          <w:rFonts w:ascii="Times New Roman" w:hAnsi="Times New Roman" w:cs="Times New Roman" w:eastAsia="SimSun"/>
         </w:rPr>
         <w:t xml:space="preserve">具有特强的爆炸性。试用学过的结构理论说明在爆炸时最先断裂的是哪一根键。</w:t>
       </w:r>
@@ -1436,7 +1436,7 @@
       </w:r>
       <w:r>
         <w:rPr>
-          <w:rFonts w:hint="eastAsia"/>
+          <w:rFonts w:ascii="Times New Roman" w:hAnsi="Times New Roman" w:cs="Times New Roman" w:eastAsia="SimSun"/>
         </w:rPr>
         <w:t xml:space="preserve">（3分）现有一瓶</w:t>
       </w:r>
@@ -1445,7 +1445,7 @@
       </w:r>
       <w:r>
         <w:rPr>
-          <w:rFonts w:hint="eastAsia"/>
+          <w:rFonts w:ascii="Times New Roman" w:hAnsi="Times New Roman" w:cs="Times New Roman" w:eastAsia="SimSun"/>
         </w:rPr>
         <w:t xml:space="preserve">的</w:t>
       </w:r>
@@ -1454,7 +1454,7 @@
       </w:r>
       <w:r>
         <w:rPr>
-          <w:rFonts w:hint="eastAsia"/>
+          <w:rFonts w:ascii="Times New Roman" w:hAnsi="Times New Roman" w:cs="Times New Roman" w:eastAsia="SimSun"/>
         </w:rPr>
         <w:t xml:space="preserve">溶液，测定其</w:t>
       </w:r>
@@ -1463,7 +1463,7 @@
       </w:r>
       <w:r>
         <w:rPr>
-          <w:rFonts w:hint="eastAsia"/>
+          <w:rFonts w:ascii="Times New Roman" w:hAnsi="Times New Roman" w:cs="Times New Roman" w:eastAsia="SimSun"/>
         </w:rPr>
         <w:t xml:space="preserve">pH，发现酸度与乙酸相当。于是他将</w:t>
       </w:r>
@@ -1472,7 +1472,7 @@
       </w:r>
       <w:r>
         <w:rPr>
-          <w:rFonts w:hint="eastAsia"/>
+          <w:rFonts w:ascii="Times New Roman" w:hAnsi="Times New Roman" w:cs="Times New Roman" w:eastAsia="SimSun"/>
         </w:rPr>
         <w:t xml:space="preserve">加入溶液中，却没有产生</w:t>
       </w:r>
@@ -1481,7 +1481,7 @@
       </w:r>
       <w:r>
         <w:rPr>
-          <w:rFonts w:hint="eastAsia"/>
+          <w:rFonts w:ascii="Times New Roman" w:hAnsi="Times New Roman" w:cs="Times New Roman" w:eastAsia="SimSun"/>
         </w:rPr>
         <w:t xml:space="preserve">H₂，而生成了另两种气态产物，每</w:t>
       </w:r>
@@ -1490,7 +1490,7 @@
       </w:r>
       <w:r>
         <w:rPr>
-          <w:rFonts w:hint="eastAsia"/>
+          <w:rFonts w:ascii="Times New Roman" w:hAnsi="Times New Roman" w:cs="Times New Roman" w:eastAsia="SimSun"/>
         </w:rPr>
         <w:t xml:space="preserve">能产生</w:t>
       </w:r>
@@ -1499,7 +1499,7 @@
       </w:r>
       <w:r>
         <w:rPr>
-          <w:rFonts w:hint="eastAsia"/>
+          <w:rFonts w:ascii="Times New Roman" w:hAnsi="Times New Roman" w:cs="Times New Roman" w:eastAsia="SimSun"/>
         </w:rPr>
         <w:t xml:space="preserve">的气体（标准状况，假设气体全部逸出）。试写出其反应方程式。</w:t>
       </w:r>
@@ -1518,7 +1518,7 @@
       </w:r>
       <w:r>
         <w:rPr>
-          <w:rFonts w:hint="eastAsia"/>
+          <w:rFonts w:ascii="Times New Roman" w:hAnsi="Times New Roman" w:cs="Times New Roman" w:eastAsia="SimSun"/>
         </w:rPr>
         <w:t xml:space="preserve">（3分）叠氮酸被亚硝酸氧化的反应曾详细地被研究过，也生成两种气态产物，其中之一与</w:t>
       </w:r>
@@ -1527,7 +1527,7 @@
       </w:r>
       <w:r>
         <w:rPr>
-          <w:rFonts w:hint="eastAsia"/>
+          <w:rFonts w:ascii="Times New Roman" w:hAnsi="Times New Roman" w:cs="Times New Roman" w:eastAsia="SimSun"/>
         </w:rPr>
         <w:t xml:space="preserve">题中的一种产物相同，两种气态产物的比例也与</w:t>
       </w:r>
@@ -1536,7 +1536,7 @@
       </w:r>
       <w:r>
         <w:rPr>
-          <w:rFonts w:hint="eastAsia"/>
+          <w:rFonts w:ascii="Times New Roman" w:hAnsi="Times New Roman" w:cs="Times New Roman" w:eastAsia="SimSun"/>
         </w:rPr>
         <w:t xml:space="preserve">中相同。试写出此反应的反应方程式。</w:t>
       </w:r>
@@ -1555,7 +1555,7 @@
       </w:r>
       <w:r>
         <w:rPr>
-          <w:rFonts w:hint="eastAsia"/>
+          <w:rFonts w:ascii="Times New Roman" w:hAnsi="Times New Roman" w:cs="Times New Roman" w:eastAsia="SimSun"/>
         </w:rPr>
         <w:t xml:space="preserve">（2分）已知此反应经过一个中间产物，再断键分解成为这两种气态产物，试写出此中间产物的共振结构式。</w:t>
       </w:r>
@@ -1568,7 +1568,7 @@
       </w:pPr>
       <w:r>
         <w:rPr>
-          <w:rFonts w:hint="eastAsia"/>
+          <w:rFonts w:ascii="Times New Roman" w:hAnsi="Times New Roman" w:cs="Times New Roman" w:eastAsia="SimSun"/>
         </w:rPr>
         <w:t xml:space="preserve">第</w:t>
       </w:r>
@@ -1577,7 +1577,7 @@
       </w:r>
       <w:r>
         <w:rPr>
-          <w:rFonts w:hint="eastAsia"/>
+          <w:rFonts w:ascii="Times New Roman" w:hAnsi="Times New Roman" w:cs="Times New Roman" w:eastAsia="SimSun"/>
         </w:rPr>
         <w:t xml:space="preserve">题（8</w:t>
       </w:r>
@@ -1586,7 +1586,7 @@
       </w:r>
       <w:r>
         <w:rPr>
-          <w:rFonts w:hint="eastAsia"/>
+          <w:rFonts w:ascii="Times New Roman" w:hAnsi="Times New Roman" w:cs="Times New Roman" w:eastAsia="SimSun"/>
         </w:rPr>
         <w:t xml:space="preserve">分）</w:t>
       </w:r>
@@ -1599,7 +1599,7 @@
       </w:pPr>
       <w:r>
         <w:rPr>
-          <w:rFonts w:hint="eastAsia"/>
+          <w:rFonts w:ascii="Times New Roman" w:hAnsi="Times New Roman" w:cs="Times New Roman" w:eastAsia="SimSun"/>
         </w:rPr>
         <w:t xml:space="preserve">化合物</w:t>
       </w:r>
@@ -1608,7 +1608,7 @@
       </w:r>
       <w:r>
         <w:rPr>
-          <w:rFonts w:hint="eastAsia"/>
+          <w:rFonts w:ascii="Times New Roman" w:hAnsi="Times New Roman" w:cs="Times New Roman" w:eastAsia="SimSun"/>
         </w:rPr>
         <w:t xml:space="preserve">与</w:t>
       </w:r>
@@ -1617,7 +1617,7 @@
       </w:r>
       <w:r>
         <w:rPr>
-          <w:rFonts w:hint="eastAsia"/>
+          <w:rFonts w:ascii="Times New Roman" w:hAnsi="Times New Roman" w:cs="Times New Roman" w:eastAsia="SimSun"/>
         </w:rPr>
         <w:t xml:space="preserve">是等电子体，可用</w:t>
       </w:r>
@@ -1626,7 +1626,7 @@
       </w:r>
       <w:r>
         <w:rPr>
-          <w:rFonts w:hint="eastAsia"/>
+          <w:rFonts w:ascii="Times New Roman" w:hAnsi="Times New Roman" w:cs="Times New Roman" w:eastAsia="SimSun"/>
         </w:rPr>
         <w:t xml:space="preserve">在</w:t>
       </w:r>
@@ -1635,7 +1635,7 @@
       </w:r>
       <w:r>
         <w:rPr>
-          <w:rFonts w:hint="eastAsia"/>
+          <w:rFonts w:ascii="Times New Roman" w:hAnsi="Times New Roman" w:cs="Times New Roman" w:eastAsia="SimSun"/>
         </w:rPr>
         <w:t xml:space="preserve">时与</w:t>
       </w:r>
@@ -1644,7 +1644,7 @@
       </w:r>
       <w:r>
         <w:rPr>
-          <w:rFonts w:hint="eastAsia"/>
+          <w:rFonts w:ascii="Times New Roman" w:hAnsi="Times New Roman" w:cs="Times New Roman" w:eastAsia="SimSun"/>
         </w:rPr>
         <w:t xml:space="preserve">反应制得。</w:t>
       </w:r>
@@ -1663,7 +1663,7 @@
       </w:r>
       <w:r>
         <w:rPr>
-          <w:rFonts w:hint="eastAsia"/>
+          <w:rFonts w:ascii="Times New Roman" w:hAnsi="Times New Roman" w:cs="Times New Roman" w:eastAsia="SimSun"/>
         </w:rPr>
         <w:t xml:space="preserve">（2分）确定</w:t>
       </w:r>
@@ -1672,7 +1672,7 @@
       </w:r>
       <w:r>
         <w:rPr>
-          <w:rFonts w:hint="eastAsia"/>
+          <w:rFonts w:ascii="Times New Roman" w:hAnsi="Times New Roman" w:cs="Times New Roman" w:eastAsia="SimSun"/>
         </w:rPr>
         <w:t xml:space="preserve">的化学式，指出</w:t>
       </w:r>
@@ -1681,7 +1681,7 @@
       </w:r>
       <w:r>
         <w:rPr>
-          <w:rFonts w:hint="eastAsia"/>
+          <w:rFonts w:ascii="Times New Roman" w:hAnsi="Times New Roman" w:cs="Times New Roman" w:eastAsia="SimSun"/>
         </w:rPr>
         <w:t xml:space="preserve">中中心原子的杂化形态。</w:t>
       </w:r>
@@ -1700,7 +1700,7 @@
       </w:r>
       <w:r>
         <w:rPr>
-          <w:rFonts w:hint="eastAsia"/>
+          <w:rFonts w:ascii="Times New Roman" w:hAnsi="Times New Roman" w:cs="Times New Roman" w:eastAsia="SimSun"/>
         </w:rPr>
         <w:t xml:space="preserve">（2分）X</w:t>
       </w:r>
@@ -1709,7 +1709,7 @@
       </w:r>
       <w:r>
         <w:rPr>
-          <w:rFonts w:hint="eastAsia"/>
+          <w:rFonts w:ascii="Times New Roman" w:hAnsi="Times New Roman" w:cs="Times New Roman" w:eastAsia="SimSun"/>
         </w:rPr>
         <w:t xml:space="preserve">也可用无水硝酸和氟代磺酸反应制备。试写出其化学反应方程式，并指明反应类型。</w:t>
       </w:r>
@@ -1728,7 +1728,7 @@
       </w:r>
       <w:r>
         <w:rPr>
-          <w:rFonts w:hint="eastAsia"/>
+          <w:rFonts w:ascii="Times New Roman" w:hAnsi="Times New Roman" w:cs="Times New Roman" w:eastAsia="SimSun"/>
         </w:rPr>
         <w:t xml:space="preserve">（2分）X</w:t>
       </w:r>
@@ -1737,7 +1737,7 @@
       </w:r>
       <w:r>
         <w:rPr>
-          <w:rFonts w:hint="eastAsia"/>
+          <w:rFonts w:ascii="Times New Roman" w:hAnsi="Times New Roman" w:cs="Times New Roman" w:eastAsia="SimSun"/>
         </w:rPr>
         <w:t xml:space="preserve">能发生水解反应。试分别写出</w:t>
       </w:r>
@@ -1746,7 +1746,7 @@
       </w:r>
       <w:r>
         <w:rPr>
-          <w:rFonts w:hint="eastAsia"/>
+          <w:rFonts w:ascii="Times New Roman" w:hAnsi="Times New Roman" w:cs="Times New Roman" w:eastAsia="SimSun"/>
         </w:rPr>
         <w:t xml:space="preserve">与</w:t>
       </w:r>
@@ -1755,7 +1755,7 @@
       </w:r>
       <w:r>
         <w:rPr>
-          <w:rFonts w:hint="eastAsia"/>
+          <w:rFonts w:ascii="Times New Roman" w:hAnsi="Times New Roman" w:cs="Times New Roman" w:eastAsia="SimSun"/>
         </w:rPr>
         <w:t xml:space="preserve">和乙醇反应的化学方程式。</w:t>
       </w:r>
@@ -1774,7 +1774,7 @@
       </w:r>
       <w:r>
         <w:rPr>
-          <w:rFonts w:hint="eastAsia"/>
+          <w:rFonts w:ascii="Times New Roman" w:hAnsi="Times New Roman" w:cs="Times New Roman" w:eastAsia="SimSun"/>
         </w:rPr>
         <w:t xml:space="preserve">（2分）X</w:t>
       </w:r>
@@ -1783,7 +1783,7 @@
       </w:r>
       <w:r>
         <w:rPr>
-          <w:rFonts w:hint="eastAsia"/>
+          <w:rFonts w:ascii="Times New Roman" w:hAnsi="Times New Roman" w:cs="Times New Roman" w:eastAsia="SimSun"/>
         </w:rPr>
         <w:t xml:space="preserve">能与</w:t>
       </w:r>
@@ -1792,7 +1792,7 @@
       </w:r>
       <w:r>
         <w:rPr>
-          <w:rFonts w:hint="eastAsia"/>
+          <w:rFonts w:ascii="Times New Roman" w:hAnsi="Times New Roman" w:cs="Times New Roman" w:eastAsia="SimSun"/>
         </w:rPr>
         <w:t xml:space="preserve">反应，试写出其化学反应方程式，并预测</w:t>
       </w:r>
@@ -1801,7 +1801,7 @@
       </w:r>
       <w:r>
         <w:rPr>
-          <w:rFonts w:hint="eastAsia"/>
+          <w:rFonts w:ascii="Times New Roman" w:hAnsi="Times New Roman" w:cs="Times New Roman" w:eastAsia="SimSun"/>
         </w:rPr>
         <w:t xml:space="preserve">键长变化趋势，简述其原因。</w:t>
       </w:r>
@@ -1814,7 +1814,7 @@
       </w:pPr>
       <w:r>
         <w:rPr>
-          <w:rFonts w:hint="eastAsia"/>
+          <w:rFonts w:ascii="Times New Roman" w:hAnsi="Times New Roman" w:cs="Times New Roman" w:eastAsia="SimSun"/>
         </w:rPr>
         <w:t xml:space="preserve">第</w:t>
       </w:r>
@@ -1823,7 +1823,7 @@
       </w:r>
       <w:r>
         <w:rPr>
-          <w:rFonts w:hint="eastAsia"/>
+          <w:rFonts w:ascii="Times New Roman" w:hAnsi="Times New Roman" w:cs="Times New Roman" w:eastAsia="SimSun"/>
         </w:rPr>
         <w:t xml:space="preserve">题（5</w:t>
       </w:r>
@@ -1832,7 +1832,7 @@
       </w:r>
       <w:r>
         <w:rPr>
-          <w:rFonts w:hint="eastAsia"/>
+          <w:rFonts w:ascii="Times New Roman" w:hAnsi="Times New Roman" w:cs="Times New Roman" w:eastAsia="SimSun"/>
         </w:rPr>
         <w:t xml:space="preserve">分）</w:t>
       </w:r>
@@ -1845,7 +1845,7 @@
       </w:pPr>
       <w:r>
         <w:rPr>
-          <w:rFonts w:hint="eastAsia"/>
+          <w:rFonts w:ascii="Times New Roman" w:hAnsi="Times New Roman" w:cs="Times New Roman" w:eastAsia="SimSun"/>
         </w:rPr>
         <w:t xml:space="preserve">某化合物</w:t>
       </w:r>
@@ -1854,7 +1854,7 @@
       </w:r>
       <w:r>
         <w:rPr>
-          <w:rFonts w:hint="eastAsia"/>
+          <w:rFonts w:ascii="Times New Roman" w:hAnsi="Times New Roman" w:cs="Times New Roman" w:eastAsia="SimSun"/>
         </w:rPr>
         <w:t xml:space="preserve">是由元素</w:t>
       </w:r>
@@ -1863,7 +1863,7 @@
       </w:r>
       <w:r>
         <w:rPr>
-          <w:rFonts w:hint="eastAsia"/>
+          <w:rFonts w:ascii="Times New Roman" w:hAnsi="Times New Roman" w:cs="Times New Roman" w:eastAsia="SimSun"/>
         </w:rPr>
         <w:t xml:space="preserve">和</w:t>
       </w:r>
@@ -1872,7 +1872,7 @@
       </w:r>
       <w:r>
         <w:rPr>
-          <w:rFonts w:hint="eastAsia"/>
+          <w:rFonts w:ascii="Times New Roman" w:hAnsi="Times New Roman" w:cs="Times New Roman" w:eastAsia="SimSun"/>
         </w:rPr>
         <w:t xml:space="preserve">所组成，其</w:t>
       </w:r>
@@ -1881,7 +1881,7 @@
       </w:r>
       <w:r>
         <w:rPr>
-          <w:rFonts w:hint="eastAsia"/>
+          <w:rFonts w:ascii="Times New Roman" w:hAnsi="Times New Roman" w:cs="Times New Roman" w:eastAsia="SimSun"/>
         </w:rPr>
         <w:t xml:space="preserve">摩尔质量为</w:t>
       </w:r>
@@ -1890,7 +1890,7 @@
       </w:r>
       <w:r>
         <w:rPr>
-          <w:rFonts w:hint="eastAsia"/>
+          <w:rFonts w:ascii="Times New Roman" w:hAnsi="Times New Roman" w:cs="Times New Roman" w:eastAsia="SimSun"/>
         </w:rPr>
         <w:t xml:space="preserve">g·mol⁻¹，该物质在</w:t>
       </w:r>
@@ -1899,7 +1899,7 @@
       </w:r>
       <w:r>
         <w:rPr>
-          <w:rFonts w:hint="eastAsia"/>
+          <w:rFonts w:ascii="Times New Roman" w:hAnsi="Times New Roman" w:cs="Times New Roman" w:eastAsia="SimSun"/>
         </w:rPr>
         <w:t xml:space="preserve">的乙醇溶液中反应得到四种物质，其中钾盐有</w:t>
       </w:r>
@@ -1908,7 +1908,7 @@
       </w:r>
       <w:r>
         <w:rPr>
-          <w:rFonts w:hint="eastAsia"/>
+          <w:rFonts w:ascii="Times New Roman" w:hAnsi="Times New Roman" w:cs="Times New Roman" w:eastAsia="SimSun"/>
         </w:rPr>
         <w:t xml:space="preserve">和物质</w:t>
       </w:r>
@@ -1917,7 +1917,7 @@
       </w:r>
       <w:r>
         <w:rPr>
-          <w:rFonts w:hint="eastAsia"/>
+          <w:rFonts w:ascii="Times New Roman" w:hAnsi="Times New Roman" w:cs="Times New Roman" w:eastAsia="SimSun"/>
         </w:rPr>
         <w:t xml:space="preserve">Y，它们的物质的量之比为</w:t>
       </w:r>
@@ -1942,7 +1942,7 @@
       </w:r>
       <w:r>
         <w:rPr>
-          <w:rFonts w:hint="eastAsia"/>
+          <w:rFonts w:ascii="Times New Roman" w:hAnsi="Times New Roman" w:cs="Times New Roman" w:eastAsia="SimSun"/>
         </w:rPr>
         <w:t xml:space="preserve">通过计算写出物质</w:t>
       </w:r>
@@ -1951,7 +1951,7 @@
       </w:r>
       <w:r>
         <w:rPr>
-          <w:rFonts w:hint="eastAsia"/>
+          <w:rFonts w:ascii="Times New Roman" w:hAnsi="Times New Roman" w:cs="Times New Roman" w:eastAsia="SimSun"/>
         </w:rPr>
         <w:t xml:space="preserve">的化学式。</w:t>
       </w:r>
@@ -1973,7 +1973,7 @@
       </w:r>
       <w:r>
         <w:rPr>
-          <w:rFonts w:hint="eastAsia"/>
+          <w:rFonts w:ascii="Times New Roman" w:hAnsi="Times New Roman" w:cs="Times New Roman" w:eastAsia="SimSun"/>
         </w:rPr>
         <w:t xml:space="preserve">画出</w:t>
       </w:r>
@@ -1982,7 +1982,7 @@
       </w:r>
       <w:r>
         <w:rPr>
-          <w:rFonts w:hint="eastAsia"/>
+          <w:rFonts w:ascii="Times New Roman" w:hAnsi="Times New Roman" w:cs="Times New Roman" w:eastAsia="SimSun"/>
         </w:rPr>
         <w:t xml:space="preserve">的路易斯结构式，判断中心原子的杂化方式。</w:t>
       </w:r>
@@ -2004,7 +2004,7 @@
       </w:r>
       <w:r>
         <w:rPr>
-          <w:rFonts w:hint="eastAsia"/>
+          <w:rFonts w:ascii="Times New Roman" w:hAnsi="Times New Roman" w:cs="Times New Roman" w:eastAsia="SimSun"/>
         </w:rPr>
         <w:t xml:space="preserve">写出</w:t>
       </w:r>
@@ -2013,7 +2013,7 @@
       </w:r>
       <w:r>
         <w:rPr>
-          <w:rFonts w:hint="eastAsia"/>
+          <w:rFonts w:ascii="Times New Roman" w:hAnsi="Times New Roman" w:cs="Times New Roman" w:eastAsia="SimSun"/>
         </w:rPr>
         <w:t xml:space="preserve">在</w:t>
       </w:r>
@@ -2022,7 +2022,7 @@
       </w:r>
       <w:r>
         <w:rPr>
-          <w:rFonts w:hint="eastAsia"/>
+          <w:rFonts w:ascii="Times New Roman" w:hAnsi="Times New Roman" w:cs="Times New Roman" w:eastAsia="SimSun"/>
         </w:rPr>
         <w:t xml:space="preserve">的乙醇溶液中反应的方程式。</w:t>
       </w:r>
@@ -2036,7 +2036,7 @@
       </w:pPr>
       <w:r>
         <w:rPr>
-          <w:rFonts w:hint="eastAsia"/>
+          <w:rFonts w:ascii="Times New Roman" w:hAnsi="Times New Roman" w:cs="Times New Roman" w:eastAsia="SimSun"/>
         </w:rPr>
         <w:t xml:space="preserve">第二部分</w:t>
       </w:r>
@@ -2045,7 +2045,7 @@
       </w:r>
       <w:r>
         <w:rPr>
-          <w:rFonts w:hint="eastAsia"/>
+          <w:rFonts w:ascii="Times New Roman" w:hAnsi="Times New Roman" w:cs="Times New Roman" w:eastAsia="SimSun"/>
         </w:rPr>
         <w:t xml:space="preserve">结构化学（第</w:t>
       </w:r>
@@ -2054,7 +2054,7 @@
       </w:r>
       <w:r>
         <w:rPr>
-          <w:rFonts w:hint="eastAsia"/>
+          <w:rFonts w:ascii="Times New Roman" w:hAnsi="Times New Roman" w:cs="Times New Roman" w:eastAsia="SimSun"/>
         </w:rPr>
         <w:t xml:space="preserve">题，共</w:t>
       </w:r>
@@ -2063,7 +2063,7 @@
       </w:r>
       <w:r>
         <w:rPr>
-          <w:rFonts w:hint="eastAsia"/>
+          <w:rFonts w:ascii="Times New Roman" w:hAnsi="Times New Roman" w:cs="Times New Roman" w:eastAsia="SimSun"/>
         </w:rPr>
         <w:t xml:space="preserve">分）</w:t>
       </w:r>
@@ -2075,7 +2075,7 @@
       </w:pPr>
       <w:r>
         <w:rPr>
-          <w:rFonts w:hint="eastAsia"/>
+          <w:rFonts w:ascii="Times New Roman" w:hAnsi="Times New Roman" w:cs="Times New Roman" w:eastAsia="SimSun"/>
         </w:rPr>
         <w:t xml:space="preserve">第</w:t>
       </w:r>
@@ -2084,7 +2084,7 @@
       </w:r>
       <w:r>
         <w:rPr>
-          <w:rFonts w:hint="eastAsia"/>
+          <w:rFonts w:ascii="Times New Roman" w:hAnsi="Times New Roman" w:cs="Times New Roman" w:eastAsia="SimSun"/>
         </w:rPr>
         <w:t xml:space="preserve">题（13</w:t>
       </w:r>
@@ -2093,7 +2093,7 @@
       </w:r>
       <w:r>
         <w:rPr>
-          <w:rFonts w:hint="eastAsia"/>
+          <w:rFonts w:ascii="Times New Roman" w:hAnsi="Times New Roman" w:cs="Times New Roman" w:eastAsia="SimSun"/>
         </w:rPr>
         <w:t xml:space="preserve">分）</w:t>
       </w:r>
@@ -2106,7 +2106,7 @@
       </w:pPr>
       <w:r>
         <w:rPr>
-          <w:rFonts w:hint="eastAsia"/>
+          <w:rFonts w:ascii="Times New Roman" w:hAnsi="Times New Roman" w:cs="Times New Roman" w:eastAsia="SimSun"/>
         </w:rPr>
         <w:t xml:space="preserve">黄铜矿是重要的铜矿石矿物、四方晶系，晶胞如下图所示。</w:t>
       </w:r>
@@ -2170,7 +2170,7 @@
       </w:r>
       <w:r>
         <w:rPr>
-          <w:rFonts w:hint="eastAsia"/>
+          <w:rFonts w:ascii="Times New Roman" w:hAnsi="Times New Roman" w:cs="Times New Roman" w:eastAsia="SimSun"/>
         </w:rPr>
         <w:t xml:space="preserve">计算该晶体的密度。</w:t>
       </w:r>
@@ -2185,7 +2185,7 @@
       </w:r>
       <w:r>
         <w:rPr>
-          <w:rFonts w:hint="eastAsia"/>
+          <w:rFonts w:ascii="Times New Roman" w:hAnsi="Times New Roman" w:cs="Times New Roman" w:eastAsia="SimSun"/>
         </w:rPr>
         <w:t xml:space="preserve">仔细观察，指出一个晶胞中含有几个结构基元。</w:t>
       </w:r>
@@ -2198,7 +2198,7 @@
       </w:pPr>
       <w:r>
         <w:rPr>
-          <w:rFonts w:hint="eastAsia"/>
+          <w:rFonts w:ascii="Times New Roman" w:hAnsi="Times New Roman" w:cs="Times New Roman" w:eastAsia="SimSun"/>
         </w:rPr>
         <w:t xml:space="preserve">高温下，黄铜矿变成一种无序结构，为闪锌矿型结构。</w:t>
       </w:r>
@@ -2213,7 +2213,7 @@
       </w:r>
       <w:r>
         <w:rPr>
-          <w:rFonts w:hint="eastAsia"/>
+          <w:rFonts w:ascii="Times New Roman" w:hAnsi="Times New Roman" w:cs="Times New Roman" w:eastAsia="SimSun"/>
         </w:rPr>
         <w:t xml:space="preserve">给出其高温下的晶胞。</w:t>
       </w:r>
@@ -2228,7 +2228,7 @@
       </w:r>
       <w:r>
         <w:rPr>
-          <w:rFonts w:hint="eastAsia"/>
+          <w:rFonts w:ascii="Times New Roman" w:hAnsi="Times New Roman" w:cs="Times New Roman" w:eastAsia="SimSun"/>
         </w:rPr>
         <w:t xml:space="preserve">这种结构转变的动力是什么？</w:t>
       </w:r>
@@ -2241,7 +2241,7 @@
       </w:pPr>
       <w:r>
         <w:rPr>
-          <w:rFonts w:hint="eastAsia"/>
+          <w:rFonts w:ascii="Times New Roman" w:hAnsi="Times New Roman" w:cs="Times New Roman" w:eastAsia="SimSun"/>
         </w:rPr>
         <w:t xml:space="preserve">事实上，很多晶体都存在无序-有序结构的相互转化，例如</w:t>
       </w:r>
@@ -2253,18 +2253,27 @@
           <m:rPr>
             <m:sty m:val="p"/>
           </m:rPr>
+          <w:rPr>
+            <w:rFonts w:ascii="Times New Roman" w:hAnsi="Times New Roman" w:cs="Times New Roman" w:eastAsia="SimSun"/>
+          </w:rPr>
           <m:t>A</m:t>
         </m:r>
         <m:r>
           <m:rPr>
             <m:sty m:val="p"/>
           </m:rPr>
+          <w:rPr>
+            <w:rFonts w:ascii="Times New Roman" w:hAnsi="Times New Roman" w:cs="Times New Roman" w:eastAsia="SimSun"/>
+          </w:rPr>
           <m:t>u</m:t>
         </m:r>
         <m:r>
           <m:rPr>
             <m:sty m:val="p"/>
           </m:rPr>
+          <w:rPr>
+            <w:rFonts w:ascii="Times New Roman" w:hAnsi="Times New Roman" w:cs="Times New Roman" w:eastAsia="SimSun"/>
+          </w:rPr>
           <m:t>C</m:t>
         </m:r>
         <m:sSub>
@@ -2273,11 +2282,17 @@
               <m:rPr>
                 <m:sty m:val="p"/>
               </m:rPr>
+              <w:rPr>
+                <w:rFonts w:ascii="Times New Roman" w:hAnsi="Times New Roman" w:cs="Times New Roman" w:eastAsia="SimSun"/>
+              </w:rPr>
               <m:t>u</m:t>
             </m:r>
           </m:e>
           <m:sub>
             <m:r>
+              <w:rPr>
+                <w:rFonts w:ascii="Times New Roman" w:hAnsi="Times New Roman" w:cs="Times New Roman" w:eastAsia="SimSun"/>
+              </w:rPr>
               <m:t>3</m:t>
             </m:r>
           </m:sub>
@@ -2288,7 +2303,7 @@
       </w:r>
       <w:r>
         <w:rPr>
-          <w:rFonts w:hint="eastAsia"/>
+          <w:rFonts w:ascii="Times New Roman" w:hAnsi="Times New Roman" w:cs="Times New Roman" w:eastAsia="SimSun"/>
         </w:rPr>
         <w:t xml:space="preserve">的有序结构和无序结构分别如下：</w:t>
       </w:r>
@@ -2352,7 +2367,7 @@
       </w:r>
       <w:r>
         <w:rPr>
-          <w:rFonts w:hint="eastAsia"/>
+          <w:rFonts w:ascii="Times New Roman" w:hAnsi="Times New Roman" w:cs="Times New Roman" w:eastAsia="SimSun"/>
         </w:rPr>
         <w:t xml:space="preserve">指出两个晶胞中白球和黑球分别代表什么，给出两者所属的晶系。</w:t>
       </w:r>
@@ -2365,7 +2380,7 @@
       </w:pPr>
       <w:r>
         <w:rPr>
-          <w:rFonts w:hint="eastAsia"/>
+          <w:rFonts w:ascii="Times New Roman" w:hAnsi="Times New Roman" w:cs="Times New Roman" w:eastAsia="SimSun"/>
         </w:rPr>
         <w:t xml:space="preserve">第</w:t>
       </w:r>
@@ -2374,7 +2389,7 @@
       </w:r>
       <w:r>
         <w:rPr>
-          <w:rFonts w:hint="eastAsia"/>
+          <w:rFonts w:ascii="Times New Roman" w:hAnsi="Times New Roman" w:cs="Times New Roman" w:eastAsia="SimSun"/>
         </w:rPr>
         <w:t xml:space="preserve">题（10</w:t>
       </w:r>
@@ -2383,7 +2398,7 @@
       </w:r>
       <w:r>
         <w:rPr>
-          <w:rFonts w:hint="eastAsia"/>
+          <w:rFonts w:ascii="Times New Roman" w:hAnsi="Times New Roman" w:cs="Times New Roman" w:eastAsia="SimSun"/>
         </w:rPr>
         <w:t xml:space="preserve">分）</w:t>
       </w:r>
@@ -2396,7 +2411,7 @@
       </w:pPr>
       <w:r>
         <w:rPr>
-          <w:rFonts w:hint="eastAsia"/>
+          <w:rFonts w:ascii="Times New Roman" w:hAnsi="Times New Roman" w:cs="Times New Roman" w:eastAsia="SimSun"/>
         </w:rPr>
         <w:t xml:space="preserve">在稀有气体元素化合物中，Xe</w:t>
       </w:r>
@@ -2405,7 +2420,7 @@
       </w:r>
       <w:r>
         <w:rPr>
-          <w:rFonts w:hint="eastAsia"/>
+          <w:rFonts w:ascii="Times New Roman" w:hAnsi="Times New Roman" w:cs="Times New Roman" w:eastAsia="SimSun"/>
         </w:rPr>
         <w:t xml:space="preserve">类化合物占据了其中的绝大多数，而高价态的</w:t>
       </w:r>
@@ -2414,7 +2429,7 @@
       </w:r>
       <w:r>
         <w:rPr>
-          <w:rFonts w:hint="eastAsia"/>
+          <w:rFonts w:ascii="Times New Roman" w:hAnsi="Times New Roman" w:cs="Times New Roman" w:eastAsia="SimSun"/>
         </w:rPr>
         <w:t xml:space="preserve">化物更是由于较高的配位数与强非共价作用力，具有较高的研究价值。其中，</w:t>
       </w:r>
@@ -2425,6 +2440,9 @@
               <m:rPr>
                 <m:sty m:val="p"/>
               </m:rPr>
+              <w:rPr>
+                <w:rFonts w:ascii="Times New Roman" w:hAnsi="Times New Roman" w:cs="Times New Roman" w:eastAsia="SimSun"/>
+              </w:rPr>
               <m:t>K</m:t>
             </m:r>
           </m:e>
@@ -2433,6 +2451,9 @@
               <m:rPr>
                 <m:sty m:val="p"/>
               </m:rPr>
+              <w:rPr>
+                <w:rFonts w:ascii="Times New Roman" w:hAnsi="Times New Roman" w:cs="Times New Roman" w:eastAsia="SimSun"/>
+              </w:rPr>
               <m:t>4</m:t>
             </m:r>
           </m:sub>
@@ -2441,6 +2462,9 @@
           <m:rPr>
             <m:sty m:val="p"/>
           </m:rPr>
+          <w:rPr>
+            <w:rFonts w:ascii="Times New Roman" w:hAnsi="Times New Roman" w:cs="Times New Roman" w:eastAsia="SimSun"/>
+          </w:rPr>
           <m:t>X</m:t>
         </m:r>
         <m:sSub>
@@ -2449,6 +2473,9 @@
               <m:rPr>
                 <m:sty m:val="p"/>
               </m:rPr>
+              <w:rPr>
+                <w:rFonts w:ascii="Times New Roman" w:hAnsi="Times New Roman" w:cs="Times New Roman" w:eastAsia="SimSun"/>
+              </w:rPr>
               <m:t>e</m:t>
             </m:r>
           </m:e>
@@ -2457,6 +2484,9 @@
               <m:rPr>
                 <m:sty m:val="p"/>
               </m:rPr>
+              <w:rPr>
+                <w:rFonts w:ascii="Times New Roman" w:hAnsi="Times New Roman" w:cs="Times New Roman" w:eastAsia="SimSun"/>
+              </w:rPr>
               <m:t>3</m:t>
             </m:r>
           </m:sub>
@@ -2467,6 +2497,9 @@
               <m:rPr>
                 <m:sty m:val="p"/>
               </m:rPr>
+              <w:rPr>
+                <w:rFonts w:ascii="Times New Roman" w:hAnsi="Times New Roman" w:cs="Times New Roman" w:eastAsia="SimSun"/>
+              </w:rPr>
               <m:t>O</m:t>
             </m:r>
           </m:e>
@@ -2475,6 +2508,9 @@
               <m:rPr>
                 <m:sty m:val="p"/>
               </m:rPr>
+              <w:rPr>
+                <w:rFonts w:ascii="Times New Roman" w:hAnsi="Times New Roman" w:cs="Times New Roman" w:eastAsia="SimSun"/>
+              </w:rPr>
               <m:t>12</m:t>
             </m:r>
           </m:sub>
@@ -2485,7 +2521,7 @@
       </w:r>
       <w:r>
         <w:rPr>
-          <w:rFonts w:hint="eastAsia"/>
+          <w:rFonts w:ascii="Times New Roman" w:hAnsi="Times New Roman" w:cs="Times New Roman" w:eastAsia="SimSun"/>
         </w:rPr>
         <w:t xml:space="preserve">是一种具有钙钛矿层状结构的</w:t>
       </w:r>
@@ -2494,7 +2530,7 @@
       </w:r>
       <w:r>
         <w:rPr>
-          <w:rFonts w:hint="eastAsia"/>
+          <w:rFonts w:ascii="Times New Roman" w:hAnsi="Times New Roman" w:cs="Times New Roman" w:eastAsia="SimSun"/>
         </w:rPr>
         <w:t xml:space="preserve">类化合物。</w:t>
       </w:r>
@@ -2513,7 +2549,7 @@
       </w:r>
       <w:r>
         <w:rPr>
-          <w:rFonts w:hint="eastAsia"/>
+          <w:rFonts w:ascii="Times New Roman" w:hAnsi="Times New Roman" w:cs="Times New Roman" w:eastAsia="SimSun"/>
         </w:rPr>
         <w:t xml:space="preserve">（1分）</w:t>
       </w:r>
@@ -2524,6 +2560,9 @@
               <m:rPr>
                 <m:sty m:val="p"/>
               </m:rPr>
+              <w:rPr>
+                <w:rFonts w:ascii="Times New Roman" w:hAnsi="Times New Roman" w:cs="Times New Roman" w:eastAsia="SimSun"/>
+              </w:rPr>
               <m:t>K</m:t>
             </m:r>
           </m:e>
@@ -2532,6 +2571,9 @@
               <m:rPr>
                 <m:sty m:val="p"/>
               </m:rPr>
+              <w:rPr>
+                <w:rFonts w:ascii="Times New Roman" w:hAnsi="Times New Roman" w:cs="Times New Roman" w:eastAsia="SimSun"/>
+              </w:rPr>
               <m:t>2</m:t>
             </m:r>
           </m:sub>
@@ -2540,6 +2582,9 @@
           <m:rPr>
             <m:sty m:val="p"/>
           </m:rPr>
+          <w:rPr>
+            <w:rFonts w:ascii="Times New Roman" w:hAnsi="Times New Roman" w:cs="Times New Roman" w:eastAsia="SimSun"/>
+          </w:rPr>
           <m:t>N</m:t>
         </m:r>
         <m:sSub>
@@ -2548,6 +2593,9 @@
               <m:rPr>
                 <m:sty m:val="p"/>
               </m:rPr>
+              <w:rPr>
+                <w:rFonts w:ascii="Times New Roman" w:hAnsi="Times New Roman" w:cs="Times New Roman" w:eastAsia="SimSun"/>
+              </w:rPr>
               <m:t>a</m:t>
             </m:r>
           </m:e>
@@ -2556,6 +2604,9 @@
               <m:rPr>
                 <m:sty m:val="p"/>
               </m:rPr>
+              <w:rPr>
+                <w:rFonts w:ascii="Times New Roman" w:hAnsi="Times New Roman" w:cs="Times New Roman" w:eastAsia="SimSun"/>
+              </w:rPr>
               <m:t>2</m:t>
             </m:r>
           </m:sub>
@@ -2564,12 +2615,18 @@
           <m:rPr>
             <m:sty m:val="p"/>
           </m:rPr>
+          <w:rPr>
+            <w:rFonts w:ascii="Times New Roman" w:hAnsi="Times New Roman" w:cs="Times New Roman" w:eastAsia="SimSun"/>
+          </w:rPr>
           <m:t>X</m:t>
         </m:r>
         <m:r>
           <m:rPr>
             <m:sty m:val="p"/>
           </m:rPr>
+          <w:rPr>
+            <w:rFonts w:ascii="Times New Roman" w:hAnsi="Times New Roman" w:cs="Times New Roman" w:eastAsia="SimSun"/>
+          </w:rPr>
           <m:t>e</m:t>
         </m:r>
         <m:sSub>
@@ -2578,6 +2635,9 @@
               <m:rPr>
                 <m:sty m:val="p"/>
               </m:rPr>
+              <w:rPr>
+                <w:rFonts w:ascii="Times New Roman" w:hAnsi="Times New Roman" w:cs="Times New Roman" w:eastAsia="SimSun"/>
+              </w:rPr>
               <m:t>O</m:t>
             </m:r>
           </m:e>
@@ -2586,6 +2646,9 @@
               <m:rPr>
                 <m:sty m:val="p"/>
               </m:rPr>
+              <w:rPr>
+                <w:rFonts w:ascii="Times New Roman" w:hAnsi="Times New Roman" w:cs="Times New Roman" w:eastAsia="SimSun"/>
+              </w:rPr>
               <m:t>6</m:t>
             </m:r>
           </m:sub>
@@ -2594,12 +2657,18 @@
           <m:rPr>
             <m:sty m:val="p"/>
           </m:rPr>
+          <w:rPr>
+            <w:rFonts w:ascii="Times New Roman" w:hAnsi="Times New Roman" w:cs="Times New Roman" w:eastAsia="SimSun"/>
+          </w:rPr>
           <m:t>⋅</m:t>
         </m:r>
         <m:r>
           <m:rPr>
             <m:sty m:val="p"/>
           </m:rPr>
+          <w:rPr>
+            <w:rFonts w:ascii="Times New Roman" w:hAnsi="Times New Roman" w:cs="Times New Roman" w:eastAsia="SimSun"/>
+          </w:rPr>
           <m:t>8</m:t>
         </m:r>
         <m:sSub>
@@ -2608,6 +2677,9 @@
               <m:rPr>
                 <m:sty m:val="p"/>
               </m:rPr>
+              <w:rPr>
+                <w:rFonts w:ascii="Times New Roman" w:hAnsi="Times New Roman" w:cs="Times New Roman" w:eastAsia="SimSun"/>
+              </w:rPr>
               <m:t>H</m:t>
             </m:r>
           </m:e>
@@ -2616,6 +2688,9 @@
               <m:rPr>
                 <m:sty m:val="p"/>
               </m:rPr>
+              <w:rPr>
+                <w:rFonts w:ascii="Times New Roman" w:hAnsi="Times New Roman" w:cs="Times New Roman" w:eastAsia="SimSun"/>
+              </w:rPr>
               <m:t>2</m:t>
             </m:r>
           </m:sub>
@@ -2624,6 +2699,9 @@
           <m:rPr>
             <m:sty m:val="p"/>
           </m:rPr>
+          <w:rPr>
+            <w:rFonts w:ascii="Times New Roman" w:hAnsi="Times New Roman" w:cs="Times New Roman" w:eastAsia="SimSun"/>
+          </w:rPr>
           <m:t>O</m:t>
         </m:r>
       </m:oMath>
@@ -2632,7 +2710,7 @@
       </w:r>
       <w:r>
         <w:rPr>
-          <w:rFonts w:hint="eastAsia"/>
+          <w:rFonts w:ascii="Times New Roman" w:hAnsi="Times New Roman" w:cs="Times New Roman" w:eastAsia="SimSun"/>
         </w:rPr>
         <w:t xml:space="preserve">是</w:t>
       </w:r>
@@ -2646,6 +2724,9 @@
               <m:rPr>
                 <m:sty m:val="p"/>
               </m:rPr>
+              <w:rPr>
+                <w:rFonts w:ascii="Times New Roman" w:hAnsi="Times New Roman" w:cs="Times New Roman" w:eastAsia="SimSun"/>
+              </w:rPr>
               <m:t>K</m:t>
             </m:r>
           </m:e>
@@ -2654,6 +2735,9 @@
               <m:rPr>
                 <m:sty m:val="p"/>
               </m:rPr>
+              <w:rPr>
+                <w:rFonts w:ascii="Times New Roman" w:hAnsi="Times New Roman" w:cs="Times New Roman" w:eastAsia="SimSun"/>
+              </w:rPr>
               <m:t>4</m:t>
             </m:r>
           </m:sub>
@@ -2662,6 +2746,9 @@
           <m:rPr>
             <m:sty m:val="p"/>
           </m:rPr>
+          <w:rPr>
+            <w:rFonts w:ascii="Times New Roman" w:hAnsi="Times New Roman" w:cs="Times New Roman" w:eastAsia="SimSun"/>
+          </w:rPr>
           <m:t>X</m:t>
         </m:r>
         <m:sSub>
@@ -2670,6 +2757,9 @@
               <m:rPr>
                 <m:sty m:val="p"/>
               </m:rPr>
+              <w:rPr>
+                <w:rFonts w:ascii="Times New Roman" w:hAnsi="Times New Roman" w:cs="Times New Roman" w:eastAsia="SimSun"/>
+              </w:rPr>
               <m:t>e</m:t>
             </m:r>
           </m:e>
@@ -2678,6 +2768,9 @@
               <m:rPr>
                 <m:sty m:val="p"/>
               </m:rPr>
+              <w:rPr>
+                <w:rFonts w:ascii="Times New Roman" w:hAnsi="Times New Roman" w:cs="Times New Roman" w:eastAsia="SimSun"/>
+              </w:rPr>
               <m:t>3</m:t>
             </m:r>
           </m:sub>
@@ -2688,6 +2781,9 @@
               <m:rPr>
                 <m:sty m:val="p"/>
               </m:rPr>
+              <w:rPr>
+                <w:rFonts w:ascii="Times New Roman" w:hAnsi="Times New Roman" w:cs="Times New Roman" w:eastAsia="SimSun"/>
+              </w:rPr>
               <m:t>O</m:t>
             </m:r>
           </m:e>
@@ -2696,6 +2792,9 @@
               <m:rPr>
                 <m:sty m:val="p"/>
               </m:rPr>
+              <w:rPr>
+                <w:rFonts w:ascii="Times New Roman" w:hAnsi="Times New Roman" w:cs="Times New Roman" w:eastAsia="SimSun"/>
+              </w:rPr>
               <m:t>12</m:t>
             </m:r>
           </m:sub>
@@ -2706,7 +2805,7 @@
       </w:r>
       <w:r>
         <w:rPr>
-          <w:rFonts w:hint="eastAsia"/>
+          <w:rFonts w:ascii="Times New Roman" w:hAnsi="Times New Roman" w:cs="Times New Roman" w:eastAsia="SimSun"/>
         </w:rPr>
         <w:t xml:space="preserve">的重要先导化合物，其合成方法为：将</w:t>
       </w:r>
@@ -2718,6 +2817,9 @@
           <m:rPr>
             <m:sty m:val="p"/>
           </m:rPr>
+          <w:rPr>
+            <w:rFonts w:ascii="Times New Roman" w:hAnsi="Times New Roman" w:cs="Times New Roman" w:eastAsia="SimSun"/>
+          </w:rPr>
           <m:t>N</m:t>
         </m:r>
         <m:sSub>
@@ -2726,6 +2828,9 @@
               <m:rPr>
                 <m:sty m:val="p"/>
               </m:rPr>
+              <w:rPr>
+                <w:rFonts w:ascii="Times New Roman" w:hAnsi="Times New Roman" w:cs="Times New Roman" w:eastAsia="SimSun"/>
+              </w:rPr>
               <m:t>a</m:t>
             </m:r>
           </m:e>
@@ -2734,6 +2839,9 @@
               <m:rPr>
                 <m:sty m:val="p"/>
               </m:rPr>
+              <w:rPr>
+                <w:rFonts w:ascii="Times New Roman" w:hAnsi="Times New Roman" w:cs="Times New Roman" w:eastAsia="SimSun"/>
+              </w:rPr>
               <m:t>4</m:t>
             </m:r>
           </m:sub>
@@ -2742,12 +2850,18 @@
           <m:rPr>
             <m:sty m:val="p"/>
           </m:rPr>
+          <w:rPr>
+            <w:rFonts w:ascii="Times New Roman" w:hAnsi="Times New Roman" w:cs="Times New Roman" w:eastAsia="SimSun"/>
+          </w:rPr>
           <m:t>X</m:t>
         </m:r>
         <m:r>
           <m:rPr>
             <m:sty m:val="p"/>
           </m:rPr>
+          <w:rPr>
+            <w:rFonts w:ascii="Times New Roman" w:hAnsi="Times New Roman" w:cs="Times New Roman" w:eastAsia="SimSun"/>
+          </w:rPr>
           <m:t>e</m:t>
         </m:r>
         <m:sSub>
@@ -2756,6 +2870,9 @@
               <m:rPr>
                 <m:sty m:val="p"/>
               </m:rPr>
+              <w:rPr>
+                <w:rFonts w:ascii="Times New Roman" w:hAnsi="Times New Roman" w:cs="Times New Roman" w:eastAsia="SimSun"/>
+              </w:rPr>
               <m:t>O</m:t>
             </m:r>
           </m:e>
@@ -2764,6 +2881,9 @@
               <m:rPr>
                 <m:sty m:val="p"/>
               </m:rPr>
+              <w:rPr>
+                <w:rFonts w:ascii="Times New Roman" w:hAnsi="Times New Roman" w:cs="Times New Roman" w:eastAsia="SimSun"/>
+              </w:rPr>
               <m:t>6</m:t>
             </m:r>
           </m:sub>
@@ -2774,7 +2894,7 @@
       </w:r>
       <w:r>
         <w:rPr>
-          <w:rFonts w:hint="eastAsia"/>
+          <w:rFonts w:ascii="Times New Roman" w:hAnsi="Times New Roman" w:cs="Times New Roman" w:eastAsia="SimSun"/>
         </w:rPr>
         <w:t xml:space="preserve">加入</w:t>
       </w:r>
@@ -2783,33 +2903,51 @@
       </w:r>
       <m:oMath>
         <m:r>
+          <w:rPr>
+            <w:rFonts w:ascii="Times New Roman" w:hAnsi="Times New Roman" w:cs="Times New Roman" w:eastAsia="SimSun"/>
+          </w:rPr>
           <m:t>5</m:t>
         </m:r>
         <m:r>
+          <w:rPr>
+            <w:rFonts w:ascii="Times New Roman" w:hAnsi="Times New Roman" w:cs="Times New Roman" w:eastAsia="SimSun"/>
+          </w:rPr>
           <m:t> </m:t>
         </m:r>
         <m:r>
           <m:rPr>
             <m:sty m:val="p"/>
           </m:rPr>
+          <w:rPr>
+            <w:rFonts w:ascii="Times New Roman" w:hAnsi="Times New Roman" w:cs="Times New Roman" w:eastAsia="SimSun"/>
+          </w:rPr>
           <m:t>m</m:t>
         </m:r>
         <m:r>
           <m:rPr>
             <m:sty m:val="p"/>
           </m:rPr>
+          <w:rPr>
+            <w:rFonts w:ascii="Times New Roman" w:hAnsi="Times New Roman" w:cs="Times New Roman" w:eastAsia="SimSun"/>
+          </w:rPr>
           <m:t>o</m:t>
         </m:r>
         <m:r>
           <m:rPr>
             <m:sty m:val="p"/>
           </m:rPr>
+          <w:rPr>
+            <w:rFonts w:ascii="Times New Roman" w:hAnsi="Times New Roman" w:cs="Times New Roman" w:eastAsia="SimSun"/>
+          </w:rPr>
           <m:t>l</m:t>
         </m:r>
         <m:r>
           <m:rPr>
             <m:sty m:val="p"/>
           </m:rPr>
+          <w:rPr>
+            <w:rFonts w:ascii="Times New Roman" w:hAnsi="Times New Roman" w:cs="Times New Roman" w:eastAsia="SimSun"/>
+          </w:rPr>
           <m:t>⋅</m:t>
         </m:r>
         <m:sSup>
@@ -2818,6 +2956,9 @@
               <m:rPr>
                 <m:sty m:val="p"/>
               </m:rPr>
+              <w:rPr>
+                <w:rFonts w:ascii="Times New Roman" w:hAnsi="Times New Roman" w:cs="Times New Roman" w:eastAsia="SimSun"/>
+              </w:rPr>
               <m:t>L</m:t>
             </m:r>
           </m:e>
@@ -2826,12 +2967,18 @@
               <m:rPr>
                 <m:sty m:val="p"/>
               </m:rPr>
+              <w:rPr>
+                <w:rFonts w:ascii="Times New Roman" w:hAnsi="Times New Roman" w:cs="Times New Roman" w:eastAsia="SimSun"/>
+              </w:rPr>
               <m:t>−</m:t>
             </m:r>
             <m:r>
               <m:rPr>
                 <m:sty m:val="p"/>
               </m:rPr>
+              <w:rPr>
+                <w:rFonts w:ascii="Times New Roman" w:hAnsi="Times New Roman" w:cs="Times New Roman" w:eastAsia="SimSun"/>
+              </w:rPr>
               <m:t>1</m:t>
             </m:r>
           </m:sup>
@@ -2842,7 +2989,7 @@
       </w:r>
       <w:r>
         <w:rPr>
-          <w:rFonts w:hint="eastAsia"/>
+          <w:rFonts w:ascii="Times New Roman" w:hAnsi="Times New Roman" w:cs="Times New Roman" w:eastAsia="SimSun"/>
         </w:rPr>
         <w:t xml:space="preserve">的</w:t>
       </w:r>
@@ -2851,7 +2998,7 @@
       </w:r>
       <w:r>
         <w:rPr>
-          <w:rFonts w:hint="eastAsia"/>
+          <w:rFonts w:ascii="Times New Roman" w:hAnsi="Times New Roman" w:cs="Times New Roman" w:eastAsia="SimSun"/>
         </w:rPr>
         <w:t xml:space="preserve">溶液中振荡</w:t>
       </w:r>
@@ -2860,7 +3007,7 @@
       </w:r>
       <w:r>
         <w:rPr>
-          <w:rFonts w:hint="eastAsia"/>
+          <w:rFonts w:ascii="Times New Roman" w:hAnsi="Times New Roman" w:cs="Times New Roman" w:eastAsia="SimSun"/>
         </w:rPr>
         <w:t xml:space="preserve">分钟，之后冷却结晶即可得到，试写出合成先导化合物的反应方程式。</w:t>
       </w:r>
@@ -2879,7 +3026,7 @@
       </w:r>
       <w:r>
         <w:rPr>
-          <w:rFonts w:hint="eastAsia"/>
+          <w:rFonts w:ascii="Times New Roman" w:hAnsi="Times New Roman" w:cs="Times New Roman" w:eastAsia="SimSun"/>
         </w:rPr>
         <w:t xml:space="preserve">（2分）研究发现，</w:t>
       </w:r>
@@ -2890,6 +3037,9 @@
               <m:rPr>
                 <m:sty m:val="p"/>
               </m:rPr>
+              <w:rPr>
+                <w:rFonts w:ascii="Times New Roman" w:hAnsi="Times New Roman" w:cs="Times New Roman" w:eastAsia="SimSun"/>
+              </w:rPr>
               <m:t>K</m:t>
             </m:r>
           </m:e>
@@ -2898,6 +3048,9 @@
               <m:rPr>
                 <m:sty m:val="p"/>
               </m:rPr>
+              <w:rPr>
+                <w:rFonts w:ascii="Times New Roman" w:hAnsi="Times New Roman" w:cs="Times New Roman" w:eastAsia="SimSun"/>
+              </w:rPr>
               <m:t>4</m:t>
             </m:r>
           </m:sub>
@@ -2906,6 +3059,9 @@
           <m:rPr>
             <m:sty m:val="p"/>
           </m:rPr>
+          <w:rPr>
+            <w:rFonts w:ascii="Times New Roman" w:hAnsi="Times New Roman" w:cs="Times New Roman" w:eastAsia="SimSun"/>
+          </w:rPr>
           <m:t>X</m:t>
         </m:r>
         <m:sSub>
@@ -2914,6 +3070,9 @@
               <m:rPr>
                 <m:sty m:val="p"/>
               </m:rPr>
+              <w:rPr>
+                <w:rFonts w:ascii="Times New Roman" w:hAnsi="Times New Roman" w:cs="Times New Roman" w:eastAsia="SimSun"/>
+              </w:rPr>
               <m:t>e</m:t>
             </m:r>
           </m:e>
@@ -2922,6 +3081,9 @@
               <m:rPr>
                 <m:sty m:val="p"/>
               </m:rPr>
+              <w:rPr>
+                <w:rFonts w:ascii="Times New Roman" w:hAnsi="Times New Roman" w:cs="Times New Roman" w:eastAsia="SimSun"/>
+              </w:rPr>
               <m:t>3</m:t>
             </m:r>
           </m:sub>
@@ -2932,6 +3094,9 @@
               <m:rPr>
                 <m:sty m:val="p"/>
               </m:rPr>
+              <w:rPr>
+                <w:rFonts w:ascii="Times New Roman" w:hAnsi="Times New Roman" w:cs="Times New Roman" w:eastAsia="SimSun"/>
+              </w:rPr>
               <m:t>O</m:t>
             </m:r>
           </m:e>
@@ -2940,6 +3105,9 @@
               <m:rPr>
                 <m:sty m:val="p"/>
               </m:rPr>
+              <w:rPr>
+                <w:rFonts w:ascii="Times New Roman" w:hAnsi="Times New Roman" w:cs="Times New Roman" w:eastAsia="SimSun"/>
+              </w:rPr>
               <m:t>12</m:t>
             </m:r>
           </m:sub>
@@ -2950,7 +3118,7 @@
       </w:r>
       <w:r>
         <w:rPr>
-          <w:rFonts w:hint="eastAsia"/>
+          <w:rFonts w:ascii="Times New Roman" w:hAnsi="Times New Roman" w:cs="Times New Roman" w:eastAsia="SimSun"/>
         </w:rPr>
         <w:t xml:space="preserve">中的</w:t>
       </w:r>
@@ -2959,7 +3127,7 @@
       </w:r>
       <w:r>
         <w:rPr>
-          <w:rFonts w:hint="eastAsia"/>
+          <w:rFonts w:ascii="Times New Roman" w:hAnsi="Times New Roman" w:cs="Times New Roman" w:eastAsia="SimSun"/>
         </w:rPr>
         <w:t xml:space="preserve">有</w:t>
       </w:r>
@@ -2971,12 +3139,18 @@
           <m:rPr>
             <m:sty m:val="p"/>
           </m:rPr>
+          <w:rPr>
+            <w:rFonts w:ascii="Times New Roman" w:hAnsi="Times New Roman" w:cs="Times New Roman" w:eastAsia="SimSun"/>
+          </w:rPr>
           <m:t>X</m:t>
         </m:r>
         <m:r>
           <m:rPr>
             <m:sty m:val="p"/>
           </m:rPr>
+          <w:rPr>
+            <w:rFonts w:ascii="Times New Roman" w:hAnsi="Times New Roman" w:cs="Times New Roman" w:eastAsia="SimSun"/>
+          </w:rPr>
           <m:t>e</m:t>
         </m:r>
         <m:sSub>
@@ -2985,6 +3159,9 @@
               <m:rPr>
                 <m:sty m:val="p"/>
               </m:rPr>
+              <w:rPr>
+                <w:rFonts w:ascii="Times New Roman" w:hAnsi="Times New Roman" w:cs="Times New Roman" w:eastAsia="SimSun"/>
+              </w:rPr>
               <m:t>O</m:t>
             </m:r>
           </m:e>
@@ -2993,6 +3170,9 @@
               <m:rPr>
                 <m:sty m:val="p"/>
               </m:rPr>
+              <w:rPr>
+                <w:rFonts w:ascii="Times New Roman" w:hAnsi="Times New Roman" w:cs="Times New Roman" w:eastAsia="SimSun"/>
+              </w:rPr>
               <m:t>3</m:t>
             </m:r>
           </m:sub>
@@ -3003,7 +3183,7 @@
       </w:r>
       <w:r>
         <w:rPr>
-          <w:rFonts w:hint="eastAsia"/>
+          <w:rFonts w:ascii="Times New Roman" w:hAnsi="Times New Roman" w:cs="Times New Roman" w:eastAsia="SimSun"/>
         </w:rPr>
         <w:t xml:space="preserve">与</w:t>
       </w:r>
@@ -3015,18 +3195,27 @@
           <m:rPr>
             <m:sty m:val="p"/>
           </m:rPr>
+          <w:rPr>
+            <w:rFonts w:ascii="Times New Roman" w:hAnsi="Times New Roman" w:cs="Times New Roman" w:eastAsia="SimSun"/>
+          </w:rPr>
           <m:t>[</m:t>
         </m:r>
         <m:r>
           <m:rPr>
             <m:sty m:val="p"/>
           </m:rPr>
+          <w:rPr>
+            <w:rFonts w:ascii="Times New Roman" w:hAnsi="Times New Roman" w:cs="Times New Roman" w:eastAsia="SimSun"/>
+          </w:rPr>
           <m:t>X</m:t>
         </m:r>
         <m:r>
           <m:rPr>
             <m:sty m:val="p"/>
           </m:rPr>
+          <w:rPr>
+            <w:rFonts w:ascii="Times New Roman" w:hAnsi="Times New Roman" w:cs="Times New Roman" w:eastAsia="SimSun"/>
+          </w:rPr>
           <m:t>e</m:t>
         </m:r>
         <m:sSub>
@@ -3035,6 +3224,9 @@
               <m:rPr>
                 <m:sty m:val="p"/>
               </m:rPr>
+              <w:rPr>
+                <w:rFonts w:ascii="Times New Roman" w:hAnsi="Times New Roman" w:cs="Times New Roman" w:eastAsia="SimSun"/>
+              </w:rPr>
               <m:t>O</m:t>
             </m:r>
           </m:e>
@@ -3043,6 +3235,9 @@
               <m:rPr>
                 <m:sty m:val="p"/>
               </m:rPr>
+              <w:rPr>
+                <w:rFonts w:ascii="Times New Roman" w:hAnsi="Times New Roman" w:cs="Times New Roman" w:eastAsia="SimSun"/>
+              </w:rPr>
               <m:t>6</m:t>
             </m:r>
           </m:sub>
@@ -3053,17 +3248,26 @@
               <m:rPr>
                 <m:sty m:val="p"/>
               </m:rPr>
+              <w:rPr>
+                <w:rFonts w:ascii="Times New Roman" w:hAnsi="Times New Roman" w:cs="Times New Roman" w:eastAsia="SimSun"/>
+              </w:rPr>
               <m:t>]</m:t>
             </m:r>
           </m:e>
           <m:sup>
             <m:r>
+              <w:rPr>
+                <w:rFonts w:ascii="Times New Roman" w:hAnsi="Times New Roman" w:cs="Times New Roman" w:eastAsia="SimSun"/>
+              </w:rPr>
               <m:t>4</m:t>
             </m:r>
             <m:r>
               <m:rPr>
                 <m:sty m:val="p"/>
               </m:rPr>
+              <w:rPr>
+                <w:rFonts w:ascii="Times New Roman" w:hAnsi="Times New Roman" w:cs="Times New Roman" w:eastAsia="SimSun"/>
+              </w:rPr>
               <m:t>−</m:t>
             </m:r>
           </m:sup>
@@ -3074,7 +3278,7 @@
       </w:r>
       <w:r>
         <w:rPr>
-          <w:rFonts w:hint="eastAsia"/>
+          <w:rFonts w:ascii="Times New Roman" w:hAnsi="Times New Roman" w:cs="Times New Roman" w:eastAsia="SimSun"/>
         </w:rPr>
         <w:t xml:space="preserve">两种存在形式，试分别给出上述两种存在形式的结构。</w:t>
       </w:r>
@@ -3093,7 +3297,7 @@
       </w:r>
       <w:r>
         <w:rPr>
-          <w:rFonts w:hint="eastAsia"/>
+          <w:rFonts w:ascii="Times New Roman" w:hAnsi="Times New Roman" w:cs="Times New Roman" w:eastAsia="SimSun"/>
         </w:rPr>
         <w:t xml:space="preserve">（3分）数据显示，晶体中只存在三种</w:t>
       </w:r>
@@ -3102,7 +3306,7 @@
       </w:r>
       <w:r>
         <w:rPr>
-          <w:rFonts w:hint="eastAsia"/>
+          <w:rFonts w:ascii="Times New Roman" w:hAnsi="Times New Roman" w:cs="Times New Roman" w:eastAsia="SimSun"/>
         </w:rPr>
         <w:t xml:space="preserve">键，键长分别为</w:t>
       </w:r>
@@ -3111,7 +3315,7 @@
       </w:r>
       <w:r>
         <w:rPr>
-          <w:rFonts w:hint="eastAsia"/>
+          <w:rFonts w:ascii="Times New Roman" w:hAnsi="Times New Roman" w:cs="Times New Roman" w:eastAsia="SimSun"/>
         </w:rPr>
         <w:t xml:space="preserve">177.4、182.1、247.5（单位：pm），其中</w:t>
       </w:r>
@@ -3120,7 +3324,7 @@
       </w:r>
       <w:r>
         <w:rPr>
-          <w:rFonts w:hint="eastAsia"/>
+          <w:rFonts w:ascii="Times New Roman" w:hAnsi="Times New Roman" w:cs="Times New Roman" w:eastAsia="SimSun"/>
         </w:rPr>
         <w:t xml:space="preserve">的键被认为是非共价键（aerogen</w:t>
       </w:r>
@@ -3129,7 +3333,7 @@
       </w:r>
       <w:r>
         <w:rPr>
-          <w:rFonts w:hint="eastAsia"/>
+          <w:rFonts w:ascii="Times New Roman" w:hAnsi="Times New Roman" w:cs="Times New Roman" w:eastAsia="SimSun"/>
         </w:rPr>
         <w:t xml:space="preserve">bond）。已知在晶体中，所有</w:t>
       </w:r>
@@ -3138,7 +3342,7 @@
       </w:r>
       <w:r>
         <w:rPr>
-          <w:rFonts w:hint="eastAsia"/>
+          <w:rFonts w:ascii="Times New Roman" w:hAnsi="Times New Roman" w:cs="Times New Roman" w:eastAsia="SimSun"/>
         </w:rPr>
         <w:t xml:space="preserve">均为</w:t>
       </w:r>
@@ -3147,7 +3351,7 @@
       </w:r>
       <w:r>
         <w:rPr>
-          <w:rFonts w:hint="eastAsia"/>
+          <w:rFonts w:ascii="Times New Roman" w:hAnsi="Times New Roman" w:cs="Times New Roman" w:eastAsia="SimSun"/>
         </w:rPr>
         <w:t xml:space="preserve">配位，试给出</w:t>
       </w:r>
@@ -3159,12 +3363,18 @@
           <m:rPr>
             <m:sty m:val="p"/>
           </m:rPr>
+          <w:rPr>
+            <w:rFonts w:ascii="Times New Roman" w:hAnsi="Times New Roman" w:cs="Times New Roman" w:eastAsia="SimSun"/>
+          </w:rPr>
           <m:t>X</m:t>
         </m:r>
         <m:r>
           <m:rPr>
             <m:sty m:val="p"/>
           </m:rPr>
+          <w:rPr>
+            <w:rFonts w:ascii="Times New Roman" w:hAnsi="Times New Roman" w:cs="Times New Roman" w:eastAsia="SimSun"/>
+          </w:rPr>
           <m:t>e</m:t>
         </m:r>
         <m:sSub>
@@ -3173,6 +3383,9 @@
               <m:rPr>
                 <m:sty m:val="p"/>
               </m:rPr>
+              <w:rPr>
+                <w:rFonts w:ascii="Times New Roman" w:hAnsi="Times New Roman" w:cs="Times New Roman" w:eastAsia="SimSun"/>
+              </w:rPr>
               <m:t>O</m:t>
             </m:r>
           </m:e>
@@ -3181,6 +3394,9 @@
               <m:rPr>
                 <m:sty m:val="p"/>
               </m:rPr>
+              <w:rPr>
+                <w:rFonts w:ascii="Times New Roman" w:hAnsi="Times New Roman" w:cs="Times New Roman" w:eastAsia="SimSun"/>
+              </w:rPr>
               <m:t>3</m:t>
             </m:r>
           </m:sub>
@@ -3191,7 +3407,7 @@
       </w:r>
       <w:r>
         <w:rPr>
-          <w:rFonts w:hint="eastAsia"/>
+          <w:rFonts w:ascii="Times New Roman" w:hAnsi="Times New Roman" w:cs="Times New Roman" w:eastAsia="SimSun"/>
         </w:rPr>
         <w:t xml:space="preserve">与</w:t>
       </w:r>
@@ -3203,18 +3419,27 @@
           <m:rPr>
             <m:sty m:val="p"/>
           </m:rPr>
+          <w:rPr>
+            <w:rFonts w:ascii="Times New Roman" w:hAnsi="Times New Roman" w:cs="Times New Roman" w:eastAsia="SimSun"/>
+          </w:rPr>
           <m:t>[</m:t>
         </m:r>
         <m:r>
           <m:rPr>
             <m:sty m:val="p"/>
           </m:rPr>
+          <w:rPr>
+            <w:rFonts w:ascii="Times New Roman" w:hAnsi="Times New Roman" w:cs="Times New Roman" w:eastAsia="SimSun"/>
+          </w:rPr>
           <m:t>X</m:t>
         </m:r>
         <m:r>
           <m:rPr>
             <m:sty m:val="p"/>
           </m:rPr>
+          <w:rPr>
+            <w:rFonts w:ascii="Times New Roman" w:hAnsi="Times New Roman" w:cs="Times New Roman" w:eastAsia="SimSun"/>
+          </w:rPr>
           <m:t>e</m:t>
         </m:r>
         <m:sSub>
@@ -3223,6 +3448,9 @@
               <m:rPr>
                 <m:sty m:val="p"/>
               </m:rPr>
+              <w:rPr>
+                <w:rFonts w:ascii="Times New Roman" w:hAnsi="Times New Roman" w:cs="Times New Roman" w:eastAsia="SimSun"/>
+              </w:rPr>
               <m:t>O</m:t>
             </m:r>
           </m:e>
@@ -3231,6 +3459,9 @@
               <m:rPr>
                 <m:sty m:val="p"/>
               </m:rPr>
+              <w:rPr>
+                <w:rFonts w:ascii="Times New Roman" w:hAnsi="Times New Roman" w:cs="Times New Roman" w:eastAsia="SimSun"/>
+              </w:rPr>
               <m:t>6</m:t>
             </m:r>
           </m:sub>
@@ -3241,17 +3472,26 @@
               <m:rPr>
                 <m:sty m:val="p"/>
               </m:rPr>
+              <w:rPr>
+                <w:rFonts w:ascii="Times New Roman" w:hAnsi="Times New Roman" w:cs="Times New Roman" w:eastAsia="SimSun"/>
+              </w:rPr>
               <m:t>]</m:t>
             </m:r>
           </m:e>
           <m:sup>
             <m:r>
+              <w:rPr>
+                <w:rFonts w:ascii="Times New Roman" w:hAnsi="Times New Roman" w:cs="Times New Roman" w:eastAsia="SimSun"/>
+              </w:rPr>
               <m:t>4</m:t>
             </m:r>
             <m:r>
               <m:rPr>
                 <m:sty m:val="p"/>
               </m:rPr>
+              <w:rPr>
+                <w:rFonts w:ascii="Times New Roman" w:hAnsi="Times New Roman" w:cs="Times New Roman" w:eastAsia="SimSun"/>
+              </w:rPr>
               <m:t>−</m:t>
             </m:r>
           </m:sup>
@@ -3262,7 +3502,7 @@
       </w:r>
       <w:r>
         <w:rPr>
-          <w:rFonts w:hint="eastAsia"/>
+          <w:rFonts w:ascii="Times New Roman" w:hAnsi="Times New Roman" w:cs="Times New Roman" w:eastAsia="SimSun"/>
         </w:rPr>
         <w:t xml:space="preserve">的连接方式，并就三种键长的键分别进行标注。</w:t>
       </w:r>
@@ -3281,7 +3521,7 @@
       </w:r>
       <w:r>
         <w:rPr>
-          <w:rFonts w:hint="eastAsia"/>
+          <w:rFonts w:ascii="Times New Roman" w:hAnsi="Times New Roman" w:cs="Times New Roman" w:eastAsia="SimSun"/>
         </w:rPr>
         <w:t xml:space="preserve">（2分）下图给出了</w:t>
       </w:r>
@@ -3295,6 +3535,9 @@
               <m:rPr>
                 <m:sty m:val="p"/>
               </m:rPr>
+              <w:rPr>
+                <w:rFonts w:ascii="Times New Roman" w:hAnsi="Times New Roman" w:cs="Times New Roman" w:eastAsia="SimSun"/>
+              </w:rPr>
               <m:t>K</m:t>
             </m:r>
           </m:e>
@@ -3303,6 +3546,9 @@
               <m:rPr>
                 <m:sty m:val="p"/>
               </m:rPr>
+              <w:rPr>
+                <w:rFonts w:ascii="Times New Roman" w:hAnsi="Times New Roman" w:cs="Times New Roman" w:eastAsia="SimSun"/>
+              </w:rPr>
               <m:t>4</m:t>
             </m:r>
           </m:sub>
@@ -3311,6 +3557,9 @@
           <m:rPr>
             <m:sty m:val="p"/>
           </m:rPr>
+          <w:rPr>
+            <w:rFonts w:ascii="Times New Roman" w:hAnsi="Times New Roman" w:cs="Times New Roman" w:eastAsia="SimSun"/>
+          </w:rPr>
           <m:t>X</m:t>
         </m:r>
         <m:sSub>
@@ -3319,6 +3568,9 @@
               <m:rPr>
                 <m:sty m:val="p"/>
               </m:rPr>
+              <w:rPr>
+                <w:rFonts w:ascii="Times New Roman" w:hAnsi="Times New Roman" w:cs="Times New Roman" w:eastAsia="SimSun"/>
+              </w:rPr>
               <m:t>e</m:t>
             </m:r>
           </m:e>
@@ -3327,6 +3579,9 @@
               <m:rPr>
                 <m:sty m:val="p"/>
               </m:rPr>
+              <w:rPr>
+                <w:rFonts w:ascii="Times New Roman" w:hAnsi="Times New Roman" w:cs="Times New Roman" w:eastAsia="SimSun"/>
+              </w:rPr>
               <m:t>3</m:t>
             </m:r>
           </m:sub>
@@ -3337,6 +3592,9 @@
               <m:rPr>
                 <m:sty m:val="p"/>
               </m:rPr>
+              <w:rPr>
+                <w:rFonts w:ascii="Times New Roman" w:hAnsi="Times New Roman" w:cs="Times New Roman" w:eastAsia="SimSun"/>
+              </w:rPr>
               <m:t>O</m:t>
             </m:r>
           </m:e>
@@ -3345,6 +3603,9 @@
               <m:rPr>
                 <m:sty m:val="p"/>
               </m:rPr>
+              <w:rPr>
+                <w:rFonts w:ascii="Times New Roman" w:hAnsi="Times New Roman" w:cs="Times New Roman" w:eastAsia="SimSun"/>
+              </w:rPr>
               <m:t>12</m:t>
             </m:r>
           </m:sub>
@@ -3355,7 +3616,7 @@
       </w:r>
       <w:r>
         <w:rPr>
-          <w:rFonts w:hint="eastAsia"/>
+          <w:rFonts w:ascii="Times New Roman" w:hAnsi="Times New Roman" w:cs="Times New Roman" w:eastAsia="SimSun"/>
         </w:rPr>
         <w:t xml:space="preserve">沿</w:t>
       </w:r>
@@ -3364,7 +3625,7 @@
       </w:r>
       <w:r>
         <w:rPr>
-          <w:rFonts w:hint="eastAsia"/>
+          <w:rFonts w:ascii="Times New Roman" w:hAnsi="Times New Roman" w:cs="Times New Roman" w:eastAsia="SimSun"/>
         </w:rPr>
         <w:t xml:space="preserve">轴的投影，试在答题区的图像中画出其最小重复单位。</w:t>
       </w:r>
@@ -3432,7 +3693,7 @@
       </w:r>
       <w:r>
         <w:rPr>
-          <w:rFonts w:hint="eastAsia"/>
+          <w:rFonts w:ascii="Times New Roman" w:hAnsi="Times New Roman" w:cs="Times New Roman" w:eastAsia="SimSun"/>
         </w:rPr>
         <w:t xml:space="preserve">（2分）已知</w:t>
       </w:r>
@@ -3446,6 +3707,9 @@
               <m:rPr>
                 <m:sty m:val="p"/>
               </m:rPr>
+              <w:rPr>
+                <w:rFonts w:ascii="Times New Roman" w:hAnsi="Times New Roman" w:cs="Times New Roman" w:eastAsia="SimSun"/>
+              </w:rPr>
               <m:t>K</m:t>
             </m:r>
           </m:e>
@@ -3454,6 +3718,9 @@
               <m:rPr>
                 <m:sty m:val="p"/>
               </m:rPr>
+              <w:rPr>
+                <w:rFonts w:ascii="Times New Roman" w:hAnsi="Times New Roman" w:cs="Times New Roman" w:eastAsia="SimSun"/>
+              </w:rPr>
               <m:t>4</m:t>
             </m:r>
           </m:sub>
@@ -3462,6 +3729,9 @@
           <m:rPr>
             <m:sty m:val="p"/>
           </m:rPr>
+          <w:rPr>
+            <w:rFonts w:ascii="Times New Roman" w:hAnsi="Times New Roman" w:cs="Times New Roman" w:eastAsia="SimSun"/>
+          </w:rPr>
           <m:t>X</m:t>
         </m:r>
         <m:sSub>
@@ -3470,6 +3740,9 @@
               <m:rPr>
                 <m:sty m:val="p"/>
               </m:rPr>
+              <w:rPr>
+                <w:rFonts w:ascii="Times New Roman" w:hAnsi="Times New Roman" w:cs="Times New Roman" w:eastAsia="SimSun"/>
+              </w:rPr>
               <m:t>e</m:t>
             </m:r>
           </m:e>
@@ -3478,6 +3751,9 @@
               <m:rPr>
                 <m:sty m:val="p"/>
               </m:rPr>
+              <w:rPr>
+                <w:rFonts w:ascii="Times New Roman" w:hAnsi="Times New Roman" w:cs="Times New Roman" w:eastAsia="SimSun"/>
+              </w:rPr>
               <m:t>3</m:t>
             </m:r>
           </m:sub>
@@ -3488,6 +3764,9 @@
               <m:rPr>
                 <m:sty m:val="p"/>
               </m:rPr>
+              <w:rPr>
+                <w:rFonts w:ascii="Times New Roman" w:hAnsi="Times New Roman" w:cs="Times New Roman" w:eastAsia="SimSun"/>
+              </w:rPr>
               <m:t>O</m:t>
             </m:r>
           </m:e>
@@ -3496,6 +3775,9 @@
               <m:rPr>
                 <m:sty m:val="p"/>
               </m:rPr>
+              <w:rPr>
+                <w:rFonts w:ascii="Times New Roman" w:hAnsi="Times New Roman" w:cs="Times New Roman" w:eastAsia="SimSun"/>
+              </w:rPr>
               <m:t>12</m:t>
             </m:r>
           </m:sub>
@@ -3506,7 +3788,7 @@
       </w:r>
       <w:r>
         <w:rPr>
-          <w:rFonts w:hint="eastAsia"/>
+          <w:rFonts w:ascii="Times New Roman" w:hAnsi="Times New Roman" w:cs="Times New Roman" w:eastAsia="SimSun"/>
         </w:rPr>
         <w:t xml:space="preserve">的晶胞参数为</w:t>
       </w:r>
@@ -3515,18 +3797,30 @@
       </w:r>
       <m:oMath>
         <m:r>
+          <w:rPr>
+            <w:rFonts w:ascii="Times New Roman" w:hAnsi="Times New Roman" w:cs="Times New Roman" w:eastAsia="SimSun"/>
+          </w:rPr>
           <m:t>a</m:t>
         </m:r>
         <m:r>
           <m:rPr>
             <m:sty m:val="p"/>
           </m:rPr>
+          <w:rPr>
+            <w:rFonts w:ascii="Times New Roman" w:hAnsi="Times New Roman" w:cs="Times New Roman" w:eastAsia="SimSun"/>
+          </w:rPr>
           <m:t>=</m:t>
         </m:r>
         <m:r>
+          <w:rPr>
+            <w:rFonts w:ascii="Times New Roman" w:hAnsi="Times New Roman" w:cs="Times New Roman" w:eastAsia="SimSun"/>
+          </w:rPr>
           <m:t>5.9453</m:t>
         </m:r>
         <m:r>
+          <w:rPr>
+            <w:rFonts w:ascii="Times New Roman" w:hAnsi="Times New Roman" w:cs="Times New Roman" w:eastAsia="SimSun"/>
+          </w:rPr>
           <m:t> </m:t>
         </m:r>
         <m:r>
@@ -3534,29 +3828,44 @@
             <m:nor/>
             <m:sty m:val="p"/>
           </m:rPr>
+          <w:rPr>
+            <w:rFonts w:ascii="Times New Roman" w:hAnsi="Times New Roman" w:cs="Times New Roman" w:eastAsia="SimSun"/>
+          </w:rPr>
           <m:t>Å</m:t>
         </m:r>
       </m:oMath>
       <w:r>
         <w:rPr>
-          <w:rFonts w:hint="eastAsia"/>
+          <w:rFonts w:ascii="Times New Roman" w:hAnsi="Times New Roman" w:cs="Times New Roman" w:eastAsia="SimSun"/>
         </w:rPr>
         <w:t xml:space="preserve">，</w:t>
       </w:r>
       <m:oMath>
         <m:r>
+          <w:rPr>
+            <w:rFonts w:ascii="Times New Roman" w:hAnsi="Times New Roman" w:cs="Times New Roman" w:eastAsia="SimSun"/>
+          </w:rPr>
           <m:t>c</m:t>
         </m:r>
         <m:r>
           <m:rPr>
             <m:sty m:val="p"/>
           </m:rPr>
+          <w:rPr>
+            <w:rFonts w:ascii="Times New Roman" w:hAnsi="Times New Roman" w:cs="Times New Roman" w:eastAsia="SimSun"/>
+          </w:rPr>
           <m:t>=</m:t>
         </m:r>
         <m:r>
+          <w:rPr>
+            <w:rFonts w:ascii="Times New Roman" w:hAnsi="Times New Roman" w:cs="Times New Roman" w:eastAsia="SimSun"/>
+          </w:rPr>
           <m:t>28.7647</m:t>
         </m:r>
         <m:r>
+          <w:rPr>
+            <w:rFonts w:ascii="Times New Roman" w:hAnsi="Times New Roman" w:cs="Times New Roman" w:eastAsia="SimSun"/>
+          </w:rPr>
           <m:t> </m:t>
         </m:r>
         <m:r>
@@ -3564,28 +3873,40 @@
             <m:nor/>
             <m:sty m:val="p"/>
           </m:rPr>
+          <w:rPr>
+            <w:rFonts w:ascii="Times New Roman" w:hAnsi="Times New Roman" w:cs="Times New Roman" w:eastAsia="SimSun"/>
+          </w:rPr>
           <m:t>Å</m:t>
         </m:r>
       </m:oMath>
       <w:r>
         <w:rPr>
-          <w:rFonts w:hint="eastAsia"/>
+          <w:rFonts w:ascii="Times New Roman" w:hAnsi="Times New Roman" w:cs="Times New Roman" w:eastAsia="SimSun"/>
         </w:rPr>
         <w:t xml:space="preserve">，</w:t>
       </w:r>
       <m:oMath>
         <m:r>
+          <w:rPr>
+            <w:rFonts w:ascii="Times New Roman" w:hAnsi="Times New Roman" w:cs="Times New Roman" w:eastAsia="SimSun"/>
+          </w:rPr>
           <m:t>γ</m:t>
         </m:r>
         <m:r>
           <m:rPr>
             <m:sty m:val="p"/>
           </m:rPr>
+          <w:rPr>
+            <w:rFonts w:ascii="Times New Roman" w:hAnsi="Times New Roman" w:cs="Times New Roman" w:eastAsia="SimSun"/>
+          </w:rPr>
           <m:t>=</m:t>
         </m:r>
         <m:sSup>
           <m:e>
             <m:r>
+              <w:rPr>
+                <w:rFonts w:ascii="Times New Roman" w:hAnsi="Times New Roman" w:cs="Times New Roman" w:eastAsia="SimSun"/>
+              </w:rPr>
               <m:t>120</m:t>
             </m:r>
           </m:e>
@@ -3594,6 +3915,9 @@
               <m:rPr>
                 <m:sty m:val="p"/>
               </m:rPr>
+              <w:rPr>
+                <w:rFonts w:ascii="Times New Roman" w:hAnsi="Times New Roman" w:cs="Times New Roman" w:eastAsia="SimSun"/>
+              </w:rPr>
               <m:t>∘</m:t>
             </m:r>
           </m:sup>
@@ -3601,7 +3925,7 @@
       </m:oMath>
       <w:r>
         <w:rPr>
-          <w:rFonts w:hint="eastAsia"/>
+          <w:rFonts w:ascii="Times New Roman" w:hAnsi="Times New Roman" w:cs="Times New Roman" w:eastAsia="SimSun"/>
         </w:rPr>
         <w:t xml:space="preserve">，晶体密度为</w:t>
       </w:r>
@@ -3610,27 +3934,42 @@
       </w:r>
       <m:oMath>
         <m:r>
+          <w:rPr>
+            <w:rFonts w:ascii="Times New Roman" w:hAnsi="Times New Roman" w:cs="Times New Roman" w:eastAsia="SimSun"/>
+          </w:rPr>
           <m:t>4.2</m:t>
         </m:r>
         <m:r>
+          <w:rPr>
+            <w:rFonts w:ascii="Times New Roman" w:hAnsi="Times New Roman" w:cs="Times New Roman" w:eastAsia="SimSun"/>
+          </w:rPr>
           <m:t> </m:t>
         </m:r>
         <m:r>
           <m:rPr>
             <m:sty m:val="p"/>
           </m:rPr>
+          <w:rPr>
+            <w:rFonts w:ascii="Times New Roman" w:hAnsi="Times New Roman" w:cs="Times New Roman" w:eastAsia="SimSun"/>
+          </w:rPr>
           <m:t>g</m:t>
         </m:r>
         <m:r>
           <m:rPr>
             <m:sty m:val="p"/>
           </m:rPr>
+          <w:rPr>
+            <w:rFonts w:ascii="Times New Roman" w:hAnsi="Times New Roman" w:cs="Times New Roman" w:eastAsia="SimSun"/>
+          </w:rPr>
           <m:t>⋅</m:t>
         </m:r>
         <m:r>
           <m:rPr>
             <m:sty m:val="p"/>
           </m:rPr>
+          <w:rPr>
+            <w:rFonts w:ascii="Times New Roman" w:hAnsi="Times New Roman" w:cs="Times New Roman" w:eastAsia="SimSun"/>
+          </w:rPr>
           <m:t>c</m:t>
         </m:r>
         <m:sSup>
@@ -3639,6 +3978,9 @@
               <m:rPr>
                 <m:sty m:val="p"/>
               </m:rPr>
+              <w:rPr>
+                <w:rFonts w:ascii="Times New Roman" w:hAnsi="Times New Roman" w:cs="Times New Roman" w:eastAsia="SimSun"/>
+              </w:rPr>
               <m:t>m</m:t>
             </m:r>
           </m:e>
@@ -3647,12 +3989,18 @@
               <m:rPr>
                 <m:sty m:val="p"/>
               </m:rPr>
+              <w:rPr>
+                <w:rFonts w:ascii="Times New Roman" w:hAnsi="Times New Roman" w:cs="Times New Roman" w:eastAsia="SimSun"/>
+              </w:rPr>
               <m:t>−</m:t>
             </m:r>
             <m:r>
               <m:rPr>
                 <m:sty m:val="p"/>
               </m:rPr>
+              <w:rPr>
+                <w:rFonts w:ascii="Times New Roman" w:hAnsi="Times New Roman" w:cs="Times New Roman" w:eastAsia="SimSun"/>
+              </w:rPr>
               <m:t>3</m:t>
             </m:r>
           </m:sup>
@@ -3660,7 +4008,7 @@
       </m:oMath>
       <w:r>
         <w:rPr>
-          <w:rFonts w:hint="eastAsia"/>
+          <w:rFonts w:ascii="Times New Roman" w:hAnsi="Times New Roman" w:cs="Times New Roman" w:eastAsia="SimSun"/>
         </w:rPr>
         <w:t xml:space="preserve">，试计算一个晶胞中含有几个</w:t>
       </w:r>
@@ -3674,6 +4022,9 @@
               <m:rPr>
                 <m:sty m:val="p"/>
               </m:rPr>
+              <w:rPr>
+                <w:rFonts w:ascii="Times New Roman" w:hAnsi="Times New Roman" w:cs="Times New Roman" w:eastAsia="SimSun"/>
+              </w:rPr>
               <m:t>K</m:t>
             </m:r>
           </m:e>
@@ -3682,6 +4033,9 @@
               <m:rPr>
                 <m:sty m:val="p"/>
               </m:rPr>
+              <w:rPr>
+                <w:rFonts w:ascii="Times New Roman" w:hAnsi="Times New Roman" w:cs="Times New Roman" w:eastAsia="SimSun"/>
+              </w:rPr>
               <m:t>4</m:t>
             </m:r>
           </m:sub>
@@ -3690,6 +4044,9 @@
           <m:rPr>
             <m:sty m:val="p"/>
           </m:rPr>
+          <w:rPr>
+            <w:rFonts w:ascii="Times New Roman" w:hAnsi="Times New Roman" w:cs="Times New Roman" w:eastAsia="SimSun"/>
+          </w:rPr>
           <m:t>X</m:t>
         </m:r>
         <m:sSub>
@@ -3698,6 +4055,9 @@
               <m:rPr>
                 <m:sty m:val="p"/>
               </m:rPr>
+              <w:rPr>
+                <w:rFonts w:ascii="Times New Roman" w:hAnsi="Times New Roman" w:cs="Times New Roman" w:eastAsia="SimSun"/>
+              </w:rPr>
               <m:t>e</m:t>
             </m:r>
           </m:e>
@@ -3706,6 +4066,9 @@
               <m:rPr>
                 <m:sty m:val="p"/>
               </m:rPr>
+              <w:rPr>
+                <w:rFonts w:ascii="Times New Roman" w:hAnsi="Times New Roman" w:cs="Times New Roman" w:eastAsia="SimSun"/>
+              </w:rPr>
               <m:t>3</m:t>
             </m:r>
           </m:sub>
@@ -3716,6 +4079,9 @@
               <m:rPr>
                 <m:sty m:val="p"/>
               </m:rPr>
+              <w:rPr>
+                <w:rFonts w:ascii="Times New Roman" w:hAnsi="Times New Roman" w:cs="Times New Roman" w:eastAsia="SimSun"/>
+              </w:rPr>
               <m:t>O</m:t>
             </m:r>
           </m:e>
@@ -3724,6 +4090,9 @@
               <m:rPr>
                 <m:sty m:val="p"/>
               </m:rPr>
+              <w:rPr>
+                <w:rFonts w:ascii="Times New Roman" w:hAnsi="Times New Roman" w:cs="Times New Roman" w:eastAsia="SimSun"/>
+              </w:rPr>
               <m:t>12</m:t>
             </m:r>
           </m:sub>
@@ -3741,7 +4110,7 @@
       </w:pPr>
       <w:r>
         <w:rPr>
-          <w:rFonts w:hint="eastAsia"/>
+          <w:rFonts w:ascii="Times New Roman" w:hAnsi="Times New Roman" w:cs="Times New Roman" w:eastAsia="SimSun"/>
         </w:rPr>
         <w:t xml:space="preserve">第</w:t>
       </w:r>
@@ -3750,7 +4119,7 @@
       </w:r>
       <w:r>
         <w:rPr>
-          <w:rFonts w:hint="eastAsia"/>
+          <w:rFonts w:ascii="Times New Roman" w:hAnsi="Times New Roman" w:cs="Times New Roman" w:eastAsia="SimSun"/>
         </w:rPr>
         <w:t xml:space="preserve">题（11</w:t>
       </w:r>
@@ -3759,7 +4128,7 @@
       </w:r>
       <w:r>
         <w:rPr>
-          <w:rFonts w:hint="eastAsia"/>
+          <w:rFonts w:ascii="Times New Roman" w:hAnsi="Times New Roman" w:cs="Times New Roman" w:eastAsia="SimSun"/>
         </w:rPr>
         <w:t xml:space="preserve">分）</w:t>
       </w:r>
@@ -3775,7 +4144,7 @@
       </w:r>
       <w:r>
         <w:rPr>
-          <w:rFonts w:hint="eastAsia"/>
+          <w:rFonts w:ascii="Times New Roman" w:hAnsi="Times New Roman" w:cs="Times New Roman" w:eastAsia="SimSun"/>
         </w:rPr>
         <w:t xml:space="preserve">这一简单化合物的晶体结构丰富多彩。除了常压下存在的</w:t>
       </w:r>
@@ -3784,7 +4153,7 @@
       </w:r>
       <w:r>
         <w:rPr>
-          <w:rFonts w:hint="eastAsia"/>
+          <w:rFonts w:ascii="Times New Roman" w:hAnsi="Times New Roman" w:cs="Times New Roman" w:eastAsia="SimSun"/>
         </w:rPr>
         <w:t xml:space="preserve">型</w:t>
       </w:r>
@@ -3793,7 +4162,7 @@
       </w:r>
       <w:r>
         <w:rPr>
-          <w:rFonts w:hint="eastAsia"/>
+          <w:rFonts w:ascii="Times New Roman" w:hAnsi="Times New Roman" w:cs="Times New Roman" w:eastAsia="SimSun"/>
         </w:rPr>
         <w:t xml:space="preserve">以外，在高温高压下，Fe₂O₃</w:t>
       </w:r>
@@ -3802,7 +4171,7 @@
       </w:r>
       <w:r>
         <w:rPr>
-          <w:rFonts w:hint="eastAsia"/>
+          <w:rFonts w:ascii="Times New Roman" w:hAnsi="Times New Roman" w:cs="Times New Roman" w:eastAsia="SimSun"/>
         </w:rPr>
         <w:t xml:space="preserve">也能形成一系列新的晶体结构。</w:t>
       </w:r>
@@ -3824,7 +4193,7 @@
       </w:r>
       <w:r>
         <w:rPr>
-          <w:rFonts w:hint="eastAsia"/>
+          <w:rFonts w:ascii="Times New Roman" w:hAnsi="Times New Roman" w:cs="Times New Roman" w:eastAsia="SimSun"/>
         </w:rPr>
         <w:t xml:space="preserve">当将</w:t>
       </w:r>
@@ -3833,7 +4202,7 @@
       </w:r>
       <w:r>
         <w:rPr>
-          <w:rFonts w:hint="eastAsia"/>
+          <w:rFonts w:ascii="Times New Roman" w:hAnsi="Times New Roman" w:cs="Times New Roman" w:eastAsia="SimSun"/>
         </w:rPr>
         <w:t xml:space="preserve">加压至</w:t>
       </w:r>
@@ -3842,7 +4211,7 @@
       </w:r>
       <w:r>
         <w:rPr>
-          <w:rFonts w:hint="eastAsia"/>
+          <w:rFonts w:ascii="Times New Roman" w:hAnsi="Times New Roman" w:cs="Times New Roman" w:eastAsia="SimSun"/>
         </w:rPr>
         <w:t xml:space="preserve">GPa，它转变为一种类似于钙钛矿的结构，其晶胞如下。</w:t>
       </w:r>
@@ -3904,7 +4273,7 @@
       </w:pPr>
       <w:r>
         <w:rPr>
-          <w:rFonts w:hint="eastAsia"/>
+          <w:rFonts w:ascii="Times New Roman" w:hAnsi="Times New Roman" w:cs="Times New Roman" w:eastAsia="SimSun"/>
         </w:rPr>
         <w:t xml:space="preserve">为清晰表示配位多面体间的连接方式，现将部分配位多面体列出如下：</w:t>
       </w:r>
@@ -3972,7 +4341,7 @@
       </w:r>
       <w:r>
         <w:rPr>
-          <w:rFonts w:hint="eastAsia"/>
+          <w:rFonts w:ascii="Times New Roman" w:hAnsi="Times New Roman" w:cs="Times New Roman" w:eastAsia="SimSun"/>
         </w:rPr>
         <w:t xml:space="preserve">（4分）据图请写出这一晶型中</w:t>
       </w:r>
@@ -3981,7 +4350,7 @@
       </w:r>
       <w:r>
         <w:rPr>
-          <w:rFonts w:hint="eastAsia"/>
+          <w:rFonts w:ascii="Times New Roman" w:hAnsi="Times New Roman" w:cs="Times New Roman" w:eastAsia="SimSun"/>
         </w:rPr>
         <w:t xml:space="preserve">的配位多面体，并说明配位多面体相互如何连接。</w:t>
       </w:r>
@@ -4000,7 +4369,7 @@
       </w:r>
       <w:r>
         <w:rPr>
-          <w:rFonts w:hint="eastAsia"/>
+          <w:rFonts w:ascii="Times New Roman" w:hAnsi="Times New Roman" w:cs="Times New Roman" w:eastAsia="SimSun"/>
         </w:rPr>
         <w:t xml:space="preserve">（2分）在实验中，晶型转变时检测到磁学性质的突变，Fe(Ⅲ)</w:t>
       </w:r>
@@ -4009,7 +4378,7 @@
       </w:r>
       <w:r>
         <w:rPr>
-          <w:rFonts w:hint="eastAsia"/>
+          <w:rFonts w:ascii="Times New Roman" w:hAnsi="Times New Roman" w:cs="Times New Roman" w:eastAsia="SimSun"/>
         </w:rPr>
         <w:t xml:space="preserve">的磁矩发生变化。已知这一晶型中存在两种八面体配位的</w:t>
       </w:r>
@@ -4018,7 +4387,7 @@
       </w:r>
       <w:r>
         <w:rPr>
-          <w:rFonts w:hint="eastAsia"/>
+          <w:rFonts w:ascii="Times New Roman" w:hAnsi="Times New Roman" w:cs="Times New Roman" w:eastAsia="SimSun"/>
         </w:rPr>
         <w:t xml:space="preserve">Fe，一种的</w:t>
       </w:r>
@@ -4027,7 +4396,7 @@
       </w:r>
       <w:r>
         <w:rPr>
-          <w:rFonts w:hint="eastAsia"/>
+          <w:rFonts w:ascii="Times New Roman" w:hAnsi="Times New Roman" w:cs="Times New Roman" w:eastAsia="SimSun"/>
         </w:rPr>
         <w:t xml:space="preserve">距离分别为</w:t>
       </w:r>
@@ -4036,7 +4405,7 @@
       </w:r>
       <w:r>
         <w:rPr>
-          <w:rFonts w:hint="eastAsia"/>
+          <w:rFonts w:ascii="Times New Roman" w:hAnsi="Times New Roman" w:cs="Times New Roman" w:eastAsia="SimSun"/>
         </w:rPr>
         <w:t xml:space="preserve">pm，另一种的</w:t>
       </w:r>
@@ -4045,7 +4414,7 @@
       </w:r>
       <w:r>
         <w:rPr>
-          <w:rFonts w:hint="eastAsia"/>
+          <w:rFonts w:ascii="Times New Roman" w:hAnsi="Times New Roman" w:cs="Times New Roman" w:eastAsia="SimSun"/>
         </w:rPr>
         <w:t xml:space="preserve">距离分别为</w:t>
       </w:r>
@@ -4054,7 +4423,7 @@
       </w:r>
       <w:r>
         <w:rPr>
-          <w:rFonts w:hint="eastAsia"/>
+          <w:rFonts w:ascii="Times New Roman" w:hAnsi="Times New Roman" w:cs="Times New Roman" w:eastAsia="SimSun"/>
         </w:rPr>
         <w:t xml:space="preserve">pm，试解释为什么一种</w:t>
       </w:r>
@@ -4063,7 +4432,7 @@
       </w:r>
       <w:r>
         <w:rPr>
-          <w:rFonts w:hint="eastAsia"/>
+          <w:rFonts w:ascii="Times New Roman" w:hAnsi="Times New Roman" w:cs="Times New Roman" w:eastAsia="SimSun"/>
         </w:rPr>
         <w:t xml:space="preserve">原子的</w:t>
       </w:r>
@@ -4072,7 +4441,7 @@
       </w:r>
       <w:r>
         <w:rPr>
-          <w:rFonts w:hint="eastAsia"/>
+          <w:rFonts w:ascii="Times New Roman" w:hAnsi="Times New Roman" w:cs="Times New Roman" w:eastAsia="SimSun"/>
         </w:rPr>
         <w:t xml:space="preserve">距离明显短于另一种。</w:t>
       </w:r>
@@ -4094,7 +4463,7 @@
       </w:r>
       <w:r>
         <w:rPr>
-          <w:rFonts w:hint="eastAsia"/>
+          <w:rFonts w:ascii="Times New Roman" w:hAnsi="Times New Roman" w:cs="Times New Roman" w:eastAsia="SimSun"/>
         </w:rPr>
         <w:t xml:space="preserve">在更高的压力（71</w:t>
       </w:r>
@@ -4103,7 +4472,7 @@
       </w:r>
       <w:r>
         <w:rPr>
-          <w:rFonts w:hint="eastAsia"/>
+          <w:rFonts w:ascii="Times New Roman" w:hAnsi="Times New Roman" w:cs="Times New Roman" w:eastAsia="SimSun"/>
         </w:rPr>
         <w:t xml:space="preserve">GPa）与约</w:t>
       </w:r>
@@ -4112,7 +4481,7 @@
       </w:r>
       <w:r>
         <w:rPr>
-          <w:rFonts w:hint="eastAsia"/>
+          <w:rFonts w:ascii="Times New Roman" w:hAnsi="Times New Roman" w:cs="Times New Roman" w:eastAsia="SimSun"/>
         </w:rPr>
         <w:t xml:space="preserve">下，上述晶型的</w:t>
       </w:r>
@@ -4121,7 +4490,7 @@
       </w:r>
       <w:r>
         <w:rPr>
-          <w:rFonts w:hint="eastAsia"/>
+          <w:rFonts w:ascii="Times New Roman" w:hAnsi="Times New Roman" w:cs="Times New Roman" w:eastAsia="SimSun"/>
         </w:rPr>
         <w:t xml:space="preserve">会进一步发生相变生成一种</w:t>
       </w:r>
@@ -4130,7 +4499,7 @@
       </w:r>
       <w:r>
         <w:rPr>
-          <w:rFonts w:hint="eastAsia"/>
+          <w:rFonts w:ascii="Times New Roman" w:hAnsi="Times New Roman" w:cs="Times New Roman" w:eastAsia="SimSun"/>
         </w:rPr>
         <w:t xml:space="preserve">结构的</w:t>
       </w:r>
@@ -4139,7 +4508,7 @@
       </w:r>
       <w:r>
         <w:rPr>
-          <w:rFonts w:hint="eastAsia"/>
+          <w:rFonts w:ascii="Times New Roman" w:hAnsi="Times New Roman" w:cs="Times New Roman" w:eastAsia="SimSun"/>
         </w:rPr>
         <w:t xml:space="preserve">Fe₂O₃。其中铁存在一种独特的配位多面体，如下图所示。</w:t>
       </w:r>
@@ -4207,7 +4576,7 @@
       </w:r>
       <w:r>
         <w:rPr>
-          <w:rFonts w:hint="eastAsia"/>
+          <w:rFonts w:ascii="Times New Roman" w:hAnsi="Times New Roman" w:cs="Times New Roman" w:eastAsia="SimSun"/>
         </w:rPr>
         <w:t xml:space="preserve">（3分）写出这一配位多面体的名称，它与附近的</w:t>
       </w:r>
@@ -4216,7 +4585,7 @@
       </w:r>
       <w:r>
         <w:rPr>
-          <w:rFonts w:hint="eastAsia"/>
+          <w:rFonts w:ascii="Times New Roman" w:hAnsi="Times New Roman" w:cs="Times New Roman" w:eastAsia="SimSun"/>
         </w:rPr>
         <w:t xml:space="preserve">个八面体和</w:t>
       </w:r>
@@ -4225,7 +4594,7 @@
       </w:r>
       <w:r>
         <w:rPr>
-          <w:rFonts w:hint="eastAsia"/>
+          <w:rFonts w:ascii="Times New Roman" w:hAnsi="Times New Roman" w:cs="Times New Roman" w:eastAsia="SimSun"/>
         </w:rPr>
         <w:t xml:space="preserve">个同样的配位多面体共棱，与</w:t>
       </w:r>
@@ -4234,7 +4603,7 @@
       </w:r>
       <w:r>
         <w:rPr>
-          <w:rFonts w:hint="eastAsia"/>
+          <w:rFonts w:ascii="Times New Roman" w:hAnsi="Times New Roman" w:cs="Times New Roman" w:eastAsia="SimSun"/>
         </w:rPr>
         <w:t xml:space="preserve">个同样的配位多面体共面，请说明为什么它采取如此拥挤的连接方式。</w:t>
       </w:r>
@@ -4253,7 +4622,7 @@
       </w:r>
       <w:r>
         <w:rPr>
-          <w:rFonts w:hint="eastAsia"/>
+          <w:rFonts w:ascii="Times New Roman" w:hAnsi="Times New Roman" w:cs="Times New Roman" w:eastAsia="SimSun"/>
         </w:rPr>
         <w:t xml:space="preserve">（2分）已知这一晶型的</w:t>
       </w:r>
@@ -4262,7 +4631,7 @@
       </w:r>
       <w:r>
         <w:rPr>
-          <w:rFonts w:hint="eastAsia"/>
+          <w:rFonts w:ascii="Times New Roman" w:hAnsi="Times New Roman" w:cs="Times New Roman" w:eastAsia="SimSun"/>
         </w:rPr>
         <w:t xml:space="preserve">晶胞参数为</w:t>
       </w:r>
@@ -4271,7 +4640,7 @@
       </w:r>
       <w:r>
         <w:rPr>
-          <w:rFonts w:hint="eastAsia"/>
+          <w:rFonts w:ascii="Times New Roman" w:hAnsi="Times New Roman" w:cs="Times New Roman" w:eastAsia="SimSun"/>
         </w:rPr>
         <w:t xml:space="preserve">a＝266.5</w:t>
       </w:r>
@@ -4280,7 +4649,7 @@
       </w:r>
       <w:r>
         <w:rPr>
-          <w:rFonts w:hint="eastAsia"/>
+          <w:rFonts w:ascii="Times New Roman" w:hAnsi="Times New Roman" w:cs="Times New Roman" w:eastAsia="SimSun"/>
         </w:rPr>
         <w:t xml:space="preserve">pm，b＝860.9</w:t>
       </w:r>
@@ -4289,7 +4658,7 @@
       </w:r>
       <w:r>
         <w:rPr>
-          <w:rFonts w:hint="eastAsia"/>
+          <w:rFonts w:ascii="Times New Roman" w:hAnsi="Times New Roman" w:cs="Times New Roman" w:eastAsia="SimSun"/>
         </w:rPr>
         <w:t xml:space="preserve">pm，c＝637.9</w:t>
       </w:r>
@@ -4298,7 +4667,7 @@
       </w:r>
       <w:r>
         <w:rPr>
-          <w:rFonts w:hint="eastAsia"/>
+          <w:rFonts w:ascii="Times New Roman" w:hAnsi="Times New Roman" w:cs="Times New Roman" w:eastAsia="SimSun"/>
         </w:rPr>
         <w:t xml:space="preserve">pm，Z＝4，请计算其密度。</w:t>
       </w:r>
@@ -4311,7 +4680,7 @@
       </w:pPr>
       <w:r>
         <w:rPr>
-          <w:rFonts w:hint="eastAsia"/>
+          <w:rFonts w:ascii="Times New Roman" w:hAnsi="Times New Roman" w:cs="Times New Roman" w:eastAsia="SimSun"/>
         </w:rPr>
         <w:t xml:space="preserve">第</w:t>
       </w:r>
@@ -4320,7 +4689,7 @@
       </w:r>
       <w:r>
         <w:rPr>
-          <w:rFonts w:hint="eastAsia"/>
+          <w:rFonts w:ascii="Times New Roman" w:hAnsi="Times New Roman" w:cs="Times New Roman" w:eastAsia="SimSun"/>
         </w:rPr>
         <w:t xml:space="preserve">题（10</w:t>
       </w:r>
@@ -4329,7 +4698,7 @@
       </w:r>
       <w:r>
         <w:rPr>
-          <w:rFonts w:hint="eastAsia"/>
+          <w:rFonts w:ascii="Times New Roman" w:hAnsi="Times New Roman" w:cs="Times New Roman" w:eastAsia="SimSun"/>
         </w:rPr>
         <w:t xml:space="preserve">分）</w:t>
       </w:r>
@@ -4342,7 +4711,7 @@
       </w:pPr>
       <w:r>
         <w:rPr>
-          <w:rFonts w:hint="eastAsia"/>
+          <w:rFonts w:ascii="Times New Roman" w:hAnsi="Times New Roman" w:cs="Times New Roman" w:eastAsia="SimSun"/>
         </w:rPr>
         <w:t xml:space="preserve">近年来，一类被称作「超卤素」的化合物的研究逐渐兴起并发展。超卤素是指电子亲和能比卤素原子更高的一类基团或分子。与卤素元素相比，超卤素表现出电负性更大、结构更丰富、性质更新颖等更加丰富的特征。</w:t>
       </w:r>
@@ -4361,7 +4730,7 @@
       </w:r>
       <w:r>
         <w:rPr>
-          <w:rFonts w:hint="eastAsia"/>
+          <w:rFonts w:ascii="Times New Roman" w:hAnsi="Times New Roman" w:cs="Times New Roman" w:eastAsia="SimSun"/>
         </w:rPr>
         <w:t xml:space="preserve">（1分）当年，Bartlett</w:t>
       </w:r>
@@ -4370,7 +4739,7 @@
       </w:r>
       <w:r>
         <w:rPr>
-          <w:rFonts w:hint="eastAsia"/>
+          <w:rFonts w:ascii="Times New Roman" w:hAnsi="Times New Roman" w:cs="Times New Roman" w:eastAsia="SimSun"/>
         </w:rPr>
         <w:t xml:space="preserve">用</w:t>
       </w:r>
@@ -4379,7 +4748,7 @@
       </w:r>
       <w:r>
         <w:rPr>
-          <w:rFonts w:hint="eastAsia"/>
+          <w:rFonts w:ascii="Times New Roman" w:hAnsi="Times New Roman" w:cs="Times New Roman" w:eastAsia="SimSun"/>
         </w:rPr>
         <w:t xml:space="preserve">氧化了</w:t>
       </w:r>
@@ -4388,7 +4757,7 @@
       </w:r>
       <w:r>
         <w:rPr>
-          <w:rFonts w:hint="eastAsia"/>
+          <w:rFonts w:ascii="Times New Roman" w:hAnsi="Times New Roman" w:cs="Times New Roman" w:eastAsia="SimSun"/>
         </w:rPr>
         <w:t xml:space="preserve">O₂，这里的</w:t>
       </w:r>
@@ -4397,7 +4766,7 @@
       </w:r>
       <w:r>
         <w:rPr>
-          <w:rFonts w:hint="eastAsia"/>
+          <w:rFonts w:ascii="Times New Roman" w:hAnsi="Times New Roman" w:cs="Times New Roman" w:eastAsia="SimSun"/>
         </w:rPr>
         <w:t xml:space="preserve">就可以认为是超卤素。写出此反应的方程式。</w:t>
       </w:r>
@@ -4416,7 +4785,7 @@
       </w:r>
       <w:r>
         <w:rPr>
-          <w:rFonts w:hint="eastAsia"/>
+          <w:rFonts w:ascii="Times New Roman" w:hAnsi="Times New Roman" w:cs="Times New Roman" w:eastAsia="SimSun"/>
         </w:rPr>
         <w:t xml:space="preserve">（1分）常见的超卤素主要有</w:t>
       </w:r>
@@ -4425,7 +4794,7 @@
       </w:r>
       <w:r>
         <w:rPr>
-          <w:rFonts w:hint="eastAsia"/>
+          <w:rFonts w:ascii="Times New Roman" w:hAnsi="Times New Roman" w:cs="Times New Roman" w:eastAsia="SimSun"/>
         </w:rPr>
         <w:t xml:space="preserve">等，它们的共同特点是什么？</w:t>
       </w:r>
@@ -4444,7 +4813,7 @@
       </w:r>
       <w:r>
         <w:rPr>
-          <w:rFonts w:hint="eastAsia"/>
+          <w:rFonts w:ascii="Times New Roman" w:hAnsi="Times New Roman" w:cs="Times New Roman" w:eastAsia="SimSun"/>
         </w:rPr>
         <w:t xml:space="preserve">（2分）根据</w:t>
       </w:r>
@@ -4453,7 +4822,7 @@
       </w:r>
       <w:r>
         <w:rPr>
-          <w:rFonts w:hint="eastAsia"/>
+          <w:rFonts w:ascii="Times New Roman" w:hAnsi="Times New Roman" w:cs="Times New Roman" w:eastAsia="SimSun"/>
         </w:rPr>
         <w:t xml:space="preserve">理论，预测相应的超卤素阴离子</w:t>
       </w:r>
@@ -4462,7 +4831,7 @@
       </w:r>
       <w:r>
         <w:rPr>
-          <w:rFonts w:hint="eastAsia"/>
+          <w:rFonts w:ascii="Times New Roman" w:hAnsi="Times New Roman" w:cs="Times New Roman" w:eastAsia="SimSun"/>
         </w:rPr>
         <w:t xml:space="preserve">和</w:t>
       </w:r>
@@ -4471,7 +4840,7 @@
       </w:r>
       <w:r>
         <w:rPr>
-          <w:rFonts w:hint="eastAsia"/>
+          <w:rFonts w:ascii="Times New Roman" w:hAnsi="Times New Roman" w:cs="Times New Roman" w:eastAsia="SimSun"/>
         </w:rPr>
         <w:t xml:space="preserve">的结构。</w:t>
       </w:r>
@@ -4490,7 +4859,7 @@
       </w:r>
       <w:r>
         <w:rPr>
-          <w:rFonts w:hint="eastAsia"/>
+          <w:rFonts w:ascii="Times New Roman" w:hAnsi="Times New Roman" w:cs="Times New Roman" w:eastAsia="SimSun"/>
         </w:rPr>
         <w:t xml:space="preserve">（1.5分）研究发现，超卤素</w:t>
       </w:r>
@@ -4499,7 +4868,7 @@
       </w:r>
       <w:r>
         <w:rPr>
-          <w:rFonts w:hint="eastAsia"/>
+          <w:rFonts w:ascii="Times New Roman" w:hAnsi="Times New Roman" w:cs="Times New Roman" w:eastAsia="SimSun"/>
         </w:rPr>
         <w:t xml:space="preserve">的结构是</w:t>
       </w:r>
@@ -4508,7 +4877,7 @@
       </w:r>
       <w:r>
         <w:rPr>
-          <w:rFonts w:hint="eastAsia"/>
+          <w:rFonts w:ascii="Times New Roman" w:hAnsi="Times New Roman" w:cs="Times New Roman" w:eastAsia="SimSun"/>
         </w:rPr>
         <w:t xml:space="preserve">型的，而</w:t>
       </w:r>
@@ -4517,7 +4886,7 @@
       </w:r>
       <w:r>
         <w:rPr>
-          <w:rFonts w:hint="eastAsia"/>
+          <w:rFonts w:ascii="Times New Roman" w:hAnsi="Times New Roman" w:cs="Times New Roman" w:eastAsia="SimSun"/>
         </w:rPr>
         <w:t xml:space="preserve">的结构是有一个键角更小的等腰三角形。对此，你如何理解这一现象？</w:t>
       </w:r>
@@ -4536,7 +4905,7 @@
       </w:r>
       <w:r>
         <w:rPr>
-          <w:rFonts w:hint="eastAsia"/>
+          <w:rFonts w:ascii="Times New Roman" w:hAnsi="Times New Roman" w:cs="Times New Roman" w:eastAsia="SimSun"/>
         </w:rPr>
         <w:t xml:space="preserve">（1.5分）同卤素一样，超卤素也可以发生二聚。试给出</w:t>
       </w:r>
@@ -4545,7 +4914,7 @@
       </w:r>
       <w:r>
         <w:rPr>
-          <w:rFonts w:hint="eastAsia"/>
+          <w:rFonts w:ascii="Times New Roman" w:hAnsi="Times New Roman" w:cs="Times New Roman" w:eastAsia="SimSun"/>
         </w:rPr>
         <w:t xml:space="preserve">的结构。</w:t>
       </w:r>
@@ -4564,7 +4933,7 @@
       </w:r>
       <w:r>
         <w:rPr>
-          <w:rFonts w:hint="eastAsia"/>
+          <w:rFonts w:ascii="Times New Roman" w:hAnsi="Times New Roman" w:cs="Times New Roman" w:eastAsia="SimSun"/>
         </w:rPr>
         <w:t xml:space="preserve">（3分）超卤素本身也可以替代卤素，作为上述超卤素中的卤素原子，如</w:t>
       </w:r>
@@ -4573,7 +4942,7 @@
       </w:r>
       <w:r>
         <w:rPr>
-          <w:rFonts w:hint="eastAsia"/>
+          <w:rFonts w:ascii="Times New Roman" w:hAnsi="Times New Roman" w:cs="Times New Roman" w:eastAsia="SimSun"/>
         </w:rPr>
         <w:t xml:space="preserve">等。已知</w:t>
       </w:r>
@@ -4582,7 +4951,7 @@
       </w:r>
       <w:r>
         <w:rPr>
-          <w:rFonts w:hint="eastAsia"/>
+          <w:rFonts w:ascii="Times New Roman" w:hAnsi="Times New Roman" w:cs="Times New Roman" w:eastAsia="SimSun"/>
         </w:rPr>
         <w:t xml:space="preserve">是以单体形式配位，而</w:t>
       </w:r>
@@ -4591,7 +4960,7 @@
       </w:r>
       <w:r>
         <w:rPr>
-          <w:rFonts w:hint="eastAsia"/>
+          <w:rFonts w:ascii="Times New Roman" w:hAnsi="Times New Roman" w:cs="Times New Roman" w:eastAsia="SimSun"/>
         </w:rPr>
         <w:t xml:space="preserve">是以二聚体的形式配位。试给出这两种超卤素阴离子的结构。</w:t>
       </w:r>
@@ -4604,7 +4973,7 @@
       </w:pPr>
       <w:r>
         <w:rPr>
-          <w:rFonts w:hint="eastAsia"/>
+          <w:rFonts w:ascii="Times New Roman" w:hAnsi="Times New Roman" w:cs="Times New Roman" w:eastAsia="SimSun"/>
         </w:rPr>
         <w:t xml:space="preserve">第</w:t>
       </w:r>
@@ -4613,7 +4982,7 @@
       </w:r>
       <w:r>
         <w:rPr>
-          <w:rFonts w:hint="eastAsia"/>
+          <w:rFonts w:ascii="Times New Roman" w:hAnsi="Times New Roman" w:cs="Times New Roman" w:eastAsia="SimSun"/>
         </w:rPr>
         <w:t xml:space="preserve">题（5</w:t>
       </w:r>
@@ -4622,7 +4991,7 @@
       </w:r>
       <w:r>
         <w:rPr>
-          <w:rFonts w:hint="eastAsia"/>
+          <w:rFonts w:ascii="Times New Roman" w:hAnsi="Times New Roman" w:cs="Times New Roman" w:eastAsia="SimSun"/>
         </w:rPr>
         <w:t xml:space="preserve">分）</w:t>
       </w:r>
@@ -4635,7 +5004,7 @@
       </w:pPr>
       <w:r>
         <w:rPr>
-          <w:rFonts w:hint="eastAsia"/>
+          <w:rFonts w:ascii="Times New Roman" w:hAnsi="Times New Roman" w:cs="Times New Roman" w:eastAsia="SimSun"/>
         </w:rPr>
         <w:t xml:space="preserve">三氧化二铁是日常生活中一种常见的矿物。请根据所学知识，回答下列问题。</w:t>
       </w:r>
@@ -4650,7 +5019,7 @@
       </w:r>
       <w:r>
         <w:rPr>
-          <w:rFonts w:hint="eastAsia"/>
+          <w:rFonts w:ascii="Times New Roman" w:hAnsi="Times New Roman" w:cs="Times New Roman" w:eastAsia="SimSun"/>
         </w:rPr>
         <w:t xml:space="preserve">三氧化二铁具有多种晶型，日常生活中最常见的是</w:t>
       </w:r>
@@ -4659,6 +5028,9 @@
       </w:r>
       <m:oMath>
         <m:r>
+          <w:rPr>
+            <w:rFonts w:ascii="Times New Roman" w:hAnsi="Times New Roman" w:cs="Times New Roman" w:eastAsia="SimSun"/>
+          </w:rPr>
           <m:t>α</m:t>
         </m:r>
         <m:r>
@@ -4666,12 +5038,18 @@
             <m:nor/>
             <m:sty m:val="p"/>
           </m:rPr>
+          <w:rPr>
+            <w:rFonts w:ascii="Times New Roman" w:hAnsi="Times New Roman" w:cs="Times New Roman" w:eastAsia="SimSun"/>
+          </w:rPr>
           <m:t>-</m:t>
         </m:r>
         <m:r>
           <m:rPr>
             <m:sty m:val="p"/>
           </m:rPr>
+          <w:rPr>
+            <w:rFonts w:ascii="Times New Roman" w:hAnsi="Times New Roman" w:cs="Times New Roman" w:eastAsia="SimSun"/>
+          </w:rPr>
           <m:t>F</m:t>
         </m:r>
         <m:sSub>
@@ -4680,11 +5058,17 @@
               <m:rPr>
                 <m:sty m:val="p"/>
               </m:rPr>
+              <w:rPr>
+                <w:rFonts w:ascii="Times New Roman" w:hAnsi="Times New Roman" w:cs="Times New Roman" w:eastAsia="SimSun"/>
+              </w:rPr>
               <m:t>e</m:t>
             </m:r>
           </m:e>
           <m:sub>
             <m:r>
+              <w:rPr>
+                <w:rFonts w:ascii="Times New Roman" w:hAnsi="Times New Roman" w:cs="Times New Roman" w:eastAsia="SimSun"/>
+              </w:rPr>
               <m:t>2</m:t>
             </m:r>
           </m:sub>
@@ -4695,11 +5079,17 @@
               <m:rPr>
                 <m:sty m:val="p"/>
               </m:rPr>
+              <w:rPr>
+                <w:rFonts w:ascii="Times New Roman" w:hAnsi="Times New Roman" w:cs="Times New Roman" w:eastAsia="SimSun"/>
+              </w:rPr>
               <m:t>O</m:t>
             </m:r>
           </m:e>
           <m:sub>
             <m:r>
+              <w:rPr>
+                <w:rFonts w:ascii="Times New Roman" w:hAnsi="Times New Roman" w:cs="Times New Roman" w:eastAsia="SimSun"/>
+              </w:rPr>
               <m:t>3</m:t>
             </m:r>
           </m:sub>
@@ -4707,7 +5097,7 @@
       </m:oMath>
       <w:r>
         <w:rPr>
-          <w:rFonts w:hint="eastAsia"/>
+          <w:rFonts w:ascii="Times New Roman" w:hAnsi="Times New Roman" w:cs="Times New Roman" w:eastAsia="SimSun"/>
         </w:rPr>
         <w:t xml:space="preserve">，它具有刚玉结构。其晶体结构如下图所示。</w:t>
       </w:r>
@@ -4769,7 +5159,7 @@
       </w:pPr>
       <w:r>
         <w:rPr>
-          <w:rFonts w:hint="eastAsia"/>
+          <w:rFonts w:ascii="Times New Roman" w:hAnsi="Times New Roman" w:cs="Times New Roman" w:eastAsia="SimSun"/>
         </w:rPr>
         <w:t xml:space="preserve">请根据上图，写出</w:t>
       </w:r>
@@ -4778,6 +5168,9 @@
       </w:r>
       <m:oMath>
         <m:r>
+          <w:rPr>
+            <w:rFonts w:ascii="Times New Roman" w:hAnsi="Times New Roman" w:cs="Times New Roman" w:eastAsia="SimSun"/>
+          </w:rPr>
           <m:t>α</m:t>
         </m:r>
         <m:r>
@@ -4785,12 +5178,18 @@
             <m:nor/>
             <m:sty m:val="p"/>
           </m:rPr>
+          <w:rPr>
+            <w:rFonts w:ascii="Times New Roman" w:hAnsi="Times New Roman" w:cs="Times New Roman" w:eastAsia="SimSun"/>
+          </w:rPr>
           <m:t>-</m:t>
         </m:r>
         <m:r>
           <m:rPr>
             <m:sty m:val="p"/>
           </m:rPr>
+          <w:rPr>
+            <w:rFonts w:ascii="Times New Roman" w:hAnsi="Times New Roman" w:cs="Times New Roman" w:eastAsia="SimSun"/>
+          </w:rPr>
           <m:t>F</m:t>
         </m:r>
         <m:sSub>
@@ -4799,11 +5198,17 @@
               <m:rPr>
                 <m:sty m:val="p"/>
               </m:rPr>
+              <w:rPr>
+                <w:rFonts w:ascii="Times New Roman" w:hAnsi="Times New Roman" w:cs="Times New Roman" w:eastAsia="SimSun"/>
+              </w:rPr>
               <m:t>e</m:t>
             </m:r>
           </m:e>
           <m:sub>
             <m:r>
+              <w:rPr>
+                <w:rFonts w:ascii="Times New Roman" w:hAnsi="Times New Roman" w:cs="Times New Roman" w:eastAsia="SimSun"/>
+              </w:rPr>
               <m:t>2</m:t>
             </m:r>
           </m:sub>
@@ -4814,11 +5219,17 @@
               <m:rPr>
                 <m:sty m:val="p"/>
               </m:rPr>
+              <w:rPr>
+                <w:rFonts w:ascii="Times New Roman" w:hAnsi="Times New Roman" w:cs="Times New Roman" w:eastAsia="SimSun"/>
+              </w:rPr>
               <m:t>O</m:t>
             </m:r>
           </m:e>
           <m:sub>
             <m:r>
+              <w:rPr>
+                <w:rFonts w:ascii="Times New Roman" w:hAnsi="Times New Roman" w:cs="Times New Roman" w:eastAsia="SimSun"/>
+              </w:rPr>
               <m:t>3</m:t>
             </m:r>
           </m:sub>
@@ -4829,7 +5240,7 @@
       </w:r>
       <w:r>
         <w:rPr>
-          <w:rFonts w:hint="eastAsia"/>
+          <w:rFonts w:ascii="Times New Roman" w:hAnsi="Times New Roman" w:cs="Times New Roman" w:eastAsia="SimSun"/>
         </w:rPr>
         <w:t xml:space="preserve">中</w:t>
       </w:r>
@@ -4841,12 +5252,18 @@
           <m:rPr>
             <m:sty m:val="p"/>
           </m:rPr>
+          <w:rPr>
+            <w:rFonts w:ascii="Times New Roman" w:hAnsi="Times New Roman" w:cs="Times New Roman" w:eastAsia="SimSun"/>
+          </w:rPr>
           <m:t>F</m:t>
         </m:r>
         <m:r>
           <m:rPr>
             <m:sty m:val="p"/>
           </m:rPr>
+          <w:rPr>
+            <w:rFonts w:ascii="Times New Roman" w:hAnsi="Times New Roman" w:cs="Times New Roman" w:eastAsia="SimSun"/>
+          </w:rPr>
           <m:t>e</m:t>
         </m:r>
         <m:sSub>
@@ -4855,11 +5272,17 @@
               <m:rPr>
                 <m:sty m:val="p"/>
               </m:rPr>
+              <w:rPr>
+                <w:rFonts w:ascii="Times New Roman" w:hAnsi="Times New Roman" w:cs="Times New Roman" w:eastAsia="SimSun"/>
+              </w:rPr>
               <m:t>O</m:t>
             </m:r>
           </m:e>
           <m:sub>
             <m:r>
+              <w:rPr>
+                <w:rFonts w:ascii="Times New Roman" w:hAnsi="Times New Roman" w:cs="Times New Roman" w:eastAsia="SimSun"/>
+              </w:rPr>
               <m:t>6</m:t>
             </m:r>
           </m:sub>
@@ -4870,7 +5293,7 @@
       </w:r>
       <w:r>
         <w:rPr>
-          <w:rFonts w:hint="eastAsia"/>
+          <w:rFonts w:ascii="Times New Roman" w:hAnsi="Times New Roman" w:cs="Times New Roman" w:eastAsia="SimSun"/>
         </w:rPr>
         <w:t xml:space="preserve">多面体间的连接方式。</w:t>
       </w:r>
@@ -4885,7 +5308,7 @@
       </w:r>
       <w:r>
         <w:rPr>
-          <w:rFonts w:hint="eastAsia"/>
+          <w:rFonts w:ascii="Times New Roman" w:hAnsi="Times New Roman" w:cs="Times New Roman" w:eastAsia="SimSun"/>
         </w:rPr>
         <w:t xml:space="preserve">晶体的</w:t>
       </w:r>
@@ -4894,7 +5317,7 @@
       </w:r>
       <w:r>
         <w:rPr>
-          <w:rFonts w:hint="eastAsia"/>
+          <w:rFonts w:ascii="Times New Roman" w:hAnsi="Times New Roman" w:cs="Times New Roman" w:eastAsia="SimSun"/>
         </w:rPr>
         <w:t xml:space="preserve">射线衍射已经证明，</w:t>
       </w:r>
@@ -4903,12 +5326,18 @@
           <m:rPr>
             <m:sty m:val="p"/>
           </m:rPr>
+          <w:rPr>
+            <w:rFonts w:ascii="Times New Roman" w:hAnsi="Times New Roman" w:cs="Times New Roman" w:eastAsia="SimSun"/>
+          </w:rPr>
           <m:t>F</m:t>
         </m:r>
         <m:r>
           <m:rPr>
             <m:sty m:val="p"/>
           </m:rPr>
+          <w:rPr>
+            <w:rFonts w:ascii="Times New Roman" w:hAnsi="Times New Roman" w:cs="Times New Roman" w:eastAsia="SimSun"/>
+          </w:rPr>
           <m:t>e</m:t>
         </m:r>
         <m:sSub>
@@ -4917,11 +5346,17 @@
               <m:rPr>
                 <m:sty m:val="p"/>
               </m:rPr>
+              <w:rPr>
+                <w:rFonts w:ascii="Times New Roman" w:hAnsi="Times New Roman" w:cs="Times New Roman" w:eastAsia="SimSun"/>
+              </w:rPr>
               <m:t>O</m:t>
             </m:r>
           </m:e>
           <m:sub>
             <m:r>
+              <w:rPr>
+                <w:rFonts w:ascii="Times New Roman" w:hAnsi="Times New Roman" w:cs="Times New Roman" w:eastAsia="SimSun"/>
+              </w:rPr>
               <m:t>6</m:t>
             </m:r>
           </m:sub>
@@ -4932,7 +5367,7 @@
       </w:r>
       <w:r>
         <w:rPr>
-          <w:rFonts w:hint="eastAsia"/>
+          <w:rFonts w:ascii="Times New Roman" w:hAnsi="Times New Roman" w:cs="Times New Roman" w:eastAsia="SimSun"/>
         </w:rPr>
         <w:t xml:space="preserve">多面体中，Fe</w:t>
       </w:r>
@@ -4941,7 +5376,7 @@
       </w:r>
       <w:r>
         <w:rPr>
-          <w:rFonts w:hint="eastAsia"/>
+          <w:rFonts w:ascii="Times New Roman" w:hAnsi="Times New Roman" w:cs="Times New Roman" w:eastAsia="SimSun"/>
         </w:rPr>
         <w:t xml:space="preserve">原子到一半的</w:t>
       </w:r>
@@ -4950,7 +5385,7 @@
       </w:r>
       <w:r>
         <w:rPr>
-          <w:rFonts w:hint="eastAsia"/>
+          <w:rFonts w:ascii="Times New Roman" w:hAnsi="Times New Roman" w:cs="Times New Roman" w:eastAsia="SimSun"/>
         </w:rPr>
         <w:t xml:space="preserve">原子距离为</w:t>
       </w:r>
@@ -4959,7 +5394,7 @@
       </w:r>
       <w:r>
         <w:rPr>
-          <w:rFonts w:hint="eastAsia"/>
+          <w:rFonts w:ascii="Times New Roman" w:hAnsi="Times New Roman" w:cs="Times New Roman" w:eastAsia="SimSun"/>
         </w:rPr>
         <w:t xml:space="preserve">pm，到另一半</w:t>
       </w:r>
@@ -4968,7 +5403,7 @@
       </w:r>
       <w:r>
         <w:rPr>
-          <w:rFonts w:hint="eastAsia"/>
+          <w:rFonts w:ascii="Times New Roman" w:hAnsi="Times New Roman" w:cs="Times New Roman" w:eastAsia="SimSun"/>
         </w:rPr>
         <w:t xml:space="preserve">原子距离为</w:t>
       </w:r>
@@ -4977,7 +5412,7 @@
       </w:r>
       <w:r>
         <w:rPr>
-          <w:rFonts w:hint="eastAsia"/>
+          <w:rFonts w:ascii="Times New Roman" w:hAnsi="Times New Roman" w:cs="Times New Roman" w:eastAsia="SimSun"/>
         </w:rPr>
         <w:t xml:space="preserve">pm。请解释这一配位多面体发生明显畸变的原因。</w:t>
       </w:r>
@@ -4991,7 +5426,7 @@
       </w:pPr>
       <w:r>
         <w:rPr>
-          <w:rFonts w:hint="eastAsia"/>
+          <w:rFonts w:ascii="Times New Roman" w:hAnsi="Times New Roman" w:cs="Times New Roman" w:eastAsia="SimSun"/>
         </w:rPr>
         <w:t xml:space="preserve">第三部分</w:t>
       </w:r>
@@ -5000,7 +5435,7 @@
       </w:r>
       <w:r>
         <w:rPr>
-          <w:rFonts w:hint="eastAsia"/>
+          <w:rFonts w:ascii="Times New Roman" w:hAnsi="Times New Roman" w:cs="Times New Roman" w:eastAsia="SimSun"/>
         </w:rPr>
         <w:t xml:space="preserve">化学原理（第</w:t>
       </w:r>
@@ -5009,7 +5444,7 @@
       </w:r>
       <w:r>
         <w:rPr>
-          <w:rFonts w:hint="eastAsia"/>
+          <w:rFonts w:ascii="Times New Roman" w:hAnsi="Times New Roman" w:cs="Times New Roman" w:eastAsia="SimSun"/>
         </w:rPr>
         <w:t xml:space="preserve">题，共</w:t>
       </w:r>
@@ -5018,7 +5453,7 @@
       </w:r>
       <w:r>
         <w:rPr>
-          <w:rFonts w:hint="eastAsia"/>
+          <w:rFonts w:ascii="Times New Roman" w:hAnsi="Times New Roman" w:cs="Times New Roman" w:eastAsia="SimSun"/>
         </w:rPr>
         <w:t xml:space="preserve">分）</w:t>
       </w:r>
@@ -5030,7 +5465,7 @@
       </w:pPr>
       <w:r>
         <w:rPr>
-          <w:rFonts w:hint="eastAsia"/>
+          <w:rFonts w:ascii="Times New Roman" w:hAnsi="Times New Roman" w:cs="Times New Roman" w:eastAsia="SimSun"/>
         </w:rPr>
         <w:t xml:space="preserve">第</w:t>
       </w:r>
@@ -5039,7 +5474,7 @@
       </w:r>
       <w:r>
         <w:rPr>
-          <w:rFonts w:hint="eastAsia"/>
+          <w:rFonts w:ascii="Times New Roman" w:hAnsi="Times New Roman" w:cs="Times New Roman" w:eastAsia="SimSun"/>
         </w:rPr>
         <w:t xml:space="preserve">题（12</w:t>
       </w:r>
@@ -5048,7 +5483,7 @@
       </w:r>
       <w:r>
         <w:rPr>
-          <w:rFonts w:hint="eastAsia"/>
+          <w:rFonts w:ascii="Times New Roman" w:hAnsi="Times New Roman" w:cs="Times New Roman" w:eastAsia="SimSun"/>
         </w:rPr>
         <w:t xml:space="preserve">分）</w:t>
       </w:r>
@@ -5063,7 +5498,7 @@
       </w:r>
       <w:r>
         <w:rPr>
-          <w:rFonts w:hint="eastAsia"/>
+          <w:rFonts w:ascii="Times New Roman" w:hAnsi="Times New Roman" w:cs="Times New Roman" w:eastAsia="SimSun"/>
         </w:rPr>
         <w:t xml:space="preserve">异辛烷与水沸点相近，但常温挥发性为何相差很大？（异辛烷</w:t>
       </w:r>
@@ -5072,7 +5507,7 @@
       </w:r>
       <w:r>
         <w:rPr>
-          <w:rFonts w:hint="eastAsia"/>
+          <w:rFonts w:ascii="Times New Roman" w:hAnsi="Times New Roman" w:cs="Times New Roman" w:eastAsia="SimSun"/>
         </w:rPr>
         <w:t xml:space="preserve">°C，水</w:t>
       </w:r>
@@ -5081,7 +5516,7 @@
       </w:r>
       <w:r>
         <w:rPr>
-          <w:rFonts w:hint="eastAsia"/>
+          <w:rFonts w:ascii="Times New Roman" w:hAnsi="Times New Roman" w:cs="Times New Roman" w:eastAsia="SimSun"/>
         </w:rPr>
         <w:t xml:space="preserve">°C）</w:t>
       </w:r>
@@ -5096,7 +5531,7 @@
       </w:r>
       <w:r>
         <w:rPr>
-          <w:rFonts w:hint="eastAsia"/>
+          <w:rFonts w:ascii="Times New Roman" w:hAnsi="Times New Roman" w:cs="Times New Roman" w:eastAsia="SimSun"/>
         </w:rPr>
         <w:t xml:space="preserve">解释环丙烷的酸性介于丙烷和丙烯之间的原因。</w:t>
       </w:r>
@@ -5111,7 +5546,7 @@
       </w:r>
       <w:r>
         <w:rPr>
-          <w:rFonts w:hint="eastAsia"/>
+          <w:rFonts w:ascii="Times New Roman" w:hAnsi="Times New Roman" w:cs="Times New Roman" w:eastAsia="SimSun"/>
         </w:rPr>
         <w:t xml:space="preserve">在含</w:t>
       </w:r>
@@ -5123,6 +5558,9 @@
           <m:rPr>
             <m:sty m:val="p"/>
           </m:rPr>
+          <w:rPr>
+            <w:rFonts w:ascii="Times New Roman" w:hAnsi="Times New Roman" w:cs="Times New Roman" w:eastAsia="SimSun"/>
+          </w:rPr>
           <m:t>F</m:t>
         </m:r>
         <m:sSup>
@@ -5131,17 +5569,26 @@
               <m:rPr>
                 <m:sty m:val="p"/>
               </m:rPr>
+              <w:rPr>
+                <w:rFonts w:ascii="Times New Roman" w:hAnsi="Times New Roman" w:cs="Times New Roman" w:eastAsia="SimSun"/>
+              </w:rPr>
               <m:t>e</m:t>
             </m:r>
           </m:e>
           <m:sup>
             <m:r>
+              <w:rPr>
+                <w:rFonts w:ascii="Times New Roman" w:hAnsi="Times New Roman" w:cs="Times New Roman" w:eastAsia="SimSun"/>
+              </w:rPr>
               <m:t>3</m:t>
             </m:r>
             <m:r>
               <m:rPr>
                 <m:sty m:val="p"/>
               </m:rPr>
+              <w:rPr>
+                <w:rFonts w:ascii="Times New Roman" w:hAnsi="Times New Roman" w:cs="Times New Roman" w:eastAsia="SimSun"/>
+              </w:rPr>
               <m:t>+</m:t>
             </m:r>
           </m:sup>
@@ -5152,7 +5599,7 @@
       </w:r>
       <w:r>
         <w:rPr>
-          <w:rFonts w:hint="eastAsia"/>
+          <w:rFonts w:ascii="Times New Roman" w:hAnsi="Times New Roman" w:cs="Times New Roman" w:eastAsia="SimSun"/>
         </w:rPr>
         <w:t xml:space="preserve">溶液中，</w:t>
       </w:r>
@@ -5161,6 +5608,9 @@
           <m:rPr>
             <m:sty m:val="p"/>
           </m:rPr>
+          <w:rPr>
+            <w:rFonts w:ascii="Times New Roman" w:hAnsi="Times New Roman" w:cs="Times New Roman" w:eastAsia="SimSun"/>
+          </w:rPr>
           <m:t>F</m:t>
         </m:r>
         <m:sSup>
@@ -5169,17 +5619,26 @@
               <m:rPr>
                 <m:sty m:val="p"/>
               </m:rPr>
+              <w:rPr>
+                <w:rFonts w:ascii="Times New Roman" w:hAnsi="Times New Roman" w:cs="Times New Roman" w:eastAsia="SimSun"/>
+              </w:rPr>
               <m:t>e</m:t>
             </m:r>
           </m:e>
           <m:sup>
             <m:r>
+              <w:rPr>
+                <w:rFonts w:ascii="Times New Roman" w:hAnsi="Times New Roman" w:cs="Times New Roman" w:eastAsia="SimSun"/>
+              </w:rPr>
               <m:t>3</m:t>
             </m:r>
             <m:r>
               <m:rPr>
                 <m:sty m:val="p"/>
               </m:rPr>
+              <w:rPr>
+                <w:rFonts w:ascii="Times New Roman" w:hAnsi="Times New Roman" w:cs="Times New Roman" w:eastAsia="SimSun"/>
+              </w:rPr>
               <m:t>+</m:t>
             </m:r>
           </m:sup>
@@ -5190,7 +5649,7 @@
       </w:r>
       <w:r>
         <w:rPr>
-          <w:rFonts w:hint="eastAsia"/>
+          <w:rFonts w:ascii="Times New Roman" w:hAnsi="Times New Roman" w:cs="Times New Roman" w:eastAsia="SimSun"/>
         </w:rPr>
         <w:t xml:space="preserve">逐渐水解，先颜色变暗，然后生成无定形红棕色</w:t>
       </w:r>
@@ -5202,30 +5661,45 @@
           <m:rPr>
             <m:sty m:val="p"/>
           </m:rPr>
+          <w:rPr>
+            <w:rFonts w:ascii="Times New Roman" w:hAnsi="Times New Roman" w:cs="Times New Roman" w:eastAsia="SimSun"/>
+          </w:rPr>
           <m:t>F</m:t>
         </m:r>
         <m:r>
           <m:rPr>
             <m:sty m:val="p"/>
           </m:rPr>
+          <w:rPr>
+            <w:rFonts w:ascii="Times New Roman" w:hAnsi="Times New Roman" w:cs="Times New Roman" w:eastAsia="SimSun"/>
+          </w:rPr>
           <m:t>e</m:t>
         </m:r>
         <m:r>
           <m:rPr>
             <m:sty m:val="p"/>
           </m:rPr>
+          <w:rPr>
+            <w:rFonts w:ascii="Times New Roman" w:hAnsi="Times New Roman" w:cs="Times New Roman" w:eastAsia="SimSun"/>
+          </w:rPr>
           <m:t>(</m:t>
         </m:r>
         <m:r>
           <m:rPr>
             <m:sty m:val="p"/>
           </m:rPr>
+          <w:rPr>
+            <w:rFonts w:ascii="Times New Roman" w:hAnsi="Times New Roman" w:cs="Times New Roman" w:eastAsia="SimSun"/>
+          </w:rPr>
           <m:t>O</m:t>
         </m:r>
         <m:r>
           <m:rPr>
             <m:sty m:val="p"/>
           </m:rPr>
+          <w:rPr>
+            <w:rFonts w:ascii="Times New Roman" w:hAnsi="Times New Roman" w:cs="Times New Roman" w:eastAsia="SimSun"/>
+          </w:rPr>
           <m:t>H</m:t>
         </m:r>
         <m:sSub>
@@ -5234,11 +5708,17 @@
               <m:rPr>
                 <m:sty m:val="p"/>
               </m:rPr>
+              <w:rPr>
+                <w:rFonts w:ascii="Times New Roman" w:hAnsi="Times New Roman" w:cs="Times New Roman" w:eastAsia="SimSun"/>
+              </w:rPr>
               <m:t>)</m:t>
             </m:r>
           </m:e>
           <m:sub>
             <m:r>
+              <w:rPr>
+                <w:rFonts w:ascii="Times New Roman" w:hAnsi="Times New Roman" w:cs="Times New Roman" w:eastAsia="SimSun"/>
+              </w:rPr>
               <m:t>3</m:t>
             </m:r>
           </m:sub>
@@ -5249,7 +5729,7 @@
       </w:r>
       <w:r>
         <w:rPr>
-          <w:rFonts w:hint="eastAsia"/>
+          <w:rFonts w:ascii="Times New Roman" w:hAnsi="Times New Roman" w:cs="Times New Roman" w:eastAsia="SimSun"/>
         </w:rPr>
         <w:t xml:space="preserve">沉淀，长期放置后变成</w:t>
       </w:r>
@@ -5258,6 +5738,9 @@
       </w:r>
       <m:oMath>
         <m:r>
+          <w:rPr>
+            <w:rFonts w:ascii="Times New Roman" w:hAnsi="Times New Roman" w:cs="Times New Roman" w:eastAsia="SimSun"/>
+          </w:rPr>
           <m:t>α</m:t>
         </m:r>
         <m:r>
@@ -5265,12 +5748,18 @@
             <m:nor/>
             <m:sty m:val="p"/>
           </m:rPr>
+          <w:rPr>
+            <w:rFonts w:ascii="Times New Roman" w:hAnsi="Times New Roman" w:cs="Times New Roman" w:eastAsia="SimSun"/>
+          </w:rPr>
           <m:t>-</m:t>
         </m:r>
         <m:r>
           <m:rPr>
             <m:sty m:val="p"/>
           </m:rPr>
+          <w:rPr>
+            <w:rFonts w:ascii="Times New Roman" w:hAnsi="Times New Roman" w:cs="Times New Roman" w:eastAsia="SimSun"/>
+          </w:rPr>
           <m:t>F</m:t>
         </m:r>
         <m:sSub>
@@ -5279,11 +5768,17 @@
               <m:rPr>
                 <m:sty m:val="p"/>
               </m:rPr>
+              <w:rPr>
+                <w:rFonts w:ascii="Times New Roman" w:hAnsi="Times New Roman" w:cs="Times New Roman" w:eastAsia="SimSun"/>
+              </w:rPr>
               <m:t>e</m:t>
             </m:r>
           </m:e>
           <m:sub>
             <m:r>
+              <w:rPr>
+                <w:rFonts w:ascii="Times New Roman" w:hAnsi="Times New Roman" w:cs="Times New Roman" w:eastAsia="SimSun"/>
+              </w:rPr>
               <m:t>2</m:t>
             </m:r>
           </m:sub>
@@ -5294,11 +5789,17 @@
               <m:rPr>
                 <m:sty m:val="p"/>
               </m:rPr>
+              <w:rPr>
+                <w:rFonts w:ascii="Times New Roman" w:hAnsi="Times New Roman" w:cs="Times New Roman" w:eastAsia="SimSun"/>
+              </w:rPr>
               <m:t>O</m:t>
             </m:r>
           </m:e>
           <m:sub>
             <m:r>
+              <w:rPr>
+                <w:rFonts w:ascii="Times New Roman" w:hAnsi="Times New Roman" w:cs="Times New Roman" w:eastAsia="SimSun"/>
+              </w:rPr>
               <m:t>3</m:t>
             </m:r>
           </m:sub>
@@ -5306,7 +5807,7 @@
       </m:oMath>
       <w:r>
         <w:rPr>
-          <w:rFonts w:hint="eastAsia"/>
+          <w:rFonts w:ascii="Times New Roman" w:hAnsi="Times New Roman" w:cs="Times New Roman" w:eastAsia="SimSun"/>
         </w:rPr>
         <w:t xml:space="preserve">（赤铁矿）或</w:t>
       </w:r>
@@ -5315,6 +5816,9 @@
       </w:r>
       <m:oMath>
         <m:r>
+          <w:rPr>
+            <w:rFonts w:ascii="Times New Roman" w:hAnsi="Times New Roman" w:cs="Times New Roman" w:eastAsia="SimSun"/>
+          </w:rPr>
           <m:t>α</m:t>
         </m:r>
         <m:r>
@@ -5322,54 +5826,78 @@
             <m:nor/>
             <m:sty m:val="p"/>
           </m:rPr>
+          <w:rPr>
+            <w:rFonts w:ascii="Times New Roman" w:hAnsi="Times New Roman" w:cs="Times New Roman" w:eastAsia="SimSun"/>
+          </w:rPr>
           <m:t>-</m:t>
         </m:r>
         <m:r>
           <m:rPr>
             <m:sty m:val="p"/>
           </m:rPr>
+          <w:rPr>
+            <w:rFonts w:ascii="Times New Roman" w:hAnsi="Times New Roman" w:cs="Times New Roman" w:eastAsia="SimSun"/>
+          </w:rPr>
           <m:t>F</m:t>
         </m:r>
         <m:r>
           <m:rPr>
             <m:sty m:val="p"/>
           </m:rPr>
+          <w:rPr>
+            <w:rFonts w:ascii="Times New Roman" w:hAnsi="Times New Roman" w:cs="Times New Roman" w:eastAsia="SimSun"/>
+          </w:rPr>
           <m:t>e</m:t>
         </m:r>
         <m:r>
           <m:rPr>
             <m:sty m:val="p"/>
           </m:rPr>
+          <w:rPr>
+            <w:rFonts w:ascii="Times New Roman" w:hAnsi="Times New Roman" w:cs="Times New Roman" w:eastAsia="SimSun"/>
+          </w:rPr>
           <m:t>O</m:t>
         </m:r>
         <m:r>
           <m:rPr>
             <m:sty m:val="p"/>
           </m:rPr>
+          <w:rPr>
+            <w:rFonts w:ascii="Times New Roman" w:hAnsi="Times New Roman" w:cs="Times New Roman" w:eastAsia="SimSun"/>
+          </w:rPr>
           <m:t>(</m:t>
         </m:r>
         <m:r>
           <m:rPr>
             <m:sty m:val="p"/>
           </m:rPr>
+          <w:rPr>
+            <w:rFonts w:ascii="Times New Roman" w:hAnsi="Times New Roman" w:cs="Times New Roman" w:eastAsia="SimSun"/>
+          </w:rPr>
           <m:t>O</m:t>
         </m:r>
         <m:r>
           <m:rPr>
             <m:sty m:val="p"/>
           </m:rPr>
+          <w:rPr>
+            <w:rFonts w:ascii="Times New Roman" w:hAnsi="Times New Roman" w:cs="Times New Roman" w:eastAsia="SimSun"/>
+          </w:rPr>
           <m:t>H</m:t>
         </m:r>
         <m:r>
           <m:rPr>
             <m:sty m:val="p"/>
           </m:rPr>
+          <w:rPr>
+            <w:rFonts w:ascii="Times New Roman" w:hAnsi="Times New Roman" w:cs="Times New Roman" w:eastAsia="SimSun"/>
+          </w:rPr>
           <m:t>)</m:t>
         </m:r>
       </m:oMath>
       <w:r>
         <w:rPr>
-          <w:rFonts w:hint="eastAsia"/>
+          <w:rFonts w:ascii="Times New Roman" w:hAnsi="Times New Roman" w:cs="Times New Roman" w:eastAsia="SimSun"/>
         </w:rPr>
         <w:t xml:space="preserve">（针铁矿）。这是地球表面这两种矿物形成的原因。</w:t>
       </w:r>
@@ -5384,7 +5912,7 @@
       </w:r>
       <w:r>
         <w:rPr>
-          <w:rFonts w:hint="eastAsia"/>
+          <w:rFonts w:ascii="Times New Roman" w:hAnsi="Times New Roman" w:cs="Times New Roman" w:eastAsia="SimSun"/>
         </w:rPr>
         <w:t xml:space="preserve">写出这一过程的所有反应方程式。</w:t>
       </w:r>
@@ -5399,7 +5927,7 @@
       </w:r>
       <w:r>
         <w:rPr>
-          <w:rFonts w:hint="eastAsia"/>
+          <w:rFonts w:ascii="Times New Roman" w:hAnsi="Times New Roman" w:cs="Times New Roman" w:eastAsia="SimSun"/>
         </w:rPr>
         <w:t xml:space="preserve">讨论为什么最后形成赤铁矿或针铁矿，为什么一开始不形成赤铁矿或针铁矿。</w:t>
       </w:r>
@@ -5414,7 +5942,7 @@
       </w:r>
       <w:r>
         <w:rPr>
-          <w:rFonts w:hint="eastAsia"/>
+          <w:rFonts w:ascii="Times New Roman" w:hAnsi="Times New Roman" w:cs="Times New Roman" w:eastAsia="SimSun"/>
         </w:rPr>
         <w:t xml:space="preserve">无水硝酸铜是亮蓝色易挥发的固体，真空下升华。</w:t>
       </w:r>
@@ -5429,7 +5957,7 @@
       </w:r>
       <w:r>
         <w:rPr>
-          <w:rFonts w:hint="eastAsia"/>
+          <w:rFonts w:ascii="Times New Roman" w:hAnsi="Times New Roman" w:cs="Times New Roman" w:eastAsia="SimSun"/>
         </w:rPr>
         <w:t xml:space="preserve">写出用</w:t>
       </w:r>
@@ -5443,11 +5971,17 @@
               <m:rPr>
                 <m:sty m:val="p"/>
               </m:rPr>
+              <w:rPr>
+                <w:rFonts w:ascii="Times New Roman" w:hAnsi="Times New Roman" w:cs="Times New Roman" w:eastAsia="SimSun"/>
+              </w:rPr>
               <m:t>N</m:t>
             </m:r>
           </m:e>
           <m:sub>
             <m:r>
+              <w:rPr>
+                <w:rFonts w:ascii="Times New Roman" w:hAnsi="Times New Roman" w:cs="Times New Roman" w:eastAsia="SimSun"/>
+              </w:rPr>
               <m:t>2</m:t>
             </m:r>
           </m:sub>
@@ -5458,11 +5992,17 @@
               <m:rPr>
                 <m:sty m:val="p"/>
               </m:rPr>
+              <w:rPr>
+                <w:rFonts w:ascii="Times New Roman" w:hAnsi="Times New Roman" w:cs="Times New Roman" w:eastAsia="SimSun"/>
+              </w:rPr>
               <m:t>O</m:t>
             </m:r>
           </m:e>
           <m:sub>
             <m:r>
+              <w:rPr>
+                <w:rFonts w:ascii="Times New Roman" w:hAnsi="Times New Roman" w:cs="Times New Roman" w:eastAsia="SimSun"/>
+              </w:rPr>
               <m:t>4</m:t>
             </m:r>
           </m:sub>
@@ -5473,7 +6013,7 @@
       </w:r>
       <w:r>
         <w:rPr>
-          <w:rFonts w:hint="eastAsia"/>
+          <w:rFonts w:ascii="Times New Roman" w:hAnsi="Times New Roman" w:cs="Times New Roman" w:eastAsia="SimSun"/>
         </w:rPr>
         <w:t xml:space="preserve">制取无水硝酸铜的反应方程式。</w:t>
       </w:r>
@@ -5488,7 +6028,7 @@
       </w:r>
       <w:r>
         <w:rPr>
-          <w:rFonts w:hint="eastAsia"/>
+          <w:rFonts w:ascii="Times New Roman" w:hAnsi="Times New Roman" w:cs="Times New Roman" w:eastAsia="SimSun"/>
         </w:rPr>
         <w:t xml:space="preserve">画出气态时无水硝酸铜最有可能的结构并指出铜的杂化方式。</w:t>
       </w:r>
@@ -5503,7 +6043,7 @@
       </w:r>
       <w:r>
         <w:rPr>
-          <w:rFonts w:hint="eastAsia"/>
+          <w:rFonts w:ascii="Times New Roman" w:hAnsi="Times New Roman" w:cs="Times New Roman" w:eastAsia="SimSun"/>
         </w:rPr>
         <w:t xml:space="preserve">除上一问中的结构外，画出其他可能的异构体。</w:t>
       </w:r>
@@ -5516,7 +6056,7 @@
       </w:pPr>
       <w:r>
         <w:rPr>
-          <w:rFonts w:hint="eastAsia"/>
+          <w:rFonts w:ascii="Times New Roman" w:hAnsi="Times New Roman" w:cs="Times New Roman" w:eastAsia="SimSun"/>
         </w:rPr>
         <w:t xml:space="preserve">第</w:t>
       </w:r>
@@ -5525,7 +6065,7 @@
       </w:r>
       <w:r>
         <w:rPr>
-          <w:rFonts w:hint="eastAsia"/>
+          <w:rFonts w:ascii="Times New Roman" w:hAnsi="Times New Roman" w:cs="Times New Roman" w:eastAsia="SimSun"/>
         </w:rPr>
         <w:t xml:space="preserve">题（9</w:t>
       </w:r>
@@ -5534,7 +6074,7 @@
       </w:r>
       <w:r>
         <w:rPr>
-          <w:rFonts w:hint="eastAsia"/>
+          <w:rFonts w:ascii="Times New Roman" w:hAnsi="Times New Roman" w:cs="Times New Roman" w:eastAsia="SimSun"/>
         </w:rPr>
         <w:t xml:space="preserve">分）</w:t>
       </w:r>
@@ -5556,7 +6096,7 @@
       </w:r>
       <w:r>
         <w:rPr>
-          <w:rFonts w:hint="eastAsia"/>
+          <w:rFonts w:ascii="Times New Roman" w:hAnsi="Times New Roman" w:cs="Times New Roman" w:eastAsia="SimSun"/>
         </w:rPr>
         <w:t xml:space="preserve">近期，研究人员得到了一种新型</w:t>
       </w:r>
@@ -5565,7 +6105,7 @@
       </w:r>
       <w:r>
         <w:rPr>
-          <w:rFonts w:hint="eastAsia"/>
+          <w:rFonts w:ascii="Times New Roman" w:hAnsi="Times New Roman" w:cs="Times New Roman" w:eastAsia="SimSun"/>
         </w:rPr>
         <w:t xml:space="preserve">络合物，其结构如图，分析显示，该化合物的中心原子为低自旋，试给出中心原子价态、杂化类型以及价电子排布图。</w:t>
       </w:r>
@@ -5636,7 +6176,7 @@
       </w:r>
       <w:r>
         <w:rPr>
-          <w:rFonts w:hint="eastAsia"/>
+          <w:rFonts w:ascii="Times New Roman" w:hAnsi="Times New Roman" w:cs="Times New Roman" w:eastAsia="SimSun"/>
         </w:rPr>
         <w:t xml:space="preserve">通过伯恩－哈伯过程将氮气转化为氨气使得人类利用氮气成为可能，但是十余年来，从氮气生成肼的过程还没获得重大突破。</w:t>
       </w:r>
@@ -5655,7 +6195,7 @@
       </w:r>
       <w:r>
         <w:rPr>
-          <w:rFonts w:hint="eastAsia"/>
+          <w:rFonts w:ascii="Times New Roman" w:hAnsi="Times New Roman" w:cs="Times New Roman" w:eastAsia="SimSun"/>
         </w:rPr>
         <w:t xml:space="preserve">（2分）试写出传统生成肼的反应方程式。</w:t>
       </w:r>
@@ -5674,7 +6214,7 @@
       </w:r>
       <w:r>
         <w:rPr>
-          <w:rFonts w:hint="eastAsia"/>
+          <w:rFonts w:ascii="Times New Roman" w:hAnsi="Times New Roman" w:cs="Times New Roman" w:eastAsia="SimSun"/>
         </w:rPr>
         <w:t xml:space="preserve">（6分）请用计算说明为何用氮气与氢气化合生成气态肼难度如此大，而合成氨则已经成为现实。你可能需要的热力学数据：</w:t>
       </w:r>
@@ -5715,7 +6255,7 @@
             </w:pPr>
             <w:r>
               <w:rPr>
-                <w:rFonts w:hint="eastAsia"/>
+                <w:rFonts w:ascii="Times New Roman" w:hAnsi="Times New Roman" w:cs="Times New Roman" w:eastAsia="SimSun"/>
               </w:rPr>
               <w:t xml:space="preserve">物质</w:t>
             </w:r>
@@ -5738,11 +6278,17 @@
                     <m:rPr>
                       <m:sty m:val="p"/>
                     </m:rPr>
+                    <w:rPr>
+                      <w:rFonts w:ascii="Times New Roman" w:hAnsi="Times New Roman" w:cs="Times New Roman" w:eastAsia="SimSun"/>
+                    </w:rPr>
                     <m:t>Δ</m:t>
                   </m:r>
                 </m:e>
                 <m:sub>
                   <m:r>
+                    <w:rPr>
+                      <w:rFonts w:ascii="Times New Roman" w:hAnsi="Times New Roman" w:cs="Times New Roman" w:eastAsia="SimSun"/>
+                    </w:rPr>
                     <m:t>f</m:t>
                   </m:r>
                 </m:sub>
@@ -5750,16 +6296,25 @@
               <m:sSubSup>
                 <m:e>
                   <m:r>
+                    <w:rPr>
+                      <w:rFonts w:ascii="Times New Roman" w:hAnsi="Times New Roman" w:cs="Times New Roman" w:eastAsia="SimSun"/>
+                    </w:rPr>
                     <m:t>H</m:t>
                   </m:r>
                 </m:e>
                 <m:sub>
                   <m:r>
+                    <w:rPr>
+                      <w:rFonts w:ascii="Times New Roman" w:hAnsi="Times New Roman" w:cs="Times New Roman" w:eastAsia="SimSun"/>
+                    </w:rPr>
                     <m:t>m</m:t>
                   </m:r>
                 </m:sub>
                 <m:sup>
                   <m:r>
+                    <w:rPr>
+                      <w:rFonts w:ascii="Times New Roman" w:hAnsi="Times New Roman" w:cs="Times New Roman" w:eastAsia="SimSun"/>
+                    </w:rPr>
                     <m:t>θ</m:t>
                   </m:r>
                 </m:sup>
@@ -5768,24 +6323,39 @@
                 <m:rPr>
                   <m:sty m:val="p"/>
                 </m:rPr>
+                <w:rPr>
+                  <w:rFonts w:ascii="Times New Roman" w:hAnsi="Times New Roman" w:cs="Times New Roman" w:eastAsia="SimSun"/>
+                </w:rPr>
                 <m:t>(</m:t>
               </m:r>
               <m:r>
+                <w:rPr>
+                  <w:rFonts w:ascii="Times New Roman" w:hAnsi="Times New Roman" w:cs="Times New Roman" w:eastAsia="SimSun"/>
+                </w:rPr>
                 <m:t>298</m:t>
               </m:r>
               <m:r>
+                <w:rPr>
+                  <w:rFonts w:ascii="Times New Roman" w:hAnsi="Times New Roman" w:cs="Times New Roman" w:eastAsia="SimSun"/>
+                </w:rPr>
                 <m:t> </m:t>
               </m:r>
               <m:r>
                 <m:rPr>
                   <m:sty m:val="p"/>
                 </m:rPr>
+                <w:rPr>
+                  <w:rFonts w:ascii="Times New Roman" w:hAnsi="Times New Roman" w:cs="Times New Roman" w:eastAsia="SimSun"/>
+                </w:rPr>
                 <m:t>K</m:t>
               </m:r>
               <m:r>
                 <m:rPr>
                   <m:sty m:val="p"/>
                 </m:rPr>
+                <w:rPr>
+                  <w:rFonts w:ascii="Times New Roman" w:hAnsi="Times New Roman" w:cs="Times New Roman" w:eastAsia="SimSun"/>
+                </w:rPr>
                 <m:t>)</m:t>
               </m:r>
             </m:oMath>
@@ -5811,16 +6381,25 @@
               <m:sSubSup>
                 <m:e>
                   <m:r>
+                    <w:rPr>
+                      <w:rFonts w:ascii="Times New Roman" w:hAnsi="Times New Roman" w:cs="Times New Roman" w:eastAsia="SimSun"/>
+                    </w:rPr>
                     <m:t>S</m:t>
                   </m:r>
                 </m:e>
                 <m:sub>
                   <m:r>
+                    <w:rPr>
+                      <w:rFonts w:ascii="Times New Roman" w:hAnsi="Times New Roman" w:cs="Times New Roman" w:eastAsia="SimSun"/>
+                    </w:rPr>
                     <m:t>m</m:t>
                   </m:r>
                 </m:sub>
                 <m:sup>
                   <m:r>
+                    <w:rPr>
+                      <w:rFonts w:ascii="Times New Roman" w:hAnsi="Times New Roman" w:cs="Times New Roman" w:eastAsia="SimSun"/>
+                    </w:rPr>
                     <m:t>θ</m:t>
                   </m:r>
                 </m:sup>
@@ -5829,24 +6408,39 @@
                 <m:rPr>
                   <m:sty m:val="p"/>
                 </m:rPr>
+                <w:rPr>
+                  <w:rFonts w:ascii="Times New Roman" w:hAnsi="Times New Roman" w:cs="Times New Roman" w:eastAsia="SimSun"/>
+                </w:rPr>
                 <m:t>(</m:t>
               </m:r>
               <m:r>
+                <w:rPr>
+                  <w:rFonts w:ascii="Times New Roman" w:hAnsi="Times New Roman" w:cs="Times New Roman" w:eastAsia="SimSun"/>
+                </w:rPr>
                 <m:t>298</m:t>
               </m:r>
               <m:r>
+                <w:rPr>
+                  <w:rFonts w:ascii="Times New Roman" w:hAnsi="Times New Roman" w:cs="Times New Roman" w:eastAsia="SimSun"/>
+                </w:rPr>
                 <m:t> </m:t>
               </m:r>
               <m:r>
                 <m:rPr>
                   <m:sty m:val="p"/>
                 </m:rPr>
+                <w:rPr>
+                  <w:rFonts w:ascii="Times New Roman" w:hAnsi="Times New Roman" w:cs="Times New Roman" w:eastAsia="SimSun"/>
+                </w:rPr>
                 <m:t>K</m:t>
               </m:r>
               <m:r>
                 <m:rPr>
                   <m:sty m:val="p"/>
                 </m:rPr>
+                <w:rPr>
+                  <w:rFonts w:ascii="Times New Roman" w:hAnsi="Times New Roman" w:cs="Times New Roman" w:eastAsia="SimSun"/>
+                </w:rPr>
                 <m:t>)</m:t>
               </m:r>
             </m:oMath>
@@ -5877,6 +6471,9 @@
                     <m:rPr>
                       <m:sty m:val="p"/>
                     </m:rPr>
+                    <w:rPr>
+                      <w:rFonts w:ascii="Times New Roman" w:hAnsi="Times New Roman" w:cs="Times New Roman" w:eastAsia="SimSun"/>
+                    </w:rPr>
                     <m:t>N</m:t>
                   </m:r>
                 </m:e>
@@ -5885,6 +6482,9 @@
                     <m:rPr>
                       <m:sty m:val="p"/>
                     </m:rPr>
+                    <w:rPr>
+                      <w:rFonts w:ascii="Times New Roman" w:hAnsi="Times New Roman" w:cs="Times New Roman" w:eastAsia="SimSun"/>
+                    </w:rPr>
                     <m:t>2</m:t>
                   </m:r>
                 </m:sub>
@@ -5893,18 +6493,27 @@
                 <m:rPr>
                   <m:sty m:val="p"/>
                 </m:rPr>
+                <w:rPr>
+                  <w:rFonts w:ascii="Times New Roman" w:hAnsi="Times New Roman" w:cs="Times New Roman" w:eastAsia="SimSun"/>
+                </w:rPr>
                 <m:t>(</m:t>
               </m:r>
               <m:r>
                 <m:rPr>
                   <m:sty m:val="p"/>
                 </m:rPr>
+                <w:rPr>
+                  <w:rFonts w:ascii="Times New Roman" w:hAnsi="Times New Roman" w:cs="Times New Roman" w:eastAsia="SimSun"/>
+                </w:rPr>
                 <m:t>g</m:t>
               </m:r>
               <m:r>
                 <m:rPr>
                   <m:sty m:val="p"/>
                 </m:rPr>
+                <w:rPr>
+                  <w:rFonts w:ascii="Times New Roman" w:hAnsi="Times New Roman" w:cs="Times New Roman" w:eastAsia="SimSun"/>
+                </w:rPr>
                 <m:t>)</m:t>
               </m:r>
             </m:oMath>
@@ -5962,6 +6571,9 @@
                     <m:rPr>
                       <m:sty m:val="p"/>
                     </m:rPr>
+                    <w:rPr>
+                      <w:rFonts w:ascii="Times New Roman" w:hAnsi="Times New Roman" w:cs="Times New Roman" w:eastAsia="SimSun"/>
+                    </w:rPr>
                     <m:t>H</m:t>
                   </m:r>
                 </m:e>
@@ -5970,6 +6582,9 @@
                     <m:rPr>
                       <m:sty m:val="p"/>
                     </m:rPr>
+                    <w:rPr>
+                      <w:rFonts w:ascii="Times New Roman" w:hAnsi="Times New Roman" w:cs="Times New Roman" w:eastAsia="SimSun"/>
+                    </w:rPr>
                     <m:t>2</m:t>
                   </m:r>
                 </m:sub>
@@ -5978,18 +6593,27 @@
                 <m:rPr>
                   <m:sty m:val="p"/>
                 </m:rPr>
+                <w:rPr>
+                  <w:rFonts w:ascii="Times New Roman" w:hAnsi="Times New Roman" w:cs="Times New Roman" w:eastAsia="SimSun"/>
+                </w:rPr>
                 <m:t>(</m:t>
               </m:r>
               <m:r>
                 <m:rPr>
                   <m:sty m:val="p"/>
                 </m:rPr>
+                <w:rPr>
+                  <w:rFonts w:ascii="Times New Roman" w:hAnsi="Times New Roman" w:cs="Times New Roman" w:eastAsia="SimSun"/>
+                </w:rPr>
                 <m:t>g</m:t>
               </m:r>
               <m:r>
                 <m:rPr>
                   <m:sty m:val="p"/>
                 </m:rPr>
+                <w:rPr>
+                  <w:rFonts w:ascii="Times New Roman" w:hAnsi="Times New Roman" w:cs="Times New Roman" w:eastAsia="SimSun"/>
+                </w:rPr>
                 <m:t>)</m:t>
               </m:r>
             </m:oMath>
@@ -6045,6 +6669,9 @@
                 <m:rPr>
                   <m:sty m:val="p"/>
                 </m:rPr>
+                <w:rPr>
+                  <w:rFonts w:ascii="Times New Roman" w:hAnsi="Times New Roman" w:cs="Times New Roman" w:eastAsia="SimSun"/>
+                </w:rPr>
                 <m:t>N</m:t>
               </m:r>
               <m:sSub>
@@ -6053,6 +6680,9 @@
                     <m:rPr>
                       <m:sty m:val="p"/>
                     </m:rPr>
+                    <w:rPr>
+                      <w:rFonts w:ascii="Times New Roman" w:hAnsi="Times New Roman" w:cs="Times New Roman" w:eastAsia="SimSun"/>
+                    </w:rPr>
                     <m:t>H</m:t>
                   </m:r>
                 </m:e>
@@ -6061,6 +6691,9 @@
                     <m:rPr>
                       <m:sty m:val="p"/>
                     </m:rPr>
+                    <w:rPr>
+                      <w:rFonts w:ascii="Times New Roman" w:hAnsi="Times New Roman" w:cs="Times New Roman" w:eastAsia="SimSun"/>
+                    </w:rPr>
                     <m:t>3</m:t>
                   </m:r>
                 </m:sub>
@@ -6069,18 +6702,27 @@
                 <m:rPr>
                   <m:sty m:val="p"/>
                 </m:rPr>
+                <w:rPr>
+                  <w:rFonts w:ascii="Times New Roman" w:hAnsi="Times New Roman" w:cs="Times New Roman" w:eastAsia="SimSun"/>
+                </w:rPr>
                 <m:t>(</m:t>
               </m:r>
               <m:r>
                 <m:rPr>
                   <m:sty m:val="p"/>
                 </m:rPr>
+                <w:rPr>
+                  <w:rFonts w:ascii="Times New Roman" w:hAnsi="Times New Roman" w:cs="Times New Roman" w:eastAsia="SimSun"/>
+                </w:rPr>
                 <m:t>g</m:t>
               </m:r>
               <m:r>
                 <m:rPr>
                   <m:sty m:val="p"/>
                 </m:rPr>
+                <w:rPr>
+                  <w:rFonts w:ascii="Times New Roman" w:hAnsi="Times New Roman" w:cs="Times New Roman" w:eastAsia="SimSun"/>
+                </w:rPr>
                 <m:t>)</m:t>
               </m:r>
             </m:oMath>
@@ -6138,6 +6780,9 @@
                     <m:rPr>
                       <m:sty m:val="p"/>
                     </m:rPr>
+                    <w:rPr>
+                      <w:rFonts w:ascii="Times New Roman" w:hAnsi="Times New Roman" w:cs="Times New Roman" w:eastAsia="SimSun"/>
+                    </w:rPr>
                     <m:t>N</m:t>
                   </m:r>
                 </m:e>
@@ -6146,6 +6791,9 @@
                     <m:rPr>
                       <m:sty m:val="p"/>
                     </m:rPr>
+                    <w:rPr>
+                      <w:rFonts w:ascii="Times New Roman" w:hAnsi="Times New Roman" w:cs="Times New Roman" w:eastAsia="SimSun"/>
+                    </w:rPr>
                     <m:t>2</m:t>
                   </m:r>
                 </m:sub>
@@ -6156,6 +6804,9 @@
                     <m:rPr>
                       <m:sty m:val="p"/>
                     </m:rPr>
+                    <w:rPr>
+                      <w:rFonts w:ascii="Times New Roman" w:hAnsi="Times New Roman" w:cs="Times New Roman" w:eastAsia="SimSun"/>
+                    </w:rPr>
                     <m:t>H</m:t>
                   </m:r>
                 </m:e>
@@ -6164,6 +6815,9 @@
                     <m:rPr>
                       <m:sty m:val="p"/>
                     </m:rPr>
+                    <w:rPr>
+                      <w:rFonts w:ascii="Times New Roman" w:hAnsi="Times New Roman" w:cs="Times New Roman" w:eastAsia="SimSun"/>
+                    </w:rPr>
                     <m:t>4</m:t>
                   </m:r>
                 </m:sub>
@@ -6172,18 +6826,27 @@
                 <m:rPr>
                   <m:sty m:val="p"/>
                 </m:rPr>
+                <w:rPr>
+                  <w:rFonts w:ascii="Times New Roman" w:hAnsi="Times New Roman" w:cs="Times New Roman" w:eastAsia="SimSun"/>
+                </w:rPr>
                 <m:t>(</m:t>
               </m:r>
               <m:r>
                 <m:rPr>
                   <m:sty m:val="p"/>
                 </m:rPr>
+                <w:rPr>
+                  <w:rFonts w:ascii="Times New Roman" w:hAnsi="Times New Roman" w:cs="Times New Roman" w:eastAsia="SimSun"/>
+                </w:rPr>
                 <m:t>g</m:t>
               </m:r>
               <m:r>
                 <m:rPr>
                   <m:sty m:val="p"/>
                 </m:rPr>
+                <w:rPr>
+                  <w:rFonts w:ascii="Times New Roman" w:hAnsi="Times New Roman" w:cs="Times New Roman" w:eastAsia="SimSun"/>
+                </w:rPr>
                 <m:t>)</m:t>
               </m:r>
             </m:oMath>
@@ -6232,7 +6895,7 @@
       </w:pPr>
       <w:r>
         <w:rPr>
-          <w:rFonts w:hint="eastAsia"/>
+          <w:rFonts w:ascii="Times New Roman" w:hAnsi="Times New Roman" w:cs="Times New Roman" w:eastAsia="SimSun"/>
         </w:rPr>
         <w:t xml:space="preserve">第</w:t>
       </w:r>
@@ -6241,7 +6904,7 @@
       </w:r>
       <w:r>
         <w:rPr>
-          <w:rFonts w:hint="eastAsia"/>
+          <w:rFonts w:ascii="Times New Roman" w:hAnsi="Times New Roman" w:cs="Times New Roman" w:eastAsia="SimSun"/>
         </w:rPr>
         <w:t xml:space="preserve">题（8</w:t>
       </w:r>
@@ -6250,7 +6913,7 @@
       </w:r>
       <w:r>
         <w:rPr>
-          <w:rFonts w:hint="eastAsia"/>
+          <w:rFonts w:ascii="Times New Roman" w:hAnsi="Times New Roman" w:cs="Times New Roman" w:eastAsia="SimSun"/>
         </w:rPr>
         <w:t xml:space="preserve">分）</w:t>
       </w:r>
@@ -6265,7 +6928,7 @@
       </w:r>
       <w:r>
         <w:rPr>
-          <w:rFonts w:hint="eastAsia"/>
+          <w:rFonts w:ascii="Times New Roman" w:hAnsi="Times New Roman" w:cs="Times New Roman" w:eastAsia="SimSun"/>
         </w:rPr>
         <w:t xml:space="preserve">在</w:t>
       </w:r>
@@ -6274,7 +6937,7 @@
       </w:r>
       <w:r>
         <w:rPr>
-          <w:rFonts w:hint="eastAsia"/>
+          <w:rFonts w:ascii="Times New Roman" w:hAnsi="Times New Roman" w:cs="Times New Roman" w:eastAsia="SimSun"/>
         </w:rPr>
         <w:t xml:space="preserve">的氨水中，需加入多少质量的</w:t>
       </w:r>
@@ -6286,12 +6949,18 @@
           <m:rPr>
             <m:sty m:val="p"/>
           </m:rPr>
+          <w:rPr>
+            <w:rFonts w:ascii="Times New Roman" w:hAnsi="Times New Roman" w:cs="Times New Roman" w:eastAsia="SimSun"/>
+          </w:rPr>
           <m:t>(</m:t>
         </m:r>
         <m:r>
           <m:rPr>
             <m:sty m:val="p"/>
           </m:rPr>
+          <w:rPr>
+            <w:rFonts w:ascii="Times New Roman" w:hAnsi="Times New Roman" w:cs="Times New Roman" w:eastAsia="SimSun"/>
+          </w:rPr>
           <m:t>N</m:t>
         </m:r>
         <m:sSub>
@@ -6300,11 +6969,17 @@
               <m:rPr>
                 <m:sty m:val="p"/>
               </m:rPr>
+              <w:rPr>
+                <w:rFonts w:ascii="Times New Roman" w:hAnsi="Times New Roman" w:cs="Times New Roman" w:eastAsia="SimSun"/>
+              </w:rPr>
               <m:t>H</m:t>
             </m:r>
           </m:e>
           <m:sub>
             <m:r>
+              <w:rPr>
+                <w:rFonts w:ascii="Times New Roman" w:hAnsi="Times New Roman" w:cs="Times New Roman" w:eastAsia="SimSun"/>
+              </w:rPr>
               <m:t>4</m:t>
             </m:r>
           </m:sub>
@@ -6315,11 +6990,17 @@
               <m:rPr>
                 <m:sty m:val="p"/>
               </m:rPr>
+              <w:rPr>
+                <w:rFonts w:ascii="Times New Roman" w:hAnsi="Times New Roman" w:cs="Times New Roman" w:eastAsia="SimSun"/>
+              </w:rPr>
               <m:t>)</m:t>
             </m:r>
           </m:e>
           <m:sub>
             <m:r>
+              <w:rPr>
+                <w:rFonts w:ascii="Times New Roman" w:hAnsi="Times New Roman" w:cs="Times New Roman" w:eastAsia="SimSun"/>
+              </w:rPr>
               <m:t>2</m:t>
             </m:r>
           </m:sub>
@@ -6328,6 +7009,9 @@
           <m:rPr>
             <m:sty m:val="p"/>
           </m:rPr>
+          <w:rPr>
+            <w:rFonts w:ascii="Times New Roman" w:hAnsi="Times New Roman" w:cs="Times New Roman" w:eastAsia="SimSun"/>
+          </w:rPr>
           <m:t>S</m:t>
         </m:r>
         <m:sSub>
@@ -6336,11 +7020,17 @@
               <m:rPr>
                 <m:sty m:val="p"/>
               </m:rPr>
+              <w:rPr>
+                <w:rFonts w:ascii="Times New Roman" w:hAnsi="Times New Roman" w:cs="Times New Roman" w:eastAsia="SimSun"/>
+              </w:rPr>
               <m:t>O</m:t>
             </m:r>
           </m:e>
           <m:sub>
             <m:r>
+              <w:rPr>
+                <w:rFonts w:ascii="Times New Roman" w:hAnsi="Times New Roman" w:cs="Times New Roman" w:eastAsia="SimSun"/>
+              </w:rPr>
               <m:t>4</m:t>
             </m:r>
           </m:sub>
@@ -6348,7 +7038,7 @@
       </m:oMath>
       <w:r>
         <w:rPr>
-          <w:rFonts w:hint="eastAsia"/>
+          <w:rFonts w:ascii="Times New Roman" w:hAnsi="Times New Roman" w:cs="Times New Roman" w:eastAsia="SimSun"/>
         </w:rPr>
         <w:t xml:space="preserve">，才能使溶液的</w:t>
       </w:r>
@@ -6357,7 +7047,7 @@
       </w:r>
       <w:r>
         <w:rPr>
-          <w:rFonts w:hint="eastAsia"/>
+          <w:rFonts w:ascii="Times New Roman" w:hAnsi="Times New Roman" w:cs="Times New Roman" w:eastAsia="SimSun"/>
         </w:rPr>
         <w:t xml:space="preserve">降低</w:t>
       </w:r>
@@ -6366,7 +7056,7 @@
       </w:r>
       <w:r>
         <w:rPr>
-          <w:rFonts w:hint="eastAsia"/>
+          <w:rFonts w:ascii="Times New Roman" w:hAnsi="Times New Roman" w:cs="Times New Roman" w:eastAsia="SimSun"/>
         </w:rPr>
         <w:t xml:space="preserve">2？</w:t>
       </w:r>
@@ -6381,7 +7071,7 @@
       </w:r>
       <w:r>
         <w:rPr>
-          <w:rFonts w:hint="eastAsia"/>
+          <w:rFonts w:ascii="Times New Roman" w:hAnsi="Times New Roman" w:cs="Times New Roman" w:eastAsia="SimSun"/>
         </w:rPr>
         <w:t xml:space="preserve">现有</w:t>
       </w:r>
@@ -6393,6 +7083,9 @@
           <m:rPr>
             <m:sty m:val="p"/>
           </m:rPr>
+          <w:rPr>
+            <w:rFonts w:ascii="Times New Roman" w:hAnsi="Times New Roman" w:cs="Times New Roman" w:eastAsia="SimSun"/>
+          </w:rPr>
           <m:t>C</m:t>
         </m:r>
         <m:sSup>
@@ -6401,17 +7094,26 @@
               <m:rPr>
                 <m:sty m:val="p"/>
               </m:rPr>
+              <w:rPr>
+                <w:rFonts w:ascii="Times New Roman" w:hAnsi="Times New Roman" w:cs="Times New Roman" w:eastAsia="SimSun"/>
+              </w:rPr>
               <m:t>d</m:t>
             </m:r>
           </m:e>
           <m:sup>
             <m:r>
+              <w:rPr>
+                <w:rFonts w:ascii="Times New Roman" w:hAnsi="Times New Roman" w:cs="Times New Roman" w:eastAsia="SimSun"/>
+              </w:rPr>
               <m:t>2</m:t>
             </m:r>
             <m:r>
               <m:rPr>
                 <m:sty m:val="p"/>
               </m:rPr>
+              <w:rPr>
+                <w:rFonts w:ascii="Times New Roman" w:hAnsi="Times New Roman" w:cs="Times New Roman" w:eastAsia="SimSun"/>
+              </w:rPr>
               <m:t>+</m:t>
             </m:r>
           </m:sup>
@@ -6422,7 +7124,7 @@
       </w:r>
       <w:r>
         <w:rPr>
-          <w:rFonts w:hint="eastAsia"/>
+          <w:rFonts w:ascii="Times New Roman" w:hAnsi="Times New Roman" w:cs="Times New Roman" w:eastAsia="SimSun"/>
         </w:rPr>
         <w:t xml:space="preserve">和</w:t>
       </w:r>
@@ -6434,6 +7136,9 @@
           <m:rPr>
             <m:sty m:val="p"/>
           </m:rPr>
+          <w:rPr>
+            <w:rFonts w:ascii="Times New Roman" w:hAnsi="Times New Roman" w:cs="Times New Roman" w:eastAsia="SimSun"/>
+          </w:rPr>
           <m:t>F</m:t>
         </m:r>
         <m:sSup>
@@ -6442,17 +7147,26 @@
               <m:rPr>
                 <m:sty m:val="p"/>
               </m:rPr>
+              <w:rPr>
+                <w:rFonts w:ascii="Times New Roman" w:hAnsi="Times New Roman" w:cs="Times New Roman" w:eastAsia="SimSun"/>
+              </w:rPr>
               <m:t>e</m:t>
             </m:r>
           </m:e>
           <m:sup>
             <m:r>
+              <w:rPr>
+                <w:rFonts w:ascii="Times New Roman" w:hAnsi="Times New Roman" w:cs="Times New Roman" w:eastAsia="SimSun"/>
+              </w:rPr>
               <m:t>2</m:t>
             </m:r>
             <m:r>
               <m:rPr>
                 <m:sty m:val="p"/>
               </m:rPr>
+              <w:rPr>
+                <w:rFonts w:ascii="Times New Roman" w:hAnsi="Times New Roman" w:cs="Times New Roman" w:eastAsia="SimSun"/>
+              </w:rPr>
               <m:t>+</m:t>
             </m:r>
           </m:sup>
@@ -6463,7 +7177,7 @@
       </w:r>
       <w:r>
         <w:rPr>
-          <w:rFonts w:hint="eastAsia"/>
+          <w:rFonts w:ascii="Times New Roman" w:hAnsi="Times New Roman" w:cs="Times New Roman" w:eastAsia="SimSun"/>
         </w:rPr>
         <w:t xml:space="preserve">的混合溶液，两种离子的浓度均为</w:t>
       </w:r>
@@ -6472,7 +7186,7 @@
       </w:r>
       <w:r>
         <w:rPr>
-          <w:rFonts w:hint="eastAsia"/>
+          <w:rFonts w:ascii="Times New Roman" w:hAnsi="Times New Roman" w:cs="Times New Roman" w:eastAsia="SimSun"/>
         </w:rPr>
         <w:t xml:space="preserve">mol·L⁻¹，现欲向溶液通入</w:t>
       </w:r>
@@ -6486,11 +7200,17 @@
               <m:rPr>
                 <m:sty m:val="p"/>
               </m:rPr>
+              <w:rPr>
+                <w:rFonts w:ascii="Times New Roman" w:hAnsi="Times New Roman" w:cs="Times New Roman" w:eastAsia="SimSun"/>
+              </w:rPr>
               <m:t>H</m:t>
             </m:r>
           </m:e>
           <m:sub>
             <m:r>
+              <w:rPr>
+                <w:rFonts w:ascii="Times New Roman" w:hAnsi="Times New Roman" w:cs="Times New Roman" w:eastAsia="SimSun"/>
+              </w:rPr>
               <m:t>2</m:t>
             </m:r>
           </m:sub>
@@ -6499,6 +7219,9 @@
           <m:rPr>
             <m:sty m:val="p"/>
           </m:rPr>
+          <w:rPr>
+            <w:rFonts w:ascii="Times New Roman" w:hAnsi="Times New Roman" w:cs="Times New Roman" w:eastAsia="SimSun"/>
+          </w:rPr>
           <m:t>S</m:t>
         </m:r>
       </m:oMath>
@@ -6507,7 +7230,7 @@
       </w:r>
       <w:r>
         <w:rPr>
-          <w:rFonts w:hint="eastAsia"/>
+          <w:rFonts w:ascii="Times New Roman" w:hAnsi="Times New Roman" w:cs="Times New Roman" w:eastAsia="SimSun"/>
         </w:rPr>
         <w:t xml:space="preserve">至饱和以分离两种离子，如何控制</w:t>
       </w:r>
@@ -6516,7 +7239,7 @@
       </w:r>
       <w:r>
         <w:rPr>
-          <w:rFonts w:hint="eastAsia"/>
+          <w:rFonts w:ascii="Times New Roman" w:hAnsi="Times New Roman" w:cs="Times New Roman" w:eastAsia="SimSun"/>
         </w:rPr>
         <w:t xml:space="preserve">pH？</w:t>
       </w:r>
@@ -6529,7 +7252,7 @@
       </w:pPr>
       <w:r>
         <w:rPr>
-          <w:rFonts w:hint="eastAsia"/>
+          <w:rFonts w:ascii="Times New Roman" w:hAnsi="Times New Roman" w:cs="Times New Roman" w:eastAsia="SimSun"/>
         </w:rPr>
         <w:t xml:space="preserve">已知：饱和</w:t>
       </w:r>
@@ -6543,11 +7266,17 @@
               <m:rPr>
                 <m:sty m:val="p"/>
               </m:rPr>
+              <w:rPr>
+                <w:rFonts w:ascii="Times New Roman" w:hAnsi="Times New Roman" w:cs="Times New Roman" w:eastAsia="SimSun"/>
+              </w:rPr>
               <m:t>H</m:t>
             </m:r>
           </m:e>
           <m:sub>
             <m:r>
+              <w:rPr>
+                <w:rFonts w:ascii="Times New Roman" w:hAnsi="Times New Roman" w:cs="Times New Roman" w:eastAsia="SimSun"/>
+              </w:rPr>
               <m:t>2</m:t>
             </m:r>
           </m:sub>
@@ -6556,6 +7285,9 @@
           <m:rPr>
             <m:sty m:val="p"/>
           </m:rPr>
+          <w:rPr>
+            <w:rFonts w:ascii="Times New Roman" w:hAnsi="Times New Roman" w:cs="Times New Roman" w:eastAsia="SimSun"/>
+          </w:rPr>
           <m:t>S</m:t>
         </m:r>
       </m:oMath>
@@ -6564,7 +7296,7 @@
       </w:r>
       <w:r>
         <w:rPr>
-          <w:rFonts w:hint="eastAsia"/>
+          <w:rFonts w:ascii="Times New Roman" w:hAnsi="Times New Roman" w:cs="Times New Roman" w:eastAsia="SimSun"/>
         </w:rPr>
         <w:t xml:space="preserve">水溶液的浓度约为</w:t>
       </w:r>
@@ -6573,7 +7305,7 @@
       </w:r>
       <w:r>
         <w:rPr>
-          <w:rFonts w:hint="eastAsia"/>
+          <w:rFonts w:ascii="Times New Roman" w:hAnsi="Times New Roman" w:cs="Times New Roman" w:eastAsia="SimSun"/>
         </w:rPr>
         <w:t xml:space="preserve">mol·L⁻¹；</w:t>
       </w:r>
@@ -6581,14 +7313,23 @@
         <m:sSub>
           <m:e>
             <m:r>
+              <w:rPr>
+                <w:rFonts w:ascii="Times New Roman" w:hAnsi="Times New Roman" w:cs="Times New Roman" w:eastAsia="SimSun"/>
+              </w:rPr>
               <m:t>K</m:t>
             </m:r>
           </m:e>
           <m:sub>
             <m:r>
+              <w:rPr>
+                <w:rFonts w:ascii="Times New Roman" w:hAnsi="Times New Roman" w:cs="Times New Roman" w:eastAsia="SimSun"/>
+              </w:rPr>
               <m:t>s</m:t>
             </m:r>
             <m:r>
+              <w:rPr>
+                <w:rFonts w:ascii="Times New Roman" w:hAnsi="Times New Roman" w:cs="Times New Roman" w:eastAsia="SimSun"/>
+              </w:rPr>
               <m:t>p</m:t>
             </m:r>
           </m:sub>
@@ -6597,41 +7338,68 @@
           <m:rPr>
             <m:sty m:val="p"/>
           </m:rPr>
+          <w:rPr>
+            <w:rFonts w:ascii="Times New Roman" w:hAnsi="Times New Roman" w:cs="Times New Roman" w:eastAsia="SimSun"/>
+          </w:rPr>
           <m:t>(</m:t>
         </m:r>
         <m:r>
+          <w:rPr>
+            <w:rFonts w:ascii="Times New Roman" w:hAnsi="Times New Roman" w:cs="Times New Roman" w:eastAsia="SimSun"/>
+          </w:rPr>
           <m:t>C</m:t>
         </m:r>
         <m:r>
+          <w:rPr>
+            <w:rFonts w:ascii="Times New Roman" w:hAnsi="Times New Roman" w:cs="Times New Roman" w:eastAsia="SimSun"/>
+          </w:rPr>
           <m:t>d</m:t>
         </m:r>
         <m:r>
+          <w:rPr>
+            <w:rFonts w:ascii="Times New Roman" w:hAnsi="Times New Roman" w:cs="Times New Roman" w:eastAsia="SimSun"/>
+          </w:rPr>
           <m:t>S</m:t>
         </m:r>
         <m:r>
           <m:rPr>
             <m:sty m:val="p"/>
           </m:rPr>
+          <w:rPr>
+            <w:rFonts w:ascii="Times New Roman" w:hAnsi="Times New Roman" w:cs="Times New Roman" w:eastAsia="SimSun"/>
+          </w:rPr>
           <m:t>)</m:t>
         </m:r>
         <m:r>
           <m:rPr>
             <m:sty m:val="p"/>
           </m:rPr>
+          <w:rPr>
+            <w:rFonts w:ascii="Times New Roman" w:hAnsi="Times New Roman" w:cs="Times New Roman" w:eastAsia="SimSun"/>
+          </w:rPr>
           <m:t>=</m:t>
         </m:r>
         <m:r>
+          <w:rPr>
+            <w:rFonts w:ascii="Times New Roman" w:hAnsi="Times New Roman" w:cs="Times New Roman" w:eastAsia="SimSun"/>
+          </w:rPr>
           <m:t>8.0</m:t>
         </m:r>
         <m:r>
           <m:rPr>
             <m:sty m:val="p"/>
           </m:rPr>
+          <w:rPr>
+            <w:rFonts w:ascii="Times New Roman" w:hAnsi="Times New Roman" w:cs="Times New Roman" w:eastAsia="SimSun"/>
+          </w:rPr>
           <m:t>×</m:t>
         </m:r>
         <m:sSup>
           <m:e>
             <m:r>
+              <w:rPr>
+                <w:rFonts w:ascii="Times New Roman" w:hAnsi="Times New Roman" w:cs="Times New Roman" w:eastAsia="SimSun"/>
+              </w:rPr>
               <m:t>10</m:t>
             </m:r>
           </m:e>
@@ -6640,9 +7408,15 @@
               <m:rPr>
                 <m:sty m:val="p"/>
               </m:rPr>
+              <w:rPr>
+                <w:rFonts w:ascii="Times New Roman" w:hAnsi="Times New Roman" w:cs="Times New Roman" w:eastAsia="SimSun"/>
+              </w:rPr>
               <m:t>−</m:t>
             </m:r>
             <m:r>
+              <w:rPr>
+                <w:rFonts w:ascii="Times New Roman" w:hAnsi="Times New Roman" w:cs="Times New Roman" w:eastAsia="SimSun"/>
+              </w:rPr>
               <m:t>27</m:t>
             </m:r>
           </m:sup>
@@ -6650,7 +7424,7 @@
       </m:oMath>
       <w:r>
         <w:rPr>
-          <w:rFonts w:hint="eastAsia"/>
+          <w:rFonts w:ascii="Times New Roman" w:hAnsi="Times New Roman" w:cs="Times New Roman" w:eastAsia="SimSun"/>
         </w:rPr>
         <w:t xml:space="preserve">；</w:t>
       </w:r>
@@ -6658,14 +7432,23 @@
         <m:sSub>
           <m:e>
             <m:r>
+              <w:rPr>
+                <w:rFonts w:ascii="Times New Roman" w:hAnsi="Times New Roman" w:cs="Times New Roman" w:eastAsia="SimSun"/>
+              </w:rPr>
               <m:t>K</m:t>
             </m:r>
           </m:e>
           <m:sub>
             <m:r>
+              <w:rPr>
+                <w:rFonts w:ascii="Times New Roman" w:hAnsi="Times New Roman" w:cs="Times New Roman" w:eastAsia="SimSun"/>
+              </w:rPr>
               <m:t>s</m:t>
             </m:r>
             <m:r>
+              <w:rPr>
+                <w:rFonts w:ascii="Times New Roman" w:hAnsi="Times New Roman" w:cs="Times New Roman" w:eastAsia="SimSun"/>
+              </w:rPr>
               <m:t>p</m:t>
             </m:r>
           </m:sub>
@@ -6674,41 +7457,68 @@
           <m:rPr>
             <m:sty m:val="p"/>
           </m:rPr>
+          <w:rPr>
+            <w:rFonts w:ascii="Times New Roman" w:hAnsi="Times New Roman" w:cs="Times New Roman" w:eastAsia="SimSun"/>
+          </w:rPr>
           <m:t>(</m:t>
         </m:r>
         <m:r>
+          <w:rPr>
+            <w:rFonts w:ascii="Times New Roman" w:hAnsi="Times New Roman" w:cs="Times New Roman" w:eastAsia="SimSun"/>
+          </w:rPr>
           <m:t>F</m:t>
         </m:r>
         <m:r>
+          <w:rPr>
+            <w:rFonts w:ascii="Times New Roman" w:hAnsi="Times New Roman" w:cs="Times New Roman" w:eastAsia="SimSun"/>
+          </w:rPr>
           <m:t>e</m:t>
         </m:r>
         <m:r>
+          <w:rPr>
+            <w:rFonts w:ascii="Times New Roman" w:hAnsi="Times New Roman" w:cs="Times New Roman" w:eastAsia="SimSun"/>
+          </w:rPr>
           <m:t>S</m:t>
         </m:r>
         <m:r>
           <m:rPr>
             <m:sty m:val="p"/>
           </m:rPr>
+          <w:rPr>
+            <w:rFonts w:ascii="Times New Roman" w:hAnsi="Times New Roman" w:cs="Times New Roman" w:eastAsia="SimSun"/>
+          </w:rPr>
           <m:t>)</m:t>
         </m:r>
         <m:r>
           <m:rPr>
             <m:sty m:val="p"/>
           </m:rPr>
+          <w:rPr>
+            <w:rFonts w:ascii="Times New Roman" w:hAnsi="Times New Roman" w:cs="Times New Roman" w:eastAsia="SimSun"/>
+          </w:rPr>
           <m:t>=</m:t>
         </m:r>
         <m:r>
+          <w:rPr>
+            <w:rFonts w:ascii="Times New Roman" w:hAnsi="Times New Roman" w:cs="Times New Roman" w:eastAsia="SimSun"/>
+          </w:rPr>
           <m:t>6.3</m:t>
         </m:r>
         <m:r>
           <m:rPr>
             <m:sty m:val="p"/>
           </m:rPr>
+          <w:rPr>
+            <w:rFonts w:ascii="Times New Roman" w:hAnsi="Times New Roman" w:cs="Times New Roman" w:eastAsia="SimSun"/>
+          </w:rPr>
           <m:t>×</m:t>
         </m:r>
         <m:sSup>
           <m:e>
             <m:r>
+              <w:rPr>
+                <w:rFonts w:ascii="Times New Roman" w:hAnsi="Times New Roman" w:cs="Times New Roman" w:eastAsia="SimSun"/>
+              </w:rPr>
               <m:t>10</m:t>
             </m:r>
           </m:e>
@@ -6717,9 +7527,15 @@
               <m:rPr>
                 <m:sty m:val="p"/>
               </m:rPr>
+              <w:rPr>
+                <w:rFonts w:ascii="Times New Roman" w:hAnsi="Times New Roman" w:cs="Times New Roman" w:eastAsia="SimSun"/>
+              </w:rPr>
               <m:t>−</m:t>
             </m:r>
             <m:r>
+              <w:rPr>
+                <w:rFonts w:ascii="Times New Roman" w:hAnsi="Times New Roman" w:cs="Times New Roman" w:eastAsia="SimSun"/>
+              </w:rPr>
               <m:t>18</m:t>
             </m:r>
           </m:sup>
@@ -6727,7 +7543,7 @@
       </m:oMath>
       <w:r>
         <w:rPr>
-          <w:rFonts w:hint="eastAsia"/>
+          <w:rFonts w:ascii="Times New Roman" w:hAnsi="Times New Roman" w:cs="Times New Roman" w:eastAsia="SimSun"/>
         </w:rPr>
         <w:t xml:space="preserve">；</w:t>
       </w:r>
@@ -6738,11 +7554,17 @@
               <m:rPr>
                 <m:sty m:val="p"/>
               </m:rPr>
+              <w:rPr>
+                <w:rFonts w:ascii="Times New Roman" w:hAnsi="Times New Roman" w:cs="Times New Roman" w:eastAsia="SimSun"/>
+              </w:rPr>
               <m:t>H</m:t>
             </m:r>
           </m:e>
           <m:sub>
             <m:r>
+              <w:rPr>
+                <w:rFonts w:ascii="Times New Roman" w:hAnsi="Times New Roman" w:cs="Times New Roman" w:eastAsia="SimSun"/>
+              </w:rPr>
               <m:t>2</m:t>
             </m:r>
           </m:sub>
@@ -6751,12 +7573,15 @@
           <m:rPr>
             <m:sty m:val="p"/>
           </m:rPr>
+          <w:rPr>
+            <w:rFonts w:ascii="Times New Roman" w:hAnsi="Times New Roman" w:cs="Times New Roman" w:eastAsia="SimSun"/>
+          </w:rPr>
           <m:t>S</m:t>
         </m:r>
       </m:oMath>
       <w:r>
         <w:rPr>
-          <w:rFonts w:hint="eastAsia"/>
+          <w:rFonts w:ascii="Times New Roman" w:hAnsi="Times New Roman" w:cs="Times New Roman" w:eastAsia="SimSun"/>
         </w:rPr>
         <w:t xml:space="preserve">：</w:t>
       </w:r>
@@ -6764,14 +7589,23 @@
         <m:sSub>
           <m:e>
             <m:r>
+              <w:rPr>
+                <w:rFonts w:ascii="Times New Roman" w:hAnsi="Times New Roman" w:cs="Times New Roman" w:eastAsia="SimSun"/>
+              </w:rPr>
               <m:t>K</m:t>
             </m:r>
           </m:e>
           <m:sub>
             <m:r>
+              <w:rPr>
+                <w:rFonts w:ascii="Times New Roman" w:hAnsi="Times New Roman" w:cs="Times New Roman" w:eastAsia="SimSun"/>
+              </w:rPr>
               <m:t>a</m:t>
             </m:r>
             <m:r>
+              <w:rPr>
+                <w:rFonts w:ascii="Times New Roman" w:hAnsi="Times New Roman" w:cs="Times New Roman" w:eastAsia="SimSun"/>
+              </w:rPr>
               <m:t>1</m:t>
             </m:r>
           </m:sub>
@@ -6780,20 +7614,32 @@
           <m:rPr>
             <m:sty m:val="p"/>
           </m:rPr>
+          <w:rPr>
+            <w:rFonts w:ascii="Times New Roman" w:hAnsi="Times New Roman" w:cs="Times New Roman" w:eastAsia="SimSun"/>
+          </w:rPr>
           <m:t>=</m:t>
         </m:r>
         <m:r>
+          <w:rPr>
+            <w:rFonts w:ascii="Times New Roman" w:hAnsi="Times New Roman" w:cs="Times New Roman" w:eastAsia="SimSun"/>
+          </w:rPr>
           <m:t>1.1</m:t>
         </m:r>
         <m:r>
           <m:rPr>
             <m:sty m:val="p"/>
           </m:rPr>
+          <w:rPr>
+            <w:rFonts w:ascii="Times New Roman" w:hAnsi="Times New Roman" w:cs="Times New Roman" w:eastAsia="SimSun"/>
+          </w:rPr>
           <m:t>×</m:t>
         </m:r>
         <m:sSup>
           <m:e>
             <m:r>
+              <w:rPr>
+                <w:rFonts w:ascii="Times New Roman" w:hAnsi="Times New Roman" w:cs="Times New Roman" w:eastAsia="SimSun"/>
+              </w:rPr>
               <m:t>10</m:t>
             </m:r>
           </m:e>
@@ -6802,9 +7648,15 @@
               <m:rPr>
                 <m:sty m:val="p"/>
               </m:rPr>
+              <w:rPr>
+                <w:rFonts w:ascii="Times New Roman" w:hAnsi="Times New Roman" w:cs="Times New Roman" w:eastAsia="SimSun"/>
+              </w:rPr>
               <m:t>−</m:t>
             </m:r>
             <m:r>
+              <w:rPr>
+                <w:rFonts w:ascii="Times New Roman" w:hAnsi="Times New Roman" w:cs="Times New Roman" w:eastAsia="SimSun"/>
+              </w:rPr>
               <m:t>7</m:t>
             </m:r>
           </m:sup>
@@ -6812,7 +7664,7 @@
       </m:oMath>
       <w:r>
         <w:rPr>
-          <w:rFonts w:hint="eastAsia"/>
+          <w:rFonts w:ascii="Times New Roman" w:hAnsi="Times New Roman" w:cs="Times New Roman" w:eastAsia="SimSun"/>
         </w:rPr>
         <w:t xml:space="preserve">，</w:t>
       </w:r>
@@ -6820,14 +7672,23 @@
         <m:sSub>
           <m:e>
             <m:r>
+              <w:rPr>
+                <w:rFonts w:ascii="Times New Roman" w:hAnsi="Times New Roman" w:cs="Times New Roman" w:eastAsia="SimSun"/>
+              </w:rPr>
               <m:t>K</m:t>
             </m:r>
           </m:e>
           <m:sub>
             <m:r>
+              <w:rPr>
+                <w:rFonts w:ascii="Times New Roman" w:hAnsi="Times New Roman" w:cs="Times New Roman" w:eastAsia="SimSun"/>
+              </w:rPr>
               <m:t>a</m:t>
             </m:r>
             <m:r>
+              <w:rPr>
+                <w:rFonts w:ascii="Times New Roman" w:hAnsi="Times New Roman" w:cs="Times New Roman" w:eastAsia="SimSun"/>
+              </w:rPr>
               <m:t>2</m:t>
             </m:r>
           </m:sub>
@@ -6836,20 +7697,32 @@
           <m:rPr>
             <m:sty m:val="p"/>
           </m:rPr>
+          <w:rPr>
+            <w:rFonts w:ascii="Times New Roman" w:hAnsi="Times New Roman" w:cs="Times New Roman" w:eastAsia="SimSun"/>
+          </w:rPr>
           <m:t>=</m:t>
         </m:r>
         <m:r>
+          <w:rPr>
+            <w:rFonts w:ascii="Times New Roman" w:hAnsi="Times New Roman" w:cs="Times New Roman" w:eastAsia="SimSun"/>
+          </w:rPr>
           <m:t>1.3</m:t>
         </m:r>
         <m:r>
           <m:rPr>
             <m:sty m:val="p"/>
           </m:rPr>
+          <w:rPr>
+            <w:rFonts w:ascii="Times New Roman" w:hAnsi="Times New Roman" w:cs="Times New Roman" w:eastAsia="SimSun"/>
+          </w:rPr>
           <m:t>×</m:t>
         </m:r>
         <m:sSup>
           <m:e>
             <m:r>
+              <w:rPr>
+                <w:rFonts w:ascii="Times New Roman" w:hAnsi="Times New Roman" w:cs="Times New Roman" w:eastAsia="SimSun"/>
+              </w:rPr>
               <m:t>10</m:t>
             </m:r>
           </m:e>
@@ -6858,9 +7731,15 @@
               <m:rPr>
                 <m:sty m:val="p"/>
               </m:rPr>
+              <w:rPr>
+                <w:rFonts w:ascii="Times New Roman" w:hAnsi="Times New Roman" w:cs="Times New Roman" w:eastAsia="SimSun"/>
+              </w:rPr>
               <m:t>−</m:t>
             </m:r>
             <m:r>
+              <w:rPr>
+                <w:rFonts w:ascii="Times New Roman" w:hAnsi="Times New Roman" w:cs="Times New Roman" w:eastAsia="SimSun"/>
+              </w:rPr>
               <m:t>13</m:t>
             </m:r>
           </m:sup>
@@ -6868,7 +7747,7 @@
       </m:oMath>
       <w:r>
         <w:rPr>
-          <w:rFonts w:hint="eastAsia"/>
+          <w:rFonts w:ascii="Times New Roman" w:hAnsi="Times New Roman" w:cs="Times New Roman" w:eastAsia="SimSun"/>
         </w:rPr>
         <w:t xml:space="preserve">；浓度低于</w:t>
       </w:r>
@@ -6877,17 +7756,26 @@
       </w:r>
       <m:oMath>
         <m:r>
+          <w:rPr>
+            <w:rFonts w:ascii="Times New Roman" w:hAnsi="Times New Roman" w:cs="Times New Roman" w:eastAsia="SimSun"/>
+          </w:rPr>
           <m:t>1.0</m:t>
         </m:r>
         <m:r>
           <m:rPr>
             <m:sty m:val="p"/>
           </m:rPr>
+          <w:rPr>
+            <w:rFonts w:ascii="Times New Roman" w:hAnsi="Times New Roman" w:cs="Times New Roman" w:eastAsia="SimSun"/>
+          </w:rPr>
           <m:t>×</m:t>
         </m:r>
         <m:sSup>
           <m:e>
             <m:r>
+              <w:rPr>
+                <w:rFonts w:ascii="Times New Roman" w:hAnsi="Times New Roman" w:cs="Times New Roman" w:eastAsia="SimSun"/>
+              </w:rPr>
               <m:t>10</m:t>
             </m:r>
           </m:e>
@@ -6896,34 +7784,58 @@
               <m:rPr>
                 <m:sty m:val="p"/>
               </m:rPr>
+              <w:rPr>
+                <w:rFonts w:ascii="Times New Roman" w:hAnsi="Times New Roman" w:cs="Times New Roman" w:eastAsia="SimSun"/>
+              </w:rPr>
               <m:t>−</m:t>
             </m:r>
             <m:r>
+              <w:rPr>
+                <w:rFonts w:ascii="Times New Roman" w:hAnsi="Times New Roman" w:cs="Times New Roman" w:eastAsia="SimSun"/>
+              </w:rPr>
               <m:t>6</m:t>
             </m:r>
           </m:sup>
         </m:sSup>
         <m:r>
+          <w:rPr>
+            <w:rFonts w:ascii="Times New Roman" w:hAnsi="Times New Roman" w:cs="Times New Roman" w:eastAsia="SimSun"/>
+          </w:rPr>
           <m:t> </m:t>
         </m:r>
         <m:r>
+          <w:rPr>
+            <w:rFonts w:ascii="Times New Roman" w:hAnsi="Times New Roman" w:cs="Times New Roman" w:eastAsia="SimSun"/>
+          </w:rPr>
           <m:t>m</m:t>
         </m:r>
         <m:r>
+          <w:rPr>
+            <w:rFonts w:ascii="Times New Roman" w:hAnsi="Times New Roman" w:cs="Times New Roman" w:eastAsia="SimSun"/>
+          </w:rPr>
           <m:t>o</m:t>
         </m:r>
         <m:r>
+          <w:rPr>
+            <w:rFonts w:ascii="Times New Roman" w:hAnsi="Times New Roman" w:cs="Times New Roman" w:eastAsia="SimSun"/>
+          </w:rPr>
           <m:t>l</m:t>
         </m:r>
         <m:r>
           <m:rPr>
             <m:sty m:val="p"/>
           </m:rPr>
+          <w:rPr>
+            <w:rFonts w:ascii="Times New Roman" w:hAnsi="Times New Roman" w:cs="Times New Roman" w:eastAsia="SimSun"/>
+          </w:rPr>
           <m:t>⋅</m:t>
         </m:r>
         <m:sSup>
           <m:e>
             <m:r>
+              <w:rPr>
+                <w:rFonts w:ascii="Times New Roman" w:hAnsi="Times New Roman" w:cs="Times New Roman" w:eastAsia="SimSun"/>
+              </w:rPr>
               <m:t>L</m:t>
             </m:r>
           </m:e>
@@ -6932,9 +7844,15 @@
               <m:rPr>
                 <m:sty m:val="p"/>
               </m:rPr>
+              <w:rPr>
+                <w:rFonts w:ascii="Times New Roman" w:hAnsi="Times New Roman" w:cs="Times New Roman" w:eastAsia="SimSun"/>
+              </w:rPr>
               <m:t>−</m:t>
             </m:r>
             <m:r>
+              <w:rPr>
+                <w:rFonts w:ascii="Times New Roman" w:hAnsi="Times New Roman" w:cs="Times New Roman" w:eastAsia="SimSun"/>
+              </w:rPr>
               <m:t>1</m:t>
             </m:r>
           </m:sup>
@@ -6945,7 +7863,7 @@
       </w:r>
       <w:r>
         <w:rPr>
-          <w:rFonts w:hint="eastAsia"/>
+          <w:rFonts w:ascii="Times New Roman" w:hAnsi="Times New Roman" w:cs="Times New Roman" w:eastAsia="SimSun"/>
         </w:rPr>
         <w:t xml:space="preserve">可视为完全沉淀。</w:t>
       </w:r>
@@ -6958,7 +7876,7 @@
       </w:pPr>
       <w:r>
         <w:rPr>
-          <w:rFonts w:hint="eastAsia"/>
+          <w:rFonts w:ascii="Times New Roman" w:hAnsi="Times New Roman" w:cs="Times New Roman" w:eastAsia="SimSun"/>
         </w:rPr>
         <w:t xml:space="preserve">第</w:t>
       </w:r>
@@ -6967,7 +7885,7 @@
       </w:r>
       <w:r>
         <w:rPr>
-          <w:rFonts w:hint="eastAsia"/>
+          <w:rFonts w:ascii="Times New Roman" w:hAnsi="Times New Roman" w:cs="Times New Roman" w:eastAsia="SimSun"/>
         </w:rPr>
         <w:t xml:space="preserve">题（7</w:t>
       </w:r>
@@ -6976,7 +7894,7 @@
       </w:r>
       <w:r>
         <w:rPr>
-          <w:rFonts w:hint="eastAsia"/>
+          <w:rFonts w:ascii="Times New Roman" w:hAnsi="Times New Roman" w:cs="Times New Roman" w:eastAsia="SimSun"/>
         </w:rPr>
         <w:t xml:space="preserve">分）</w:t>
       </w:r>
@@ -6989,7 +7907,7 @@
       </w:pPr>
       <w:r>
         <w:rPr>
-          <w:rFonts w:hint="eastAsia"/>
+          <w:rFonts w:ascii="Times New Roman" w:hAnsi="Times New Roman" w:cs="Times New Roman" w:eastAsia="SimSun"/>
         </w:rPr>
         <w:t xml:space="preserve">在</w:t>
       </w:r>
@@ -7000,11 +7918,17 @@
         <m:sSup>
           <m:e>
             <m:r>
+              <w:rPr>
+                <w:rFonts w:ascii="Times New Roman" w:hAnsi="Times New Roman" w:cs="Times New Roman" w:eastAsia="SimSun"/>
+              </w:rPr>
               <m:t>p</m:t>
             </m:r>
           </m:e>
           <m:sup>
             <m:r>
+              <w:rPr>
+                <w:rFonts w:ascii="Times New Roman" w:hAnsi="Times New Roman" w:cs="Times New Roman" w:eastAsia="SimSun"/>
+              </w:rPr>
               <m:t>θ</m:t>
             </m:r>
           </m:sup>
@@ -7015,7 +7939,7 @@
       </w:r>
       <w:r>
         <w:rPr>
-          <w:rFonts w:hint="eastAsia"/>
+          <w:rFonts w:ascii="Times New Roman" w:hAnsi="Times New Roman" w:cs="Times New Roman" w:eastAsia="SimSun"/>
         </w:rPr>
         <w:t xml:space="preserve">下，将纯</w:t>
       </w:r>
@@ -7027,6 +7951,9 @@
           <m:rPr>
             <m:sty m:val="p"/>
           </m:rPr>
+          <w:rPr>
+            <w:rFonts w:ascii="Times New Roman" w:hAnsi="Times New Roman" w:cs="Times New Roman" w:eastAsia="SimSun"/>
+          </w:rPr>
           <m:t>C</m:t>
         </m:r>
         <m:sSub>
@@ -7035,11 +7962,17 @@
               <m:rPr>
                 <m:sty m:val="p"/>
               </m:rPr>
+              <w:rPr>
+                <w:rFonts w:ascii="Times New Roman" w:hAnsi="Times New Roman" w:cs="Times New Roman" w:eastAsia="SimSun"/>
+              </w:rPr>
               <m:t>O</m:t>
             </m:r>
           </m:e>
           <m:sub>
             <m:r>
+              <w:rPr>
+                <w:rFonts w:ascii="Times New Roman" w:hAnsi="Times New Roman" w:cs="Times New Roman" w:eastAsia="SimSun"/>
+              </w:rPr>
               <m:t>2</m:t>
             </m:r>
           </m:sub>
@@ -7050,7 +7983,7 @@
       </w:r>
       <w:r>
         <w:rPr>
-          <w:rFonts w:hint="eastAsia"/>
+          <w:rFonts w:ascii="Times New Roman" w:hAnsi="Times New Roman" w:cs="Times New Roman" w:eastAsia="SimSun"/>
         </w:rPr>
         <w:t xml:space="preserve">通过装有足量石墨的长石英玻璃管，测得流出气体中</w:t>
       </w:r>
@@ -7059,7 +7992,7 @@
       </w:r>
       <w:r>
         <w:rPr>
-          <w:rFonts w:hint="eastAsia"/>
+          <w:rFonts w:ascii="Times New Roman" w:hAnsi="Times New Roman" w:cs="Times New Roman" w:eastAsia="SimSun"/>
         </w:rPr>
         <w:t xml:space="preserve">体积分数为</w:t>
       </w:r>
@@ -7068,7 +8001,7 @@
       </w:r>
       <w:r>
         <w:rPr>
-          <w:rFonts w:hint="eastAsia"/>
+          <w:rFonts w:ascii="Times New Roman" w:hAnsi="Times New Roman" w:cs="Times New Roman" w:eastAsia="SimSun"/>
         </w:rPr>
         <w:t xml:space="preserve">0.189。用碳钢（可以认为是</w:t>
       </w:r>
@@ -7080,6 +8013,9 @@
           <m:rPr>
             <m:sty m:val="p"/>
           </m:rPr>
+          <w:rPr>
+            <w:rFonts w:ascii="Times New Roman" w:hAnsi="Times New Roman" w:cs="Times New Roman" w:eastAsia="SimSun"/>
+          </w:rPr>
           <m:t>F</m:t>
         </m:r>
         <m:sSub>
@@ -7088,11 +8024,17 @@
               <m:rPr>
                 <m:sty m:val="p"/>
               </m:rPr>
+              <w:rPr>
+                <w:rFonts w:ascii="Times New Roman" w:hAnsi="Times New Roman" w:cs="Times New Roman" w:eastAsia="SimSun"/>
+              </w:rPr>
               <m:t>e</m:t>
             </m:r>
           </m:e>
           <m:sub>
             <m:r>
+              <w:rPr>
+                <w:rFonts w:ascii="Times New Roman" w:hAnsi="Times New Roman" w:cs="Times New Roman" w:eastAsia="SimSun"/>
+              </w:rPr>
               <m:t>3</m:t>
             </m:r>
           </m:sub>
@@ -7101,6 +8043,9 @@
           <m:rPr>
             <m:sty m:val="p"/>
           </m:rPr>
+          <w:rPr>
+            <w:rFonts w:ascii="Times New Roman" w:hAnsi="Times New Roman" w:cs="Times New Roman" w:eastAsia="SimSun"/>
+          </w:rPr>
           <m:t>C</m:t>
         </m:r>
       </m:oMath>
@@ -7109,7 +8054,7 @@
       </w:r>
       <w:r>
         <w:rPr>
-          <w:rFonts w:hint="eastAsia"/>
+          <w:rFonts w:ascii="Times New Roman" w:hAnsi="Times New Roman" w:cs="Times New Roman" w:eastAsia="SimSun"/>
         </w:rPr>
         <w:t xml:space="preserve">与</w:t>
       </w:r>
@@ -7118,7 +8063,7 @@
       </w:r>
       <w:r>
         <w:rPr>
-          <w:rFonts w:hint="eastAsia"/>
+          <w:rFonts w:ascii="Times New Roman" w:hAnsi="Times New Roman" w:cs="Times New Roman" w:eastAsia="SimSun"/>
         </w:rPr>
         <w:t xml:space="preserve">的混合物）样品重复以上实验，测得流出气体中</w:t>
       </w:r>
@@ -7127,7 +8072,7 @@
       </w:r>
       <w:r>
         <w:rPr>
-          <w:rFonts w:hint="eastAsia"/>
+          <w:rFonts w:ascii="Times New Roman" w:hAnsi="Times New Roman" w:cs="Times New Roman" w:eastAsia="SimSun"/>
         </w:rPr>
         <w:t xml:space="preserve">体积分数为</w:t>
       </w:r>
@@ -7136,7 +8081,7 @@
       </w:r>
       <w:r>
         <w:rPr>
-          <w:rFonts w:hint="eastAsia"/>
+          <w:rFonts w:ascii="Times New Roman" w:hAnsi="Times New Roman" w:cs="Times New Roman" w:eastAsia="SimSun"/>
         </w:rPr>
         <w:t xml:space="preserve">0.245。在</w:t>
       </w:r>
@@ -7145,7 +8090,7 @@
       </w:r>
       <w:r>
         <w:rPr>
-          <w:rFonts w:hint="eastAsia"/>
+          <w:rFonts w:ascii="Times New Roman" w:hAnsi="Times New Roman" w:cs="Times New Roman" w:eastAsia="SimSun"/>
         </w:rPr>
         <w:t xml:space="preserve">下重复实验，得到两个数据分别是</w:t>
       </w:r>
@@ -7154,7 +8099,7 @@
       </w:r>
       <w:r>
         <w:rPr>
-          <w:rFonts w:hint="eastAsia"/>
+          <w:rFonts w:ascii="Times New Roman" w:hAnsi="Times New Roman" w:cs="Times New Roman" w:eastAsia="SimSun"/>
         </w:rPr>
         <w:t xml:space="preserve">和</w:t>
       </w:r>
@@ -7170,7 +8115,7 @@
       </w:pPr>
       <w:r>
         <w:rPr>
-          <w:rFonts w:hint="eastAsia"/>
+          <w:rFonts w:ascii="Times New Roman" w:hAnsi="Times New Roman" w:cs="Times New Roman" w:eastAsia="SimSun"/>
         </w:rPr>
         <w:t xml:space="preserve">根据以上实验结果，计算</w:t>
       </w:r>
@@ -7182,6 +8127,9 @@
           <m:rPr>
             <m:sty m:val="p"/>
           </m:rPr>
+          <w:rPr>
+            <w:rFonts w:ascii="Times New Roman" w:hAnsi="Times New Roman" w:cs="Times New Roman" w:eastAsia="SimSun"/>
+          </w:rPr>
           <m:t>F</m:t>
         </m:r>
         <m:sSub>
@@ -7190,11 +8138,17 @@
               <m:rPr>
                 <m:sty m:val="p"/>
               </m:rPr>
+              <w:rPr>
+                <w:rFonts w:ascii="Times New Roman" w:hAnsi="Times New Roman" w:cs="Times New Roman" w:eastAsia="SimSun"/>
+              </w:rPr>
               <m:t>e</m:t>
             </m:r>
           </m:e>
           <m:sub>
             <m:r>
+              <w:rPr>
+                <w:rFonts w:ascii="Times New Roman" w:hAnsi="Times New Roman" w:cs="Times New Roman" w:eastAsia="SimSun"/>
+              </w:rPr>
               <m:t>3</m:t>
             </m:r>
           </m:sub>
@@ -7203,6 +8157,9 @@
           <m:rPr>
             <m:sty m:val="p"/>
           </m:rPr>
+          <w:rPr>
+            <w:rFonts w:ascii="Times New Roman" w:hAnsi="Times New Roman" w:cs="Times New Roman" w:eastAsia="SimSun"/>
+          </w:rPr>
           <m:t>C</m:t>
         </m:r>
       </m:oMath>
@@ -7211,7 +8168,7 @@
       </w:r>
       <w:r>
         <w:rPr>
-          <w:rFonts w:hint="eastAsia"/>
+          <w:rFonts w:ascii="Times New Roman" w:hAnsi="Times New Roman" w:cs="Times New Roman" w:eastAsia="SimSun"/>
         </w:rPr>
         <w:t xml:space="preserve">的标准生成焓（认为</w:t>
       </w:r>
@@ -7223,9 +8180,15 @@
           <m:rPr>
             <m:sty m:val="p"/>
           </m:rPr>
+          <w:rPr>
+            <w:rFonts w:ascii="Times New Roman" w:hAnsi="Times New Roman" w:cs="Times New Roman" w:eastAsia="SimSun"/>
+          </w:rPr>
           <m:t>Δ</m:t>
         </m:r>
         <m:r>
+          <w:rPr>
+            <w:rFonts w:ascii="Times New Roman" w:hAnsi="Times New Roman" w:cs="Times New Roman" w:eastAsia="SimSun"/>
+          </w:rPr>
           <m:t>H</m:t>
         </m:r>
       </m:oMath>
@@ -7237,9 +8200,15 @@
           <m:rPr>
             <m:sty m:val="p"/>
           </m:rPr>
+          <w:rPr>
+            <w:rFonts w:ascii="Times New Roman" w:hAnsi="Times New Roman" w:cs="Times New Roman" w:eastAsia="SimSun"/>
+          </w:rPr>
           <m:t>Δ</m:t>
         </m:r>
         <m:r>
+          <w:rPr>
+            <w:rFonts w:ascii="Times New Roman" w:hAnsi="Times New Roman" w:cs="Times New Roman" w:eastAsia="SimSun"/>
+          </w:rPr>
           <m:t>S</m:t>
         </m:r>
       </m:oMath>
@@ -7248,7 +8217,7 @@
       </w:r>
       <w:r>
         <w:rPr>
-          <w:rFonts w:hint="eastAsia"/>
+          <w:rFonts w:ascii="Times New Roman" w:hAnsi="Times New Roman" w:cs="Times New Roman" w:eastAsia="SimSun"/>
         </w:rPr>
         <w:t xml:space="preserve">不随温度改变）。</w:t>
       </w:r>
@@ -7256,13 +8225,15 @@
     <w:p>
       <w:pPr>
         <w:pStyle w:val="BlockText"/>
+        <w:spacing w:before="120" w:after="120" w:line="276" w:lineRule="auto"/>
+        <w:jc w:val="center"/>
       </w:pPr>
       <w:r>
         <w:t xml:space="preserve">—— </w:t>
       </w:r>
       <w:r>
         <w:rPr>
-          <w:rFonts w:hint="eastAsia"/>
+          <w:rFonts w:ascii="Times New Roman" w:hAnsi="Times New Roman" w:cs="Times New Roman" w:eastAsia="SimSun"/>
         </w:rPr>
         <w:t xml:space="preserve">试卷结束</w:t>
       </w:r>
@@ -7299,7 +8270,7 @@
     </w:pPr>
     <w:r>
       <w:rPr>
-        <w:rFonts w:ascii="Times New Roman" w:hAnsi="Times New Roman" w:eastAsia="SimSun"/>
+        <w:rFonts w:ascii="Times New Roman" w:hAnsi="Times New Roman" w:cs="Times New Roman" w:eastAsia="SimSun"/>
         <w:sz w:val="18"/>
       </w:rPr>
       <w:t xml:space="preserve">第 </w:t>
@@ -7336,7 +8307,7 @@
     </w:r>
     <w:r>
       <w:rPr>
-        <w:rFonts w:ascii="Times New Roman" w:hAnsi="Times New Roman" w:eastAsia="SimSun"/>
+        <w:rFonts w:ascii="Times New Roman" w:hAnsi="Times New Roman" w:cs="Times New Roman" w:eastAsia="SimSun"/>
         <w:sz w:val="18"/>
       </w:rPr>
       <w:t xml:space="preserve"> 页，共 </w:t>
@@ -7373,7 +8344,7 @@
     </w:r>
     <w:r>
       <w:rPr>
-        <w:rFonts w:ascii="Times New Roman" w:hAnsi="Times New Roman" w:eastAsia="SimSun"/>
+        <w:rFonts w:ascii="Times New Roman" w:hAnsi="Times New Roman" w:cs="Times New Roman" w:eastAsia="SimSun"/>
         <w:sz w:val="18"/>
       </w:rPr>
       <w:t xml:space="preserve"> 页</w:t>
@@ -7500,7 +8471,7 @@
   <w:docDefaults>
     <w:rPrDefault>
       <w:rPr>
-        <w:rFonts w:asciiTheme="minorHAnsi" w:cstheme="minorBidi" w:eastAsiaTheme="minorEastAsia" w:hAnsiTheme="minorHAnsi"/>
+        <w:rFonts w:ascii="Times New Roman" w:hAnsi="Times New Roman" w:cs="Times New Roman" w:eastAsia="SimSun"/>
         <w:sz w:val="24"/>
         <w:szCs w:val="24"/>
         <w:lang w:bidi="ar-SA" w:eastAsia="zh-CN" w:val="en-US"/>
@@ -7521,7 +8492,7 @@
     <w:name w:val="Normal"/>
     <w:qFormat/>
     <w:rPr>
-      <w:rFonts w:ascii="Times New Roman" w:cs="Times New Roman" w:eastAsia="SimSun" w:hAnsi="Times New Roman"/>
+      <w:rFonts w:ascii="Times New Roman" w:hAnsi="Times New Roman" w:cs="Times New Roman" w:eastAsia="SimSun"/>
       <w:b w:val="0"/>
       <w:sz w:val="21"/>
     </w:rPr>
@@ -7536,7 +8507,7 @@
       <w:spacing w:after="0" w:before="0" w:line="276" w:lineRule="auto"/>
     </w:pPr>
     <w:rPr>
-      <w:rFonts w:ascii="Times New Roman" w:cs="Times New Roman" w:eastAsia="SimSun" w:hAnsi="Times New Roman"/>
+      <w:rFonts w:ascii="Times New Roman" w:hAnsi="Times New Roman" w:cs="Times New Roman" w:eastAsia="SimSun"/>
       <w:b w:val="0"/>
       <w:sz w:val="21"/>
     </w:rPr>
@@ -7551,7 +8522,7 @@
     <w:next w:val="BodyText"/>
     <w:qFormat/>
     <w:rPr>
-      <w:rFonts w:ascii="Times New Roman" w:cs="Times New Roman" w:eastAsia="SimSun" w:hAnsi="Times New Roman"/>
+      <w:rFonts w:ascii="Times New Roman" w:hAnsi="Times New Roman" w:cs="Times New Roman" w:eastAsia="SimSun"/>
       <w:b w:val="0"/>
       <w:sz w:val="21"/>
     </w:rPr>
@@ -7565,7 +8536,7 @@
       <w:spacing w:after="0" w:before="0" w:line="276" w:lineRule="auto"/>
     </w:pPr>
     <w:rPr>
-      <w:rFonts w:ascii="Times New Roman" w:cs="Times New Roman" w:eastAsia="SimSun" w:hAnsi="Times New Roman"/>
+      <w:rFonts w:ascii="Times New Roman" w:hAnsi="Times New Roman" w:cs="Times New Roman" w:eastAsia="SimSun"/>
       <w:b w:val="0"/>
       <w:sz w:val="21"/>
     </w:rPr>
@@ -7584,7 +8555,7 @@
       <w:jc w:val="center"/>
     </w:pPr>
     <w:rPr>
-      <w:rFonts w:asciiTheme="majorHAnsi" w:cstheme="majorBidi" w:eastAsiaTheme="majorEastAsia" w:hAnsiTheme="majorHAnsi"/>
+      <w:rFonts w:ascii="Times New Roman" w:hAnsi="Times New Roman" w:cs="Times New Roman" w:eastAsia="SimSun"/>
       <w:sz w:val="56"/>
       <w:szCs w:val="56"/>
     </w:rPr>
@@ -7596,7 +8567,7 @@
     <w:uiPriority w:val="10"/>
     <w:rsid w:val="00A10FD9"/>
     <w:rPr>
-      <w:rFonts w:asciiTheme="majorHAnsi" w:cstheme="majorBidi" w:eastAsiaTheme="majorEastAsia" w:hAnsiTheme="majorHAnsi"/>
+      <w:rFonts w:ascii="Times New Roman" w:hAnsi="Times New Roman" w:cs="Times New Roman" w:eastAsia="SimSun"/>
       <w:sz w:val="56"/>
       <w:szCs w:val="56"/>
     </w:rPr>
@@ -7615,7 +8586,7 @@
       </w:numPr>
     </w:pPr>
     <w:rPr>
-      <w:rFonts w:cstheme="majorBidi" w:eastAsiaTheme="majorEastAsia"/>
+      <w:rFonts w:ascii="Times New Roman" w:hAnsi="Times New Roman" w:cs="Times New Roman" w:eastAsia="SimSun"/>
       <w:spacing w:val="15"/>
       <w:sz w:val="28"/>
       <w:szCs w:val="28"/>
@@ -7628,7 +8599,7 @@
     <w:uiPriority w:val="11"/>
     <w:rsid w:val="00A10FD9"/>
     <w:rPr>
-      <w:rFonts w:cstheme="majorBidi" w:eastAsiaTheme="majorEastAsia"/>
+      <w:rFonts w:ascii="Times New Roman" w:hAnsi="Times New Roman" w:cs="Times New Roman" w:eastAsia="SimSun"/>
       <w:spacing w:val="15"/>
       <w:sz w:val="28"/>
       <w:szCs w:val="28"/>
@@ -7704,7 +8675,7 @@
       <w:spacing w:after="0" w:before="0" w:line="276" w:lineRule="auto"/>
     </w:pPr>
     <w:rPr>
-      <w:rFonts w:ascii="Times New Roman" w:cs="Times New Roman" w:eastAsia="SimSun" w:hAnsi="Times New Roman"/>
+      <w:rFonts w:ascii="Times New Roman" w:hAnsi="Times New Roman" w:cs="Times New Roman" w:eastAsia="SimSun"/>
       <w:b w:val="0"/>
       <w:sz w:val="21"/>
     </w:rPr>
@@ -7726,7 +8697,7 @@
       <w:jc w:val="center"/>
     </w:pPr>
     <w:rPr>
-      <w:rFonts w:ascii="Times New Roman" w:cs="Times New Roman" w:eastAsia="SimSun" w:hAnsi="Times New Roman"/>
+      <w:rFonts w:ascii="Times New Roman" w:hAnsi="Times New Roman" w:cs="Times New Roman" w:eastAsia="SimSun"/>
       <w:b/>
       <w:sz w:val="32"/>
       <w:szCs w:val="40"/>
@@ -7751,7 +8722,7 @@
       <w:jc w:val="center"/>
     </w:pPr>
     <w:rPr>
-      <w:rFonts w:ascii="Times New Roman" w:cs="Times New Roman" w:eastAsia="SimSun" w:hAnsi="Times New Roman"/>
+      <w:rFonts w:ascii="Times New Roman" w:hAnsi="Times New Roman" w:cs="Times New Roman" w:eastAsia="SimSun"/>
       <w:b/>
       <w:sz w:val="24"/>
       <w:szCs w:val="32"/>
@@ -7776,7 +8747,7 @@
       <w:jc w:val="left"/>
     </w:pPr>
     <w:rPr>
-      <w:rFonts w:ascii="Times New Roman" w:cs="Times New Roman" w:eastAsia="SimSun" w:hAnsi="Times New Roman"/>
+      <w:rFonts w:ascii="Times New Roman" w:hAnsi="Times New Roman" w:cs="Times New Roman" w:eastAsia="SimSun"/>
       <w:b/>
       <w:sz w:val="21"/>
       <w:szCs w:val="28"/>
@@ -7801,7 +8772,7 @@
       <w:jc w:val="left"/>
     </w:pPr>
     <w:rPr>
-      <w:rFonts w:ascii="Times New Roman" w:cs="Times New Roman" w:eastAsia="SimSun" w:hAnsi="Times New Roman"/>
+      <w:rFonts w:ascii="Times New Roman" w:hAnsi="Times New Roman" w:cs="Times New Roman" w:eastAsia="SimSun"/>
       <w:b/>
       <w:i/>
       <w:iCs/>
@@ -7827,7 +8798,7 @@
       <w:jc w:val="left"/>
     </w:pPr>
     <w:rPr>
-      <w:rFonts w:ascii="Times New Roman" w:cs="Times New Roman" w:eastAsia="SimSun" w:hAnsi="Times New Roman"/>
+      <w:rFonts w:ascii="Times New Roman" w:hAnsi="Times New Roman" w:cs="Times New Roman" w:eastAsia="SimSun"/>
       <w:b/>
       <w:sz w:val="21"/>
     </w:rPr>
@@ -7851,7 +8822,7 @@
       <w:jc w:val="left"/>
     </w:pPr>
     <w:rPr>
-      <w:rFonts w:ascii="Times New Roman" w:cs="Times New Roman" w:eastAsia="SimSun" w:hAnsi="Times New Roman"/>
+      <w:rFonts w:ascii="Times New Roman" w:hAnsi="Times New Roman" w:cs="Times New Roman" w:eastAsia="SimSun"/>
       <w:b/>
       <w:i/>
       <w:iCs/>
@@ -7875,7 +8846,7 @@
       <w:outlineLvl w:val="6"/>
     </w:pPr>
     <w:rPr>
-      <w:rFonts w:cstheme="majorBidi" w:eastAsiaTheme="majorEastAsia"/>
+      <w:rFonts w:ascii="Times New Roman" w:hAnsi="Times New Roman" w:cs="Times New Roman" w:eastAsia="SimSun"/>
     </w:rPr>
   </w:style>
   <w:style w:styleId="Heading8" w:type="paragraph">
@@ -7895,7 +8866,7 @@
       <w:outlineLvl w:val="7"/>
     </w:pPr>
     <w:rPr>
-      <w:rFonts w:cstheme="majorBidi" w:eastAsiaTheme="majorEastAsia"/>
+      <w:rFonts w:ascii="Times New Roman" w:hAnsi="Times New Roman" w:cs="Times New Roman" w:eastAsia="SimSun"/>
       <w:i/>
       <w:iCs/>
     </w:rPr>
@@ -7917,7 +8888,7 @@
       <w:outlineLvl w:val="8"/>
     </w:pPr>
     <w:rPr>
-      <w:rFonts w:cstheme="majorBidi" w:eastAsiaTheme="majorEastAsia"/>
+      <w:rFonts w:ascii="Times New Roman" w:hAnsi="Times New Roman" w:cs="Times New Roman" w:eastAsia="SimSun"/>
     </w:rPr>
   </w:style>
   <w:style w:customStyle="1" w:styleId="Heading1Char" w:type="character">
@@ -7927,7 +8898,7 @@
     <w:uiPriority w:val="9"/>
     <w:rsid w:val="00A10FD9"/>
     <w:rPr>
-      <w:rFonts w:asciiTheme="majorHAnsi" w:cstheme="majorBidi" w:eastAsiaTheme="majorEastAsia" w:hAnsiTheme="majorHAnsi"/>
+      <w:rFonts w:ascii="Times New Roman" w:hAnsi="Times New Roman" w:cs="Times New Roman" w:eastAsia="SimSun"/>
       <w:sz w:val="40"/>
       <w:szCs w:val="40"/>
     </w:rPr>
@@ -7940,7 +8911,7 @@
     <w:semiHidden/>
     <w:rsid w:val="00A10FD9"/>
     <w:rPr>
-      <w:rFonts w:asciiTheme="majorHAnsi" w:cstheme="majorBidi" w:eastAsiaTheme="majorEastAsia" w:hAnsiTheme="majorHAnsi"/>
+      <w:rFonts w:ascii="Times New Roman" w:hAnsi="Times New Roman" w:cs="Times New Roman" w:eastAsia="SimSun"/>
       <w:sz w:val="32"/>
       <w:szCs w:val="32"/>
     </w:rPr>
@@ -7953,7 +8924,7 @@
     <w:semiHidden/>
     <w:rsid w:val="00A10FD9"/>
     <w:rPr>
-      <w:rFonts w:cstheme="majorBidi" w:eastAsiaTheme="majorEastAsia"/>
+      <w:rFonts w:ascii="Times New Roman" w:hAnsi="Times New Roman" w:cs="Times New Roman" w:eastAsia="SimSun"/>
       <w:sz w:val="28"/>
       <w:szCs w:val="28"/>
     </w:rPr>
@@ -7966,7 +8937,7 @@
     <w:semiHidden/>
     <w:rsid w:val="00A10FD9"/>
     <w:rPr>
-      <w:rFonts w:cstheme="majorBidi" w:eastAsiaTheme="majorEastAsia"/>
+      <w:rFonts w:ascii="Times New Roman" w:hAnsi="Times New Roman" w:cs="Times New Roman" w:eastAsia="SimSun"/>
       <w:i/>
       <w:iCs/>
     </w:rPr>
@@ -7979,7 +8950,7 @@
     <w:semiHidden/>
     <w:rsid w:val="00A10FD9"/>
     <w:rPr>
-      <w:rFonts w:cstheme="majorBidi" w:eastAsiaTheme="majorEastAsia"/>
+      <w:rFonts w:ascii="Times New Roman" w:hAnsi="Times New Roman" w:cs="Times New Roman" w:eastAsia="SimSun"/>
     </w:rPr>
   </w:style>
   <w:style w:customStyle="1" w:styleId="Heading6Char" w:type="character">
@@ -7990,7 +8961,7 @@
     <w:semiHidden/>
     <w:rsid w:val="00A10FD9"/>
     <w:rPr>
-      <w:rFonts w:cstheme="majorBidi" w:eastAsiaTheme="majorEastAsia"/>
+      <w:rFonts w:ascii="Times New Roman" w:hAnsi="Times New Roman" w:cs="Times New Roman" w:eastAsia="SimSun"/>
       <w:i/>
       <w:iCs/>
     </w:rPr>
@@ -8003,7 +8974,7 @@
     <w:semiHidden/>
     <w:rsid w:val="00A10FD9"/>
     <w:rPr>
-      <w:rFonts w:cstheme="majorBidi" w:eastAsiaTheme="majorEastAsia"/>
+      <w:rFonts w:ascii="Times New Roman" w:hAnsi="Times New Roman" w:cs="Times New Roman" w:eastAsia="SimSun"/>
     </w:rPr>
   </w:style>
   <w:style w:customStyle="1" w:styleId="Heading8Char" w:type="character">
@@ -8014,7 +8985,7 @@
     <w:semiHidden/>
     <w:rsid w:val="00A10FD9"/>
     <w:rPr>
-      <w:rFonts w:cstheme="majorBidi" w:eastAsiaTheme="majorEastAsia"/>
+      <w:rFonts w:ascii="Times New Roman" w:hAnsi="Times New Roman" w:cs="Times New Roman" w:eastAsia="SimSun"/>
       <w:i/>
       <w:iCs/>
     </w:rPr>
@@ -8027,7 +8998,7 @@
     <w:semiHidden/>
     <w:rsid w:val="00A10FD9"/>
     <w:rPr>
-      <w:rFonts w:cstheme="majorBidi" w:eastAsiaTheme="majorEastAsia"/>
+      <w:rFonts w:ascii="Times New Roman" w:hAnsi="Times New Roman" w:cs="Times New Roman" w:eastAsia="SimSun"/>
     </w:rPr>
   </w:style>
   <w:style w:styleId="BlockText" w:type="paragraph">
@@ -8043,7 +9014,7 @@
       <w:jc w:val="center"/>
     </w:pPr>
     <w:rPr>
-      <w:rFonts w:ascii="Times New Roman" w:cs="Times New Roman" w:eastAsia="SimSun" w:hAnsi="Times New Roman"/>
+      <w:rFonts w:ascii="Times New Roman" w:hAnsi="Times New Roman" w:cs="Times New Roman" w:eastAsia="SimSun"/>
       <w:b w:val="0"/>
       <w:sz w:val="21"/>
     </w:rPr>
@@ -8084,7 +9055,7 @@
     <w:unhideWhenUsed/>
     <w:qFormat/>
     <w:rPr>
-      <w:rFonts w:ascii="Times New Roman" w:cs="Times New Roman" w:eastAsia="SimSun" w:hAnsi="Times New Roman"/>
+      <w:rFonts w:ascii="Times New Roman" w:hAnsi="Times New Roman" w:cs="Times New Roman" w:eastAsia="SimSun"/>
       <w:b w:val="0"/>
       <w:sz w:val="21"/>
     </w:rPr>
@@ -8116,7 +9087,7 @@
       <w:spacing w:after="0" w:before="0" w:line="276" w:lineRule="auto"/>
     </w:pPr>
     <w:rPr>
-      <w:rFonts w:ascii="Times New Roman" w:cs="Times New Roman" w:eastAsia="SimSun" w:hAnsi="Times New Roman"/>
+      <w:rFonts w:ascii="Times New Roman" w:hAnsi="Times New Roman" w:cs="Times New Roman" w:eastAsia="SimSun"/>
       <w:b w:val="0"/>
       <w:sz w:val="21"/>
     </w:rPr>
@@ -8129,7 +9100,7 @@
     <w:name w:val="Definition"/>
     <w:basedOn w:val="Normal"/>
     <w:rPr>
-      <w:rFonts w:ascii="Times New Roman" w:cs="Times New Roman" w:eastAsia="SimSun" w:hAnsi="Times New Roman"/>
+      <w:rFonts w:ascii="Times New Roman" w:hAnsi="Times New Roman" w:cs="Times New Roman" w:eastAsia="SimSun"/>
       <w:b w:val="0"/>
       <w:sz w:val="21"/>
     </w:rPr>
@@ -8144,7 +9115,7 @@
       <w:jc w:val="center"/>
     </w:pPr>
     <w:rPr>
-      <w:rFonts w:ascii="Times New Roman" w:cs="Times New Roman" w:eastAsia="SimSun" w:hAnsi="Times New Roman"/>
+      <w:rFonts w:ascii="Times New Roman" w:hAnsi="Times New Roman" w:cs="Times New Roman" w:eastAsia="SimSun"/>
       <w:b w:val="0"/>
       <w:i/>
       <w:sz w:val="21"/>
@@ -8159,7 +9130,7 @@
       <w:jc w:val="center"/>
     </w:pPr>
     <w:rPr>
-      <w:rFonts w:ascii="Times New Roman" w:cs="Times New Roman" w:eastAsia="SimSun" w:hAnsi="Times New Roman"/>
+      <w:rFonts w:ascii="Times New Roman" w:hAnsi="Times New Roman" w:cs="Times New Roman" w:eastAsia="SimSun"/>
       <w:b w:val="0"/>
       <w:sz w:val="21"/>
     </w:rPr>
@@ -8173,7 +9144,7 @@
     <w:name w:val="Image Caption"/>
     <w:basedOn w:val="Caption"/>
     <w:rPr>
-      <w:rFonts w:ascii="Times New Roman" w:cs="Times New Roman" w:eastAsia="SimSun" w:hAnsi="Times New Roman"/>
+      <w:rFonts w:ascii="Times New Roman" w:hAnsi="Times New Roman" w:cs="Times New Roman" w:eastAsia="SimSun"/>
       <w:b w:val="0"/>
       <w:sz w:val="21"/>
     </w:rPr>
@@ -8186,7 +9157,7 @@
     <w:name w:val="Figure"/>
     <w:basedOn w:val="Normal"/>
     <w:rPr>
-      <w:rFonts w:ascii="Times New Roman" w:cs="Times New Roman" w:eastAsia="SimSun" w:hAnsi="Times New Roman"/>
+      <w:rFonts w:ascii="Times New Roman" w:hAnsi="Times New Roman" w:cs="Times New Roman" w:eastAsia="SimSun"/>
       <w:b w:val="0"/>
       <w:sz w:val="21"/>
     </w:rPr>
@@ -8199,7 +9170,7 @@
       <w:spacing w:after="0" w:before="0" w:line="276" w:lineRule="auto"/>
     </w:pPr>
     <w:rPr>
-      <w:rFonts w:ascii="Times New Roman" w:cs="Times New Roman" w:eastAsia="SimSun" w:hAnsi="Times New Roman"/>
+      <w:rFonts w:ascii="Times New Roman" w:hAnsi="Times New Roman" w:cs="Times New Roman" w:eastAsia="SimSun"/>
       <w:b w:val="0"/>
       <w:sz w:val="21"/>
     </w:rPr>
@@ -8213,7 +9184,7 @@
     <w:name w:val="Verbatim Char"/>
     <w:basedOn w:val="BodyTextChar"/>
     <w:rPr>
-      <w:rFonts w:ascii="Consolas" w:hAnsi="Consolas"/>
+      <w:rFonts w:ascii="Times New Roman" w:hAnsi="Times New Roman" w:cs="Times New Roman" w:eastAsia="SimSun"/>
       <w:sz w:val="22"/>
     </w:rPr>
   </w:style>
@@ -8245,7 +9216,7 @@
       <w:outlineLvl w:val="9"/>
     </w:pPr>
     <w:rPr>
-      <w:rFonts w:asciiTheme="majorHAnsi" w:cstheme="majorBidi" w:eastAsiaTheme="majorEastAsia" w:hAnsiTheme="majorHAnsi"/>
+      <w:rFonts w:ascii="Times New Roman" w:hAnsi="Times New Roman" w:cs="Times New Roman" w:eastAsia="SimSun"/>
       <w:b w:val="0"/>
       <w:bCs w:val="0"/>
     </w:rPr>

--- a/00-首页/题组Word/初赛模拟卷/真题版式/初赛模拟卷IV（非有机·学生版·真题版式）.docx
+++ b/00-首页/题组Word/初赛模拟卷/真题版式/初赛模拟卷IV（非有机·学生版·真题版式）.docx
@@ -2120,7 +2120,7 @@
       <w:r>
         <w:drawing>
           <wp:inline>
-            <wp:extent cx="3327400" cy="5054600"/>
+            <wp:extent cx="2520000" cy="3828091"/>
             <wp:effectExtent b="0" l="0" r="0" t="0"/>
             <wp:docPr descr="" title="" id="28" name="Picture"/>
             <a:graphic>
@@ -2141,7 +2141,7 @@
                   <pic:spPr bwMode="auto">
                     <a:xfrm>
                       <a:off x="0" y="0"/>
-                      <a:ext cx="3327400" cy="5054600"/>
+                      <a:ext cx="2520000" cy="3828091"/>
                     </a:xfrm>
                     <a:prstGeom prst="rect">
                       <a:avLst/>
@@ -2317,7 +2317,7 @@
       <w:r>
         <w:drawing>
           <wp:inline>
-            <wp:extent cx="5410200" cy="2438400"/>
+            <wp:extent cx="3600000" cy="1622535"/>
             <wp:effectExtent b="0" l="0" r="0" t="0"/>
             <wp:docPr descr="" title="" id="31" name="Picture"/>
             <a:graphic>
@@ -2338,7 +2338,7 @@
                   <pic:spPr bwMode="auto">
                     <a:xfrm>
                       <a:off x="0" y="0"/>
-                      <a:ext cx="5410200" cy="2438400"/>
+                      <a:ext cx="3600000" cy="1622535"/>
                     </a:xfrm>
                     <a:prstGeom prst="rect">
                       <a:avLst/>
@@ -3639,7 +3639,7 @@
       <w:r>
         <w:drawing>
           <wp:inline>
-            <wp:extent cx="3721100" cy="6794500"/>
+            <wp:extent cx="2520000" cy="4601365"/>
             <wp:effectExtent b="0" l="0" r="0" t="0"/>
             <wp:docPr descr="" title="" id="35" name="Picture"/>
             <a:graphic>
@@ -3660,7 +3660,7 @@
                   <pic:spPr bwMode="auto">
                     <a:xfrm>
                       <a:off x="0" y="0"/>
-                      <a:ext cx="3721100" cy="6794500"/>
+                      <a:ext cx="2520000" cy="4601365"/>
                     </a:xfrm>
                     <a:prstGeom prst="rect">
                       <a:avLst/>
@@ -4225,7 +4225,7 @@
       <w:r>
         <w:drawing>
           <wp:inline>
-            <wp:extent cx="4876800" cy="3784600"/>
+            <wp:extent cx="3240000" cy="2514375"/>
             <wp:effectExtent b="0" l="0" r="0" t="0"/>
             <wp:docPr descr="" title="" id="39" name="Picture"/>
             <a:graphic>
@@ -4246,7 +4246,7 @@
                   <pic:spPr bwMode="auto">
                     <a:xfrm>
                       <a:off x="0" y="0"/>
-                      <a:ext cx="4876800" cy="3784600"/>
+                      <a:ext cx="3240000" cy="2514375"/>
                     </a:xfrm>
                     <a:prstGeom prst="rect">
                       <a:avLst/>
@@ -4287,7 +4287,7 @@
       <w:r>
         <w:drawing>
           <wp:inline>
-            <wp:extent cx="4737100" cy="3213100"/>
+            <wp:extent cx="3600000" cy="2441823"/>
             <wp:effectExtent b="0" l="0" r="0" t="0"/>
             <wp:docPr descr="" title="" id="42" name="Picture"/>
             <a:graphic>
@@ -4308,7 +4308,7 @@
                   <pic:spPr bwMode="auto">
                     <a:xfrm>
                       <a:off x="0" y="0"/>
-                      <a:ext cx="4737100" cy="3213100"/>
+                      <a:ext cx="3600000" cy="2441823"/>
                     </a:xfrm>
                     <a:prstGeom prst="rect">
                       <a:avLst/>
@@ -4522,7 +4522,7 @@
       <w:r>
         <w:drawing>
           <wp:inline>
-            <wp:extent cx="4381500" cy="2870200"/>
+            <wp:extent cx="3600000" cy="2358260"/>
             <wp:effectExtent b="0" l="0" r="0" t="0"/>
             <wp:docPr descr="" title="" id="45" name="Picture"/>
             <a:graphic>
@@ -4543,7 +4543,7 @@
                   <pic:spPr bwMode="auto">
                     <a:xfrm>
                       <a:off x="0" y="0"/>
-                      <a:ext cx="4381500" cy="2870200"/>
+                      <a:ext cx="3600000" cy="2358260"/>
                     </a:xfrm>
                     <a:prstGeom prst="rect">
                       <a:avLst/>
@@ -5111,7 +5111,7 @@
       <w:r>
         <w:drawing>
           <wp:inline>
-            <wp:extent cx="5410200" cy="6934200"/>
+            <wp:extent cx="3240000" cy="4152676"/>
             <wp:effectExtent b="0" l="0" r="0" t="0"/>
             <wp:docPr descr="" title="" id="50" name="Picture"/>
             <a:graphic>
@@ -5132,7 +5132,7 @@
                   <pic:spPr bwMode="auto">
                     <a:xfrm>
                       <a:off x="0" y="0"/>
-                      <a:ext cx="5410200" cy="6934200"/>
+                      <a:ext cx="3240000" cy="4152676"/>
                     </a:xfrm>
                     <a:prstGeom prst="rect">
                       <a:avLst/>
@@ -6119,7 +6119,7 @@
       <w:r>
         <w:drawing>
           <wp:inline>
-            <wp:extent cx="3937000" cy="2616200"/>
+            <wp:extent cx="3600000" cy="2392258"/>
             <wp:effectExtent b="0" l="0" r="0" t="0"/>
             <wp:docPr descr="" title="" id="56" name="Picture"/>
             <a:graphic>
@@ -6140,7 +6140,7 @@
                   <pic:spPr bwMode="auto">
                     <a:xfrm>
                       <a:off x="0" y="0"/>
-                      <a:ext cx="3937000" cy="2616200"/>
+                      <a:ext cx="3600000" cy="2392258"/>
                     </a:xfrm>
                     <a:prstGeom prst="rect">
                       <a:avLst/>
